--- a/docs/user-guide/TaiLieu_Updated.docx
+++ b/docs/user-guide/TaiLieu_Updated.docx
@@ -812,7 +812,7 @@
         </w:trPr>
         <w:tc>
           <w:tcPr>
-            <w:tcW w:w="1984" w:type="dxa"/>
+            <w:tcW w:w="1951" w:type="dxa"/>
             <w:shd w:val="clear" w:color="auto" w:fill="D9E2F3"/>
           </w:tcPr>
           <w:p>
@@ -830,7 +830,7 @@
         </w:tc>
         <w:tc>
           <w:tcPr>
-            <w:tcW w:w="1701" w:type="dxa"/>
+            <w:tcW w:w="1669" w:type="dxa"/>
             <w:shd w:val="clear" w:color="auto" w:fill="D9E2F3"/>
           </w:tcPr>
           <w:p>
@@ -848,7 +848,7 @@
         </w:tc>
         <w:tc>
           <w:tcPr>
-            <w:tcW w:w="2268" w:type="dxa"/>
+            <w:tcW w:w="2213" w:type="dxa"/>
             <w:shd w:val="clear" w:color="auto" w:fill="D9E2F3"/>
           </w:tcPr>
           <w:p>
@@ -866,7 +866,7 @@
         </w:tc>
         <w:tc>
           <w:tcPr>
-            <w:tcW w:w="3118" w:type="dxa"/>
+            <w:tcW w:w="3023" w:type="dxa"/>
             <w:shd w:val="clear" w:color="auto" w:fill="D9E2F3"/>
           </w:tcPr>
           <w:p>
@@ -889,7 +889,7 @@
         </w:trPr>
         <w:tc>
           <w:tcPr>
-            <w:tcW w:w="1984" w:type="dxa"/>
+            <w:tcW w:w="1951" w:type="dxa"/>
           </w:tcPr>
           <w:p>
             <w:r>
@@ -902,7 +902,7 @@
         </w:tc>
         <w:tc>
           <w:tcPr>
-            <w:tcW w:w="1701" w:type="dxa"/>
+            <w:tcW w:w="1669" w:type="dxa"/>
           </w:tcPr>
           <w:p>
             <w:r>
@@ -915,7 +915,7 @@
         </w:tc>
         <w:tc>
           <w:tcPr>
-            <w:tcW w:w="2268" w:type="dxa"/>
+            <w:tcW w:w="2213" w:type="dxa"/>
           </w:tcPr>
           <w:p>
             <w:r>
@@ -928,7 +928,7 @@
         </w:tc>
         <w:tc>
           <w:tcPr>
-            <w:tcW w:w="3118" w:type="dxa"/>
+            <w:tcW w:w="3023" w:type="dxa"/>
           </w:tcPr>
           <w:p>
             <w:r>
@@ -946,7 +946,7 @@
         </w:trPr>
         <w:tc>
           <w:tcPr>
-            <w:tcW w:w="1984" w:type="dxa"/>
+            <w:tcW w:w="1951" w:type="dxa"/>
           </w:tcPr>
           <w:p>
             <w:r>
@@ -959,7 +959,7 @@
         </w:tc>
         <w:tc>
           <w:tcPr>
-            <w:tcW w:w="1701" w:type="dxa"/>
+            <w:tcW w:w="1669" w:type="dxa"/>
           </w:tcPr>
           <w:p>
             <w:r>
@@ -972,7 +972,7 @@
         </w:tc>
         <w:tc>
           <w:tcPr>
-            <w:tcW w:w="2268" w:type="dxa"/>
+            <w:tcW w:w="2213" w:type="dxa"/>
           </w:tcPr>
           <w:p>
             <w:r>
@@ -985,7 +985,7 @@
         </w:tc>
         <w:tc>
           <w:tcPr>
-            <w:tcW w:w="3118" w:type="dxa"/>
+            <w:tcW w:w="3023" w:type="dxa"/>
           </w:tcPr>
           <w:p>
             <w:r>
@@ -1003,7 +1003,7 @@
         </w:trPr>
         <w:tc>
           <w:tcPr>
-            <w:tcW w:w="1984" w:type="dxa"/>
+            <w:tcW w:w="1951" w:type="dxa"/>
           </w:tcPr>
           <w:p>
             <w:r>
@@ -1016,7 +1016,7 @@
         </w:tc>
         <w:tc>
           <w:tcPr>
-            <w:tcW w:w="1701" w:type="dxa"/>
+            <w:tcW w:w="1669" w:type="dxa"/>
           </w:tcPr>
           <w:p>
             <w:r>
@@ -1029,7 +1029,7 @@
         </w:tc>
         <w:tc>
           <w:tcPr>
-            <w:tcW w:w="2268" w:type="dxa"/>
+            <w:tcW w:w="2213" w:type="dxa"/>
           </w:tcPr>
           <w:p>
             <w:r>
@@ -1042,7 +1042,7 @@
         </w:tc>
         <w:tc>
           <w:tcPr>
-            <w:tcW w:w="3118" w:type="dxa"/>
+            <w:tcW w:w="3023" w:type="dxa"/>
           </w:tcPr>
           <w:p>
             <w:r>
@@ -1060,7 +1060,7 @@
         </w:trPr>
         <w:tc>
           <w:tcPr>
-            <w:tcW w:w="1984" w:type="dxa"/>
+            <w:tcW w:w="1951" w:type="dxa"/>
           </w:tcPr>
           <w:p>
             <w:r>
@@ -1073,7 +1073,7 @@
         </w:tc>
         <w:tc>
           <w:tcPr>
-            <w:tcW w:w="1701" w:type="dxa"/>
+            <w:tcW w:w="1669" w:type="dxa"/>
           </w:tcPr>
           <w:p>
             <w:r>
@@ -1086,7 +1086,7 @@
         </w:tc>
         <w:tc>
           <w:tcPr>
-            <w:tcW w:w="2268" w:type="dxa"/>
+            <w:tcW w:w="2213" w:type="dxa"/>
           </w:tcPr>
           <w:p>
             <w:r>
@@ -1099,7 +1099,7 @@
         </w:tc>
         <w:tc>
           <w:tcPr>
-            <w:tcW w:w="3118" w:type="dxa"/>
+            <w:tcW w:w="3023" w:type="dxa"/>
           </w:tcPr>
           <w:p>
             <w:r>
@@ -1117,22 +1117,32 @@
         </w:trPr>
         <w:tc>
           <w:tcPr>
-            <w:tcW w:w="1984" w:type="dxa"/>
-          </w:tcPr>
-          <w:p>
-            <w:r>
-              <w:rPr>
-                <w:sz w:val="20"/>
-              </w:rPr>
-              <w:t>language</w:t>
-            </w:r>
-          </w:p>
-        </w:tc>
-        <w:tc>
-          <w:tcPr>
-            <w:tcW w:w="1701" w:type="dxa"/>
-          </w:tcPr>
-          <w:p>
+            <w:tcW w:w="1951" w:type="dxa"/>
+          </w:tcPr>
+          <w:p>
+            <w:pPr>
+              <w:rPr>
+                <w:sz w:val="20"/>
+              </w:rPr>
+            </w:pPr>
+            <w:r>
+              <w:rPr>
+                <w:sz w:val="20"/>
+              </w:rPr>
+              <w:t>formatMovie</w:t>
+            </w:r>
+          </w:p>
+        </w:tc>
+        <w:tc>
+          <w:tcPr>
+            <w:tcW w:w="1669" w:type="dxa"/>
+          </w:tcPr>
+          <w:p>
+            <w:pPr>
+              <w:rPr>
+                <w:sz w:val="20"/>
+              </w:rPr>
+            </w:pPr>
             <w:r>
               <w:rPr>
                 <w:sz w:val="20"/>
@@ -1143,27 +1153,37 @@
         </w:tc>
         <w:tc>
           <w:tcPr>
-            <w:tcW w:w="2268" w:type="dxa"/>
-          </w:tcPr>
-          <w:p>
-            <w:r>
-              <w:rPr>
-                <w:sz w:val="20"/>
-              </w:rPr>
-              <w:t>Nullable</w:t>
-            </w:r>
-          </w:p>
-        </w:tc>
-        <w:tc>
-          <w:tcPr>
-            <w:tcW w:w="3118" w:type="dxa"/>
-          </w:tcPr>
-          <w:p>
-            <w:r>
-              <w:rPr>
-                <w:sz w:val="20"/>
-              </w:rPr>
-              <w:t>Ngôn ngữ / phụ đề</w:t>
+            <w:tcW w:w="2213" w:type="dxa"/>
+          </w:tcPr>
+          <w:p>
+            <w:pPr>
+              <w:rPr>
+                <w:sz w:val="20"/>
+              </w:rPr>
+            </w:pPr>
+            <w:r>
+              <w:rPr>
+                <w:sz w:val="20"/>
+              </w:rPr>
+              <w:t>NOT NULL</w:t>
+            </w:r>
+          </w:p>
+        </w:tc>
+        <w:tc>
+          <w:tcPr>
+            <w:tcW w:w="3023" w:type="dxa"/>
+          </w:tcPr>
+          <w:p>
+            <w:pPr>
+              <w:rPr>
+                <w:sz w:val="20"/>
+              </w:rPr>
+            </w:pPr>
+            <w:r>
+              <w:rPr>
+                <w:sz w:val="20"/>
+              </w:rPr>
+              <w:t>2D,3D,IMAX</w:t>
             </w:r>
           </w:p>
         </w:tc>
@@ -1174,33 +1194,33 @@
         </w:trPr>
         <w:tc>
           <w:tcPr>
-            <w:tcW w:w="1984" w:type="dxa"/>
-          </w:tcPr>
-          <w:p>
-            <w:r>
-              <w:rPr>
-                <w:sz w:val="20"/>
-              </w:rPr>
-              <w:t>releaseDate</w:t>
-            </w:r>
-          </w:p>
-        </w:tc>
-        <w:tc>
-          <w:tcPr>
-            <w:tcW w:w="1701" w:type="dxa"/>
-          </w:tcPr>
-          <w:p>
-            <w:r>
-              <w:rPr>
-                <w:sz w:val="20"/>
-              </w:rPr>
-              <w:t>LocalDate</w:t>
-            </w:r>
-          </w:p>
-        </w:tc>
-        <w:tc>
-          <w:tcPr>
-            <w:tcW w:w="2268" w:type="dxa"/>
+            <w:tcW w:w="1951" w:type="dxa"/>
+          </w:tcPr>
+          <w:p>
+            <w:r>
+              <w:rPr>
+                <w:sz w:val="20"/>
+              </w:rPr>
+              <w:t>Language</w:t>
+            </w:r>
+          </w:p>
+        </w:tc>
+        <w:tc>
+          <w:tcPr>
+            <w:tcW w:w="1669" w:type="dxa"/>
+          </w:tcPr>
+          <w:p>
+            <w:r>
+              <w:rPr>
+                <w:sz w:val="20"/>
+              </w:rPr>
+              <w:t>String</w:t>
+            </w:r>
+          </w:p>
+        </w:tc>
+        <w:tc>
+          <w:tcPr>
+            <w:tcW w:w="2213" w:type="dxa"/>
           </w:tcPr>
           <w:p>
             <w:r>
@@ -1213,14 +1233,19 @@
         </w:tc>
         <w:tc>
           <w:tcPr>
-            <w:tcW w:w="3118" w:type="dxa"/>
-          </w:tcPr>
-          <w:p>
-            <w:r>
-              <w:rPr>
-                <w:sz w:val="20"/>
-              </w:rPr>
-              <w:t>Ngày phát hành</w:t>
+            <w:tcW w:w="3023" w:type="dxa"/>
+          </w:tcPr>
+          <w:p>
+            <w:pPr>
+              <w:rPr>
+                <w:sz w:val="20"/>
+              </w:rPr>
+            </w:pPr>
+            <w:r>
+              <w:rPr>
+                <w:sz w:val="20"/>
+              </w:rPr>
+              <w:t>Ngôn ngữ / phụ đề</w:t>
             </w:r>
           </w:p>
         </w:tc>
@@ -1231,53 +1256,58 @@
         </w:trPr>
         <w:tc>
           <w:tcPr>
-            <w:tcW w:w="1984" w:type="dxa"/>
-          </w:tcPr>
-          <w:p>
-            <w:r>
-              <w:rPr>
-                <w:sz w:val="20"/>
-              </w:rPr>
-              <w:t>status</w:t>
-            </w:r>
-          </w:p>
-        </w:tc>
-        <w:tc>
-          <w:tcPr>
-            <w:tcW w:w="1701" w:type="dxa"/>
-          </w:tcPr>
-          <w:p>
-            <w:r>
-              <w:rPr>
-                <w:sz w:val="20"/>
-              </w:rPr>
-              <w:t>Enum</w:t>
-            </w:r>
-          </w:p>
-        </w:tc>
-        <w:tc>
-          <w:tcPr>
-            <w:tcW w:w="2268" w:type="dxa"/>
-          </w:tcPr>
-          <w:p>
-            <w:r>
-              <w:rPr>
-                <w:sz w:val="20"/>
-              </w:rPr>
-              <w:t>NOT NULL, DEFAULT ACTIVE</w:t>
-            </w:r>
-          </w:p>
-        </w:tc>
-        <w:tc>
-          <w:tcPr>
-            <w:tcW w:w="3118" w:type="dxa"/>
-          </w:tcPr>
-          <w:p>
-            <w:r>
-              <w:rPr>
-                <w:sz w:val="20"/>
-              </w:rPr>
-              <w:t>ACTIVE | INACTIVE</w:t>
+            <w:tcW w:w="1951" w:type="dxa"/>
+          </w:tcPr>
+          <w:p>
+            <w:pPr>
+              <w:rPr>
+                <w:sz w:val="20"/>
+              </w:rPr>
+            </w:pPr>
+            <w:r>
+              <w:rPr>
+                <w:sz w:val="20"/>
+              </w:rPr>
+              <w:t>releaseDate</w:t>
+            </w:r>
+          </w:p>
+        </w:tc>
+        <w:tc>
+          <w:tcPr>
+            <w:tcW w:w="1669" w:type="dxa"/>
+          </w:tcPr>
+          <w:p>
+            <w:r>
+              <w:rPr>
+                <w:sz w:val="20"/>
+              </w:rPr>
+              <w:t>LocalDate</w:t>
+            </w:r>
+          </w:p>
+        </w:tc>
+        <w:tc>
+          <w:tcPr>
+            <w:tcW w:w="2213" w:type="dxa"/>
+          </w:tcPr>
+          <w:p>
+            <w:r>
+              <w:rPr>
+                <w:sz w:val="20"/>
+              </w:rPr>
+              <w:t>Nullable</w:t>
+            </w:r>
+          </w:p>
+        </w:tc>
+        <w:tc>
+          <w:tcPr>
+            <w:tcW w:w="3023" w:type="dxa"/>
+          </w:tcPr>
+          <w:p>
+            <w:r>
+              <w:rPr>
+                <w:sz w:val="20"/>
+              </w:rPr>
+              <w:t>Ngày phát hành</w:t>
             </w:r>
           </w:p>
         </w:tc>
@@ -1288,53 +1318,53 @@
         </w:trPr>
         <w:tc>
           <w:tcPr>
-            <w:tcW w:w="1984" w:type="dxa"/>
-          </w:tcPr>
-          <w:p>
-            <w:r>
-              <w:rPr>
-                <w:sz w:val="20"/>
-              </w:rPr>
-              <w:t>description</w:t>
-            </w:r>
-          </w:p>
-        </w:tc>
-        <w:tc>
-          <w:tcPr>
-            <w:tcW w:w="1701" w:type="dxa"/>
-          </w:tcPr>
-          <w:p>
-            <w:r>
-              <w:rPr>
-                <w:sz w:val="20"/>
-              </w:rPr>
-              <w:t>String (TEXT)</w:t>
-            </w:r>
-          </w:p>
-        </w:tc>
-        <w:tc>
-          <w:tcPr>
-            <w:tcW w:w="2268" w:type="dxa"/>
-          </w:tcPr>
-          <w:p>
-            <w:r>
-              <w:rPr>
-                <w:sz w:val="20"/>
-              </w:rPr>
-              <w:t>Nullable</w:t>
-            </w:r>
-          </w:p>
-        </w:tc>
-        <w:tc>
-          <w:tcPr>
-            <w:tcW w:w="3118" w:type="dxa"/>
-          </w:tcPr>
-          <w:p>
-            <w:r>
-              <w:rPr>
-                <w:sz w:val="20"/>
-              </w:rPr>
-              <w:t>Mô tả / tóm tắt phim</w:t>
+            <w:tcW w:w="1951" w:type="dxa"/>
+          </w:tcPr>
+          <w:p>
+            <w:r>
+              <w:rPr>
+                <w:sz w:val="20"/>
+              </w:rPr>
+              <w:t>status</w:t>
+            </w:r>
+          </w:p>
+        </w:tc>
+        <w:tc>
+          <w:tcPr>
+            <w:tcW w:w="1669" w:type="dxa"/>
+          </w:tcPr>
+          <w:p>
+            <w:r>
+              <w:rPr>
+                <w:sz w:val="20"/>
+              </w:rPr>
+              <w:t>Enum</w:t>
+            </w:r>
+          </w:p>
+        </w:tc>
+        <w:tc>
+          <w:tcPr>
+            <w:tcW w:w="2213" w:type="dxa"/>
+          </w:tcPr>
+          <w:p>
+            <w:r>
+              <w:rPr>
+                <w:sz w:val="20"/>
+              </w:rPr>
+              <w:t>NOT NULL, DEFAULT ACTIVE</w:t>
+            </w:r>
+          </w:p>
+        </w:tc>
+        <w:tc>
+          <w:tcPr>
+            <w:tcW w:w="3023" w:type="dxa"/>
+          </w:tcPr>
+          <w:p>
+            <w:r>
+              <w:rPr>
+                <w:sz w:val="20"/>
+              </w:rPr>
+              <w:t>ACTIVE | INACTIVE</w:t>
             </w:r>
           </w:p>
         </w:tc>
@@ -1345,7 +1375,141 @@
         </w:trPr>
         <w:tc>
           <w:tcPr>
-            <w:tcW w:w="1984" w:type="dxa"/>
+            <w:tcW w:w="1951" w:type="dxa"/>
+          </w:tcPr>
+          <w:p>
+            <w:pPr>
+              <w:rPr>
+                <w:sz w:val="20"/>
+              </w:rPr>
+            </w:pPr>
+            <w:r>
+              <w:rPr>
+                <w:sz w:val="20"/>
+              </w:rPr>
+              <w:t>Rating</w:t>
+            </w:r>
+          </w:p>
+        </w:tc>
+        <w:tc>
+          <w:tcPr>
+            <w:tcW w:w="1669" w:type="dxa"/>
+          </w:tcPr>
+          <w:p>
+            <w:pPr>
+              <w:rPr>
+                <w:sz w:val="20"/>
+              </w:rPr>
+            </w:pPr>
+            <w:r>
+              <w:rPr>
+                <w:sz w:val="20"/>
+              </w:rPr>
+              <w:t>String</w:t>
+            </w:r>
+          </w:p>
+        </w:tc>
+        <w:tc>
+          <w:tcPr>
+            <w:tcW w:w="2213" w:type="dxa"/>
+          </w:tcPr>
+          <w:p>
+            <w:pPr>
+              <w:rPr>
+                <w:sz w:val="20"/>
+              </w:rPr>
+            </w:pPr>
+            <w:r>
+              <w:rPr>
+                <w:sz w:val="20"/>
+              </w:rPr>
+              <w:t>NOT NULL</w:t>
+            </w:r>
+          </w:p>
+        </w:tc>
+        <w:tc>
+          <w:tcPr>
+            <w:tcW w:w="3023" w:type="dxa"/>
+          </w:tcPr>
+          <w:p>
+            <w:pPr>
+              <w:rPr>
+                <w:sz w:val="20"/>
+              </w:rPr>
+            </w:pPr>
+            <w:r>
+              <w:rPr>
+                <w:sz w:val="20"/>
+              </w:rPr>
+              <w:t>18+,16+,13+,K,P,.</w:t>
+            </w:r>
+          </w:p>
+        </w:tc>
+      </w:tr>
+      <w:tr>
+        <w:trPr>
+          <w:jc w:val="center"/>
+        </w:trPr>
+        <w:tc>
+          <w:tcPr>
+            <w:tcW w:w="1951" w:type="dxa"/>
+          </w:tcPr>
+          <w:p>
+            <w:r>
+              <w:rPr>
+                <w:sz w:val="20"/>
+              </w:rPr>
+              <w:t>description</w:t>
+            </w:r>
+          </w:p>
+        </w:tc>
+        <w:tc>
+          <w:tcPr>
+            <w:tcW w:w="1669" w:type="dxa"/>
+          </w:tcPr>
+          <w:p>
+            <w:r>
+              <w:rPr>
+                <w:sz w:val="20"/>
+              </w:rPr>
+              <w:t>String (TEXT)</w:t>
+            </w:r>
+          </w:p>
+        </w:tc>
+        <w:tc>
+          <w:tcPr>
+            <w:tcW w:w="2213" w:type="dxa"/>
+          </w:tcPr>
+          <w:p>
+            <w:r>
+              <w:rPr>
+                <w:sz w:val="20"/>
+              </w:rPr>
+              <w:t>Nullable</w:t>
+            </w:r>
+          </w:p>
+        </w:tc>
+        <w:tc>
+          <w:tcPr>
+            <w:tcW w:w="3023" w:type="dxa"/>
+          </w:tcPr>
+          <w:p>
+            <w:r>
+              <w:rPr>
+                <w:sz w:val="20"/>
+              </w:rPr>
+              <w:t>Mô tả / tóm tắt phim</w:t>
+            </w:r>
+          </w:p>
+        </w:tc>
+      </w:tr>
+      <w:tr>
+        <w:trPr>
+          <w:jc w:val="center"/>
+        </w:trPr>
+        <w:tc>
+          <w:tcPr>
+            <w:tcW w:w="1951" w:type="dxa"/>
           </w:tcPr>
           <w:p>
             <w:r>
@@ -1358,7 +1522,7 @@
         </w:tc>
         <w:tc>
           <w:tcPr>
-            <w:tcW w:w="1701" w:type="dxa"/>
+            <w:tcW w:w="1669" w:type="dxa"/>
           </w:tcPr>
           <w:p>
             <w:r>
@@ -1371,7 +1535,7 @@
         </w:tc>
         <w:tc>
           <w:tcPr>
-            <w:tcW w:w="2268" w:type="dxa"/>
+            <w:tcW w:w="2213" w:type="dxa"/>
           </w:tcPr>
           <w:p>
             <w:r>
@@ -1384,7 +1548,7 @@
         </w:tc>
         <w:tc>
           <w:tcPr>
-            <w:tcW w:w="3118" w:type="dxa"/>
+            <w:tcW w:w="3023" w:type="dxa"/>
           </w:tcPr>
           <w:p>
             <w:r>
@@ -1853,6 +2017,7 @@
               <w:rPr>
                 <w:sz w:val="20"/>
               </w:rPr>
+              <w:lastRenderedPageBreak/>
               <w:t>status</w:t>
             </w:r>
           </w:p>
@@ -1961,7 +2126,7 @@
         </w:trPr>
         <w:tc>
           <w:tcPr>
-            <w:tcW w:w="1984" w:type="dxa"/>
+            <w:tcW w:w="1941" w:type="dxa"/>
             <w:shd w:val="clear" w:color="auto" w:fill="D9E2F3"/>
           </w:tcPr>
           <w:p>
@@ -1979,7 +2144,7 @@
         </w:tc>
         <w:tc>
           <w:tcPr>
-            <w:tcW w:w="1701" w:type="dxa"/>
+            <w:tcW w:w="1652" w:type="dxa"/>
             <w:shd w:val="clear" w:color="auto" w:fill="D9E2F3"/>
           </w:tcPr>
           <w:p>
@@ -1997,7 +2162,7 @@
         </w:tc>
         <w:tc>
           <w:tcPr>
-            <w:tcW w:w="2268" w:type="dxa"/>
+            <w:tcW w:w="2214" w:type="dxa"/>
             <w:shd w:val="clear" w:color="auto" w:fill="D9E2F3"/>
           </w:tcPr>
           <w:p>
@@ -2015,7 +2180,7 @@
         </w:tc>
         <w:tc>
           <w:tcPr>
-            <w:tcW w:w="3118" w:type="dxa"/>
+            <w:tcW w:w="3049" w:type="dxa"/>
             <w:shd w:val="clear" w:color="auto" w:fill="D9E2F3"/>
           </w:tcPr>
           <w:p>
@@ -2038,7 +2203,7 @@
         </w:trPr>
         <w:tc>
           <w:tcPr>
-            <w:tcW w:w="1984" w:type="dxa"/>
+            <w:tcW w:w="1941" w:type="dxa"/>
           </w:tcPr>
           <w:p>
             <w:r>
@@ -2051,7 +2216,7 @@
         </w:tc>
         <w:tc>
           <w:tcPr>
-            <w:tcW w:w="1701" w:type="dxa"/>
+            <w:tcW w:w="1652" w:type="dxa"/>
           </w:tcPr>
           <w:p>
             <w:r>
@@ -2064,7 +2229,7 @@
         </w:tc>
         <w:tc>
           <w:tcPr>
-            <w:tcW w:w="2268" w:type="dxa"/>
+            <w:tcW w:w="2214" w:type="dxa"/>
           </w:tcPr>
           <w:p>
             <w:r>
@@ -2077,7 +2242,7 @@
         </w:tc>
         <w:tc>
           <w:tcPr>
-            <w:tcW w:w="3118" w:type="dxa"/>
+            <w:tcW w:w="3049" w:type="dxa"/>
           </w:tcPr>
           <w:p>
             <w:r>
@@ -2101,7 +2266,7 @@
         </w:trPr>
         <w:tc>
           <w:tcPr>
-            <w:tcW w:w="1984" w:type="dxa"/>
+            <w:tcW w:w="1941" w:type="dxa"/>
           </w:tcPr>
           <w:p>
             <w:r>
@@ -2114,7 +2279,7 @@
         </w:tc>
         <w:tc>
           <w:tcPr>
-            <w:tcW w:w="1701" w:type="dxa"/>
+            <w:tcW w:w="1652" w:type="dxa"/>
           </w:tcPr>
           <w:p>
             <w:r>
@@ -2127,7 +2292,7 @@
         </w:tc>
         <w:tc>
           <w:tcPr>
-            <w:tcW w:w="2268" w:type="dxa"/>
+            <w:tcW w:w="2214" w:type="dxa"/>
           </w:tcPr>
           <w:p>
             <w:r>
@@ -2140,7 +2305,7 @@
         </w:tc>
         <w:tc>
           <w:tcPr>
-            <w:tcW w:w="3118" w:type="dxa"/>
+            <w:tcW w:w="3049" w:type="dxa"/>
           </w:tcPr>
           <w:p>
             <w:r>
@@ -2158,7 +2323,7 @@
         </w:trPr>
         <w:tc>
           <w:tcPr>
-            <w:tcW w:w="1984" w:type="dxa"/>
+            <w:tcW w:w="1941" w:type="dxa"/>
           </w:tcPr>
           <w:p>
             <w:r>
@@ -2171,7 +2336,7 @@
         </w:tc>
         <w:tc>
           <w:tcPr>
-            <w:tcW w:w="1701" w:type="dxa"/>
+            <w:tcW w:w="1652" w:type="dxa"/>
           </w:tcPr>
           <w:p>
             <w:r>
@@ -2184,7 +2349,7 @@
         </w:tc>
         <w:tc>
           <w:tcPr>
-            <w:tcW w:w="2268" w:type="dxa"/>
+            <w:tcW w:w="2214" w:type="dxa"/>
           </w:tcPr>
           <w:p>
             <w:r>
@@ -2197,7 +2362,7 @@
         </w:tc>
         <w:tc>
           <w:tcPr>
-            <w:tcW w:w="3118" w:type="dxa"/>
+            <w:tcW w:w="3049" w:type="dxa"/>
           </w:tcPr>
           <w:p>
             <w:r>
@@ -2215,7 +2380,7 @@
         </w:trPr>
         <w:tc>
           <w:tcPr>
-            <w:tcW w:w="1984" w:type="dxa"/>
+            <w:tcW w:w="1941" w:type="dxa"/>
           </w:tcPr>
           <w:p>
             <w:r>
@@ -2228,7 +2393,7 @@
         </w:tc>
         <w:tc>
           <w:tcPr>
-            <w:tcW w:w="1701" w:type="dxa"/>
+            <w:tcW w:w="1652" w:type="dxa"/>
           </w:tcPr>
           <w:p>
             <w:r>
@@ -2241,7 +2406,7 @@
         </w:tc>
         <w:tc>
           <w:tcPr>
-            <w:tcW w:w="2268" w:type="dxa"/>
+            <w:tcW w:w="2214" w:type="dxa"/>
           </w:tcPr>
           <w:p>
             <w:r>
@@ -2254,7 +2419,7 @@
         </w:tc>
         <w:tc>
           <w:tcPr>
-            <w:tcW w:w="3118" w:type="dxa"/>
+            <w:tcW w:w="3049" w:type="dxa"/>
           </w:tcPr>
           <w:p>
             <w:r>
@@ -2272,7 +2437,7 @@
         </w:trPr>
         <w:tc>
           <w:tcPr>
-            <w:tcW w:w="1984" w:type="dxa"/>
+            <w:tcW w:w="1941" w:type="dxa"/>
           </w:tcPr>
           <w:p>
             <w:r>
@@ -2285,7 +2450,7 @@
         </w:tc>
         <w:tc>
           <w:tcPr>
-            <w:tcW w:w="1701" w:type="dxa"/>
+            <w:tcW w:w="1652" w:type="dxa"/>
           </w:tcPr>
           <w:p>
             <w:r>
@@ -2298,7 +2463,7 @@
         </w:tc>
         <w:tc>
           <w:tcPr>
-            <w:tcW w:w="2268" w:type="dxa"/>
+            <w:tcW w:w="2214" w:type="dxa"/>
           </w:tcPr>
           <w:p>
             <w:r>
@@ -2311,7 +2476,7 @@
         </w:tc>
         <w:tc>
           <w:tcPr>
-            <w:tcW w:w="3118" w:type="dxa"/>
+            <w:tcW w:w="3049" w:type="dxa"/>
           </w:tcPr>
           <w:p>
             <w:r>
@@ -2319,11 +2484,102 @@
                 <w:sz w:val="20"/>
               </w:rPr>
               <w:t xml:space="preserve">REGULAR | VIP </w:t>
+            </w:r>
+            <w:r>
+              <w:rPr>
+                <w:sz w:val="20"/>
+              </w:rPr>
+              <w:t xml:space="preserve">| </w:t>
+            </w:r>
+          </w:p>
+        </w:tc>
+      </w:tr>
+      <w:tr>
+        <w:trPr>
+          <w:jc w:val="center"/>
+        </w:trPr>
+        <w:tc>
+          <w:tcPr>
+            <w:tcW w:w="1941" w:type="dxa"/>
+          </w:tcPr>
+          <w:p>
+            <w:pPr>
+              <w:rPr>
+                <w:sz w:val="20"/>
+              </w:rPr>
+            </w:pPr>
+            <w:r>
+              <w:rPr>
+                <w:sz w:val="20"/>
+              </w:rPr>
+              <w:t>seatPrice</w:t>
+            </w:r>
+          </w:p>
+        </w:tc>
+        <w:tc>
+          <w:tcPr>
+            <w:tcW w:w="1652" w:type="dxa"/>
+          </w:tcPr>
+          <w:p>
+            <w:pPr>
+              <w:rPr>
+                <w:sz w:val="20"/>
+              </w:rPr>
+            </w:pPr>
+            <w:r>
+              <w:rPr>
+                <w:sz w:val="20"/>
+              </w:rPr>
+              <w:t>float</w:t>
+            </w:r>
+          </w:p>
+        </w:tc>
+        <w:tc>
+          <w:tcPr>
+            <w:tcW w:w="2214" w:type="dxa"/>
+          </w:tcPr>
+          <w:p>
+            <w:pPr>
+              <w:rPr>
+                <w:sz w:val="20"/>
+              </w:rPr>
+            </w:pPr>
+            <w:r>
+              <w:rPr>
+                <w:sz w:val="20"/>
+              </w:rPr>
+              <w:t>NOT NULL</w:t>
+            </w:r>
+          </w:p>
+        </w:tc>
+        <w:tc>
+          <w:tcPr>
+            <w:tcW w:w="3049" w:type="dxa"/>
+          </w:tcPr>
+          <w:p>
+            <w:pPr>
+              <w:rPr>
+                <w:sz w:val="20"/>
+              </w:rPr>
+            </w:pPr>
+            <w:r>
+              <w:rPr>
+                <w:sz w:val="20"/>
+              </w:rPr>
+              <w:t>REGULAR = 100.000vnd</w:t>
+            </w:r>
+            <w:r>
+              <w:rPr>
+                <w:sz w:val="20"/>
+              </w:rPr>
+              <w:br/>
+              <w:t>VIP = 110.000VND</w:t>
             </w:r>
           </w:p>
         </w:tc>
       </w:tr>
     </w:tbl>
+    <w:p/>
     <w:p/>
     <w:p>
       <w:r>
@@ -2355,6 +2611,15 @@
       </w:pPr>
       <w:r>
         <w:t>- Chỉ được chọn một loại ghế trong quá trìn đặt vế</w:t>
+      </w:r>
+      <w:r>
+        <w:tab/>
+      </w:r>
+      <w:r>
+        <w:tab/>
+      </w:r>
+      <w:r>
+        <w:tab/>
       </w:r>
     </w:p>
     <w:p>
@@ -2872,6 +3137,7 @@
         <w:rPr>
           <w:b/>
         </w:rPr>
+        <w:lastRenderedPageBreak/>
         <w:t>Ràng buộc nghiệp vụ:</w:t>
       </w:r>
     </w:p>
@@ -2908,11 +3174,10 @@
           <w:b/>
           <w:color w:val="C00000"/>
         </w:rPr>
-        <w:lastRenderedPageBreak/>
         <w:t xml:space="preserve">[BỔ SUNG] </w:t>
       </w:r>
       <w:r>
-        <w:t>Khi tạo một Showtime, hệ thống phải tự động sinh toàn bộ bản ghi ShowSeat cho mọi Seat thuộc hallId tương ứng, với status = AVAILABLE và price = basePrice (có thể nhân hệ số theo seatType, ví dụ: REGULAR × 1.0, VIP × 1.5, ACCESSIBLE × 1.0).</w:t>
+        <w:t>Khi tạo một Showtime, hệ thống phải tự động sinh toàn bộ bản ghi ShowSeat cho mọi Seat thuộc hallId tương ứng, với status = AVAILABLE và price = basePrice (có thể nhân hệ số theo seatType, ví dụ: REGULAR × 1.0, VIP × 1.5</w:t>
       </w:r>
     </w:p>
     <w:p>
@@ -3930,6 +4195,7 @@
         <w:rPr>
           <w:b/>
         </w:rPr>
+        <w:lastRenderedPageBreak/>
         <w:t>Ràng buộc nghiệp vụ:</w:t>
       </w:r>
     </w:p>
@@ -3954,7 +4220,6 @@
         <w:pStyle w:val="ListBullet"/>
       </w:pPr>
       <w:r>
-        <w:lastRenderedPageBreak/>
         <w:t>totalAmount = SUM(finalPrice) của tất cả Ticket thuộc Invoice</w:t>
       </w:r>
     </w:p>
@@ -5109,6 +5374,7 @@
               <w:rPr>
                 <w:sz w:val="20"/>
               </w:rPr>
+              <w:lastRenderedPageBreak/>
               <w:t>validTo</w:t>
             </w:r>
           </w:p>
@@ -5280,7 +5546,6 @@
               <w:rPr>
                 <w:sz w:val="20"/>
               </w:rPr>
-              <w:lastRenderedPageBreak/>
               <w:t>description</w:t>
             </w:r>
           </w:p>
@@ -6048,6 +6313,7 @@
         <w:rPr>
           <w:rFonts w:ascii="Times New Roman" w:hAnsi="Times New Roman"/>
         </w:rPr>
+        <w:lastRenderedPageBreak/>
         <w:t>5. Logic đăng nhập</w:t>
       </w:r>
     </w:p>
@@ -6066,7 +6332,6 @@
     </w:p>
     <w:p>
       <w:r>
-        <w:lastRenderedPageBreak/>
         <w:t>2. Hệ thống kiểm tra username tồn tại → nếu không: báo lỗi.</w:t>
       </w:r>
     </w:p>
@@ -7017,13 +7282,7 @@
               <w:rPr>
                 <w:sz w:val="20"/>
               </w:rPr>
-              <w:t>L</w:t>
-            </w:r>
-            <w:r>
-              <w:rPr>
-                <w:sz w:val="20"/>
-              </w:rPr>
-              <w:t>anguage</w:t>
+              <w:t>Language</w:t>
             </w:r>
           </w:p>
         </w:tc>
@@ -7080,6 +7339,7 @@
               <w:rPr>
                 <w:sz w:val="20"/>
               </w:rPr>
+              <w:lastRenderedPageBreak/>
               <w:t>release_date</w:t>
             </w:r>
           </w:p>
@@ -7304,7 +7564,6 @@
         <w:rPr>
           <w:rFonts w:ascii="Times New Roman" w:hAnsi="Times New Roman"/>
         </w:rPr>
-        <w:lastRenderedPageBreak/>
         <w:t>6.3. Bảng cinema_halls</w:t>
       </w:r>
     </w:p>
@@ -8979,6 +9238,7 @@
               <w:rPr>
                 <w:sz w:val="20"/>
               </w:rPr>
+              <w:lastRenderedPageBreak/>
               <w:t>status</w:t>
             </w:r>
           </w:p>
@@ -9097,7 +9357,6 @@
         <w:rPr>
           <w:rFonts w:ascii="Times New Roman" w:hAnsi="Times New Roman"/>
         </w:rPr>
-        <w:lastRenderedPageBreak/>
         <w:t>6.7. Bảng invoices</w:t>
       </w:r>
     </w:p>
@@ -10886,6 +11145,7 @@
         <w:rPr>
           <w:rFonts w:ascii="Times New Roman" w:hAnsi="Times New Roman"/>
         </w:rPr>
+        <w:lastRenderedPageBreak/>
         <w:t>7. Sơ đồ ERD (Entity Relationship Diagram)</w:t>
       </w:r>
     </w:p>
@@ -10910,7 +11170,6 @@
         <w:pStyle w:val="ListBullet"/>
       </w:pPr>
       <w:r>
-        <w:lastRenderedPageBreak/>
         <w:t>showtimes.movie_id → movies.movie_id</w:t>
       </w:r>
     </w:p>
@@ -11536,16 +11795,13 @@
         <w:pStyle w:val="Heading2"/>
       </w:pPr>
       <w:r>
+        <w:lastRenderedPageBreak/>
         <w:t>9.3. Luồng huỷ Ticket — hoàn trạng ShowSeat</w:t>
       </w:r>
     </w:p>
     <w:p>
       <w:r>
-        <w:t xml:space="preserve">Khi huỷ Ticket (Ticket.status → CANCELLED): (1) Đặt ShowSeat.status = AVAILABLE, xoá ShowSeat.heldUntil, (2) Cập nhật Invoice.totalAmount = tổng </w:t>
-      </w:r>
-      <w:r>
-        <w:lastRenderedPageBreak/>
-        <w:t>finalPrice của các Ticket còn hợp lệ (status != CANCELLED). Nếu Invoice đã CONFIRMED, chỉ cho phép huỷ Ticket khi có quyền MANAGER.</w:t>
+        <w:t>Khi huỷ Ticket (Ticket.status → CANCELLED): (1) Đặt ShowSeat.status = AVAILABLE, xoá ShowSeat.heldUntil, (2) Cập nhật Invoice.totalAmount = tổng finalPrice của các Ticket còn hợp lệ (status != CANCELLED). Nếu Invoice đã CONFIRMED, chỉ cho phép huỷ Ticket khi có quyền MANAGER.</w:t>
       </w:r>
     </w:p>
     <w:p>

--- a/docs/user-guide/TaiLieu_Updated.docx
+++ b/docs/user-guide/TaiLieu_Updated.docx
@@ -95,6 +95,9 @@
       <w:r>
         <w:t>Quản lý chương trình giảm giá</w:t>
       </w:r>
+      <w:r>
+        <w:t xml:space="preserve"> </w:t>
+      </w:r>
     </w:p>
     <w:p>
       <w:pPr>
@@ -175,10 +178,10 @@
         <w:tblLook w:val="04A0" w:firstRow="1" w:lastRow="0" w:firstColumn="1" w:lastColumn="0" w:noHBand="0" w:noVBand="1"/>
       </w:tblPr>
       <w:tblGrid>
-        <w:gridCol w:w="1952"/>
-        <w:gridCol w:w="1647"/>
-        <w:gridCol w:w="2206"/>
-        <w:gridCol w:w="3051"/>
+        <w:gridCol w:w="1942"/>
+        <w:gridCol w:w="1650"/>
+        <w:gridCol w:w="2209"/>
+        <w:gridCol w:w="3055"/>
       </w:tblGrid>
       <w:tr>
         <w:trPr>
@@ -441,7 +444,7 @@
               <w:rPr>
                 <w:sz w:val="20"/>
               </w:rPr>
-              <w:t>passwordHash</w:t>
+              <w:t>password</w:t>
             </w:r>
           </w:p>
         </w:tc>
@@ -480,7 +483,7 @@
               <w:rPr>
                 <w:sz w:val="20"/>
               </w:rPr>
-              <w:t>Mật khẩu đã hash (BCrypt)</w:t>
+              <w:t xml:space="preserve">Mật khẩu </w:t>
             </w:r>
           </w:p>
         </w:tc>
@@ -659,6 +662,12 @@
                 <w:sz w:val="20"/>
               </w:rPr>
               <w:t>Số điện thoại</w:t>
+            </w:r>
+            <w:r>
+              <w:rPr>
+                <w:sz w:val="20"/>
+              </w:rPr>
+              <w:t>, có thể trống</w:t>
             </w:r>
           </w:p>
         </w:tc>
@@ -1596,6 +1605,12 @@
         </w:rPr>
         <w:t>2.3. CinemaHall (Phòng chiếu)</w:t>
       </w:r>
+      <w:r>
+        <w:rPr>
+          <w:rFonts w:ascii="Times New Roman" w:hAnsi="Times New Roman"/>
+        </w:rPr>
+        <w:t xml:space="preserve"> Done</w:t>
+      </w:r>
     </w:p>
     <w:p>
       <w:r>
@@ -2097,6 +2112,12 @@
           <w:rFonts w:ascii="Times New Roman" w:hAnsi="Times New Roman"/>
         </w:rPr>
         <w:t>2.4. Seat (Ghế ngồi)</w:t>
+      </w:r>
+      <w:r>
+        <w:rPr>
+          <w:rFonts w:ascii="Times New Roman" w:hAnsi="Times New Roman"/>
+        </w:rPr>
+        <w:t xml:space="preserve"> Done</w:t>
       </w:r>
     </w:p>
     <w:p>
@@ -3125,7 +3146,19 @@
               <w:rPr>
                 <w:sz w:val="20"/>
               </w:rPr>
-              <w:t>SCHEDULED | ONGOING | COMPLETED | CANCELLED</w:t>
+              <w:t xml:space="preserve">SCHEDULED | </w:t>
+            </w:r>
+            <w:r>
+              <w:rPr>
+                <w:sz w:val="20"/>
+              </w:rPr>
+              <w:t>UPCOMMING</w:t>
+            </w:r>
+            <w:r>
+              <w:rPr>
+                <w:sz w:val="20"/>
+              </w:rPr>
+              <w:t xml:space="preserve"> | COMPLETED | CANCELLED</w:t>
             </w:r>
           </w:p>
         </w:tc>
@@ -4241,10 +4274,12 @@
     <w:p>
       <w:pPr>
         <w:pStyle w:val="ListBullet"/>
+        <w:numPr>
+          <w:ilvl w:val="0"/>
+          <w:numId w:val="0"/>
+        </w:numPr>
+        <w:ind w:left="360"/>
       </w:pPr>
-      <w:r>
-        <w:t>Đã bỏ InvoiceDetail — Invoice liên kết trực tiếp tới Ticket (1-N)</w:t>
-      </w:r>
     </w:p>
     <w:p>
       <w:pPr>
@@ -6262,58 +6297,6 @@
         <w:rPr>
           <w:rFonts w:ascii="Times New Roman" w:hAnsi="Times New Roman"/>
         </w:rPr>
-        <w:t>4. Những thay đổi so với bản trước</w:t>
-      </w:r>
-    </w:p>
-    <w:p>
-      <w:r>
-        <w:rPr>
-          <w:b/>
-        </w:rPr>
-        <w:t>Các thành phần đã loại bỏ:</w:t>
-      </w:r>
-    </w:p>
-    <w:p>
-      <w:pPr>
-        <w:pStyle w:val="ListBullet"/>
-      </w:pPr>
-      <w:r>
-        <w:t>Bỏ class Service — scope hiện tại chỉ bán vé, không bán dịch vụ kèm theo</w:t>
-      </w:r>
-    </w:p>
-    <w:p>
-      <w:pPr>
-        <w:pStyle w:val="ListBullet"/>
-      </w:pPr>
-      <w:r>
-        <w:t>Bỏ class InvoiceDetail — Invoice liên kết trực tiếp tới Ticket (1-N), tránh dư thừa và mâu thuẫn quantity/ticket_id</w:t>
-      </w:r>
-    </w:p>
-    <w:p>
-      <w:pPr>
-        <w:pStyle w:val="ListBullet"/>
-      </w:pPr>
-      <w:r>
-        <w:t>Bỏ các thuộc tính itemType, serviceId, quantity kiểu line-item hỗn hợp trong hóa đơn</w:t>
-      </w:r>
-    </w:p>
-    <w:p>
-      <w:pPr>
-        <w:pStyle w:val="ListBullet"/>
-      </w:pPr>
-      <w:r>
-        <w:t>Bỏ logic "ghế ACCESSIBLE thì tự động giảm giá người khuyết tật" — sai nghiệp vụ (loại ghế ≠ đối tượng giảm giá)</w:t>
-      </w:r>
-    </w:p>
-    <w:p>
-      <w:pPr>
-        <w:pStyle w:val="Heading1"/>
-      </w:pPr>
-      <w:r>
-        <w:rPr>
-          <w:rFonts w:ascii="Times New Roman" w:hAnsi="Times New Roman"/>
-        </w:rPr>
-        <w:lastRenderedPageBreak/>
         <w:t>5. Logic đăng nhập</w:t>
       </w:r>
     </w:p>
@@ -6342,11 +6325,6 @@
     </w:p>
     <w:p>
       <w:r>
-        <w:t>4. Hệ thống xác minh password (so sánh hash) → nếu sai: báo lỗi mật khẩu.</w:t>
-      </w:r>
-    </w:p>
-    <w:p>
-      <w:r>
         <w:t>5. Đăng nhập thành công → điều hướng theo role:</w:t>
       </w:r>
     </w:p>
@@ -6363,6 +6341,7 @@
         <w:pStyle w:val="ListBullet"/>
       </w:pPr>
       <w:r>
+        <w:lastRenderedPageBreak/>
         <w:t>role = STAFF → mở Staff page (bán vé, xem lịch chiếu, ...)</w:t>
       </w:r>
     </w:p>
@@ -6392,563 +6371,11 @@
         </w:rPr>
         <w:t>6.1. Bảng employees</w:t>
       </w:r>
-    </w:p>
-    <w:tbl>
-      <w:tblPr>
-        <w:tblStyle w:val="TableGrid"/>
-        <w:tblW w:w="0" w:type="auto"/>
-        <w:jc w:val="center"/>
-        <w:tblLook w:val="04A0" w:firstRow="1" w:lastRow="0" w:firstColumn="1" w:lastColumn="0" w:noHBand="0" w:noVBand="1"/>
-      </w:tblPr>
-      <w:tblGrid>
-        <w:gridCol w:w="2160"/>
-        <w:gridCol w:w="2160"/>
-        <w:gridCol w:w="2160"/>
-        <w:gridCol w:w="2160"/>
-      </w:tblGrid>
-      <w:tr>
-        <w:trPr>
-          <w:jc w:val="center"/>
-        </w:trPr>
-        <w:tc>
-          <w:tcPr>
-            <w:tcW w:w="2160" w:type="dxa"/>
-            <w:shd w:val="clear" w:color="auto" w:fill="D9E2F3"/>
-          </w:tcPr>
-          <w:p>
-            <w:pPr>
-              <w:jc w:val="center"/>
-            </w:pPr>
-            <w:r>
-              <w:rPr>
-                <w:b/>
-                <w:sz w:val="20"/>
-              </w:rPr>
-              <w:t>Cột</w:t>
-            </w:r>
-          </w:p>
-        </w:tc>
-        <w:tc>
-          <w:tcPr>
-            <w:tcW w:w="2160" w:type="dxa"/>
-            <w:shd w:val="clear" w:color="auto" w:fill="D9E2F3"/>
-          </w:tcPr>
-          <w:p>
-            <w:pPr>
-              <w:jc w:val="center"/>
-            </w:pPr>
-            <w:r>
-              <w:rPr>
-                <w:b/>
-                <w:sz w:val="20"/>
-              </w:rPr>
-              <w:t>Kiểu</w:t>
-            </w:r>
-          </w:p>
-        </w:tc>
-        <w:tc>
-          <w:tcPr>
-            <w:tcW w:w="2160" w:type="dxa"/>
-            <w:shd w:val="clear" w:color="auto" w:fill="D9E2F3"/>
-          </w:tcPr>
-          <w:p>
-            <w:pPr>
-              <w:jc w:val="center"/>
-            </w:pPr>
-            <w:r>
-              <w:rPr>
-                <w:b/>
-                <w:sz w:val="20"/>
-              </w:rPr>
-              <w:t>Ràng buộc</w:t>
-            </w:r>
-          </w:p>
-        </w:tc>
-        <w:tc>
-          <w:tcPr>
-            <w:tcW w:w="2160" w:type="dxa"/>
-            <w:shd w:val="clear" w:color="auto" w:fill="D9E2F3"/>
-          </w:tcPr>
-          <w:p>
-            <w:pPr>
-              <w:jc w:val="center"/>
-            </w:pPr>
-            <w:r>
-              <w:rPr>
-                <w:b/>
-                <w:sz w:val="20"/>
-              </w:rPr>
-              <w:t>Mô tả</w:t>
-            </w:r>
-          </w:p>
-        </w:tc>
-      </w:tr>
-      <w:tr>
-        <w:trPr>
-          <w:jc w:val="center"/>
-        </w:trPr>
-        <w:tc>
-          <w:tcPr>
-            <w:tcW w:w="2160" w:type="dxa"/>
-          </w:tcPr>
-          <w:p>
-            <w:r>
-              <w:rPr>
-                <w:sz w:val="20"/>
-              </w:rPr>
-              <w:t>employee_id</w:t>
-            </w:r>
-          </w:p>
-        </w:tc>
-        <w:tc>
-          <w:tcPr>
-            <w:tcW w:w="2160" w:type="dxa"/>
-          </w:tcPr>
-          <w:p>
-            <w:r>
-              <w:rPr>
-                <w:sz w:val="20"/>
-              </w:rPr>
-              <w:t>VARCHAR(20)</w:t>
-            </w:r>
-          </w:p>
-        </w:tc>
-        <w:tc>
-          <w:tcPr>
-            <w:tcW w:w="2160" w:type="dxa"/>
-          </w:tcPr>
-          <w:p>
-            <w:r>
-              <w:rPr>
-                <w:sz w:val="20"/>
-              </w:rPr>
-              <w:t>PK</w:t>
-            </w:r>
-          </w:p>
-        </w:tc>
-        <w:tc>
-          <w:tcPr>
-            <w:tcW w:w="2160" w:type="dxa"/>
-          </w:tcPr>
-          <w:p>
-            <w:r>
-              <w:rPr>
-                <w:sz w:val="20"/>
-              </w:rPr>
-              <w:t>Mã nhân viên, khóa chính,duy nhất, không cho phép nhập, được sinh ra dựa theo mã phía trước thiết lập mẫu EMP001,EMP002…</w:t>
-            </w:r>
-          </w:p>
-        </w:tc>
-      </w:tr>
-      <w:tr>
-        <w:trPr>
-          <w:jc w:val="center"/>
-        </w:trPr>
-        <w:tc>
-          <w:tcPr>
-            <w:tcW w:w="2160" w:type="dxa"/>
-          </w:tcPr>
-          <w:p>
-            <w:r>
-              <w:rPr>
-                <w:sz w:val="20"/>
-              </w:rPr>
-              <w:t>full_name</w:t>
-            </w:r>
-          </w:p>
-        </w:tc>
-        <w:tc>
-          <w:tcPr>
-            <w:tcW w:w="2160" w:type="dxa"/>
-          </w:tcPr>
-          <w:p>
-            <w:r>
-              <w:rPr>
-                <w:sz w:val="20"/>
-              </w:rPr>
-              <w:t>NVARCHAR(100)</w:t>
-            </w:r>
-          </w:p>
-        </w:tc>
-        <w:tc>
-          <w:tcPr>
-            <w:tcW w:w="2160" w:type="dxa"/>
-          </w:tcPr>
-          <w:p>
-            <w:r>
-              <w:rPr>
-                <w:sz w:val="20"/>
-              </w:rPr>
-              <w:t>NOT NULL</w:t>
-            </w:r>
-          </w:p>
-        </w:tc>
-        <w:tc>
-          <w:tcPr>
-            <w:tcW w:w="2160" w:type="dxa"/>
-          </w:tcPr>
-          <w:p>
-            <w:r>
-              <w:rPr>
-                <w:sz w:val="20"/>
-              </w:rPr>
-              <w:t>Họ tên đầy đủ</w:t>
-            </w:r>
-          </w:p>
-        </w:tc>
-      </w:tr>
-      <w:tr>
-        <w:trPr>
-          <w:jc w:val="center"/>
-        </w:trPr>
-        <w:tc>
-          <w:tcPr>
-            <w:tcW w:w="2160" w:type="dxa"/>
-          </w:tcPr>
-          <w:p>
-            <w:r>
-              <w:rPr>
-                <w:sz w:val="20"/>
-              </w:rPr>
-              <w:t>username</w:t>
-            </w:r>
-          </w:p>
-        </w:tc>
-        <w:tc>
-          <w:tcPr>
-            <w:tcW w:w="2160" w:type="dxa"/>
-          </w:tcPr>
-          <w:p>
-            <w:r>
-              <w:rPr>
-                <w:sz w:val="20"/>
-              </w:rPr>
-              <w:t>VARCHAR(50)</w:t>
-            </w:r>
-          </w:p>
-        </w:tc>
-        <w:tc>
-          <w:tcPr>
-            <w:tcW w:w="2160" w:type="dxa"/>
-          </w:tcPr>
-          <w:p>
-            <w:r>
-              <w:rPr>
-                <w:sz w:val="20"/>
-              </w:rPr>
-              <w:t>NOT NULL, UNIQUE</w:t>
-            </w:r>
-          </w:p>
-        </w:tc>
-        <w:tc>
-          <w:tcPr>
-            <w:tcW w:w="2160" w:type="dxa"/>
-          </w:tcPr>
-          <w:p>
-            <w:r>
-              <w:rPr>
-                <w:sz w:val="20"/>
-              </w:rPr>
-              <w:t>Tên đăng nhập</w:t>
-            </w:r>
-          </w:p>
-        </w:tc>
-      </w:tr>
-      <w:tr>
-        <w:trPr>
-          <w:jc w:val="center"/>
-        </w:trPr>
-        <w:tc>
-          <w:tcPr>
-            <w:tcW w:w="2160" w:type="dxa"/>
-          </w:tcPr>
-          <w:p>
-            <w:r>
-              <w:rPr>
-                <w:sz w:val="20"/>
-              </w:rPr>
-              <w:t>password_hash</w:t>
-            </w:r>
-          </w:p>
-        </w:tc>
-        <w:tc>
-          <w:tcPr>
-            <w:tcW w:w="2160" w:type="dxa"/>
-          </w:tcPr>
-          <w:p>
-            <w:r>
-              <w:rPr>
-                <w:sz w:val="20"/>
-              </w:rPr>
-              <w:t>VARCHAR(255)</w:t>
-            </w:r>
-          </w:p>
-        </w:tc>
-        <w:tc>
-          <w:tcPr>
-            <w:tcW w:w="2160" w:type="dxa"/>
-          </w:tcPr>
-          <w:p>
-            <w:r>
-              <w:rPr>
-                <w:sz w:val="20"/>
-              </w:rPr>
-              <w:t>NOT NULL</w:t>
-            </w:r>
-          </w:p>
-        </w:tc>
-        <w:tc>
-          <w:tcPr>
-            <w:tcW w:w="2160" w:type="dxa"/>
-          </w:tcPr>
-          <w:p>
-            <w:r>
-              <w:rPr>
-                <w:sz w:val="20"/>
-              </w:rPr>
-              <w:t>Mật khẩu hash</w:t>
-            </w:r>
-          </w:p>
-        </w:tc>
-      </w:tr>
-      <w:tr>
-        <w:trPr>
-          <w:jc w:val="center"/>
-        </w:trPr>
-        <w:tc>
-          <w:tcPr>
-            <w:tcW w:w="2160" w:type="dxa"/>
-          </w:tcPr>
-          <w:p>
-            <w:r>
-              <w:rPr>
-                <w:sz w:val="20"/>
-              </w:rPr>
-              <w:t>role</w:t>
-            </w:r>
-          </w:p>
-        </w:tc>
-        <w:tc>
-          <w:tcPr>
-            <w:tcW w:w="2160" w:type="dxa"/>
-          </w:tcPr>
-          <w:p>
-            <w:r>
-              <w:rPr>
-                <w:sz w:val="20"/>
-              </w:rPr>
-              <w:t>VARCHAR(20)</w:t>
-            </w:r>
-          </w:p>
-        </w:tc>
-        <w:tc>
-          <w:tcPr>
-            <w:tcW w:w="2160" w:type="dxa"/>
-          </w:tcPr>
-          <w:p>
-            <w:r>
-              <w:rPr>
-                <w:sz w:val="20"/>
-              </w:rPr>
-              <w:t>NOT NULL, CHECK IN ('MANAGER','STAFF')</w:t>
-            </w:r>
-          </w:p>
-        </w:tc>
-        <w:tc>
-          <w:tcPr>
-            <w:tcW w:w="2160" w:type="dxa"/>
-          </w:tcPr>
-          <w:p>
-            <w:r>
-              <w:rPr>
-                <w:sz w:val="20"/>
-              </w:rPr>
-              <w:t>Vai trò</w:t>
-            </w:r>
-          </w:p>
-        </w:tc>
-      </w:tr>
-      <w:tr>
-        <w:trPr>
-          <w:jc w:val="center"/>
-        </w:trPr>
-        <w:tc>
-          <w:tcPr>
-            <w:tcW w:w="2160" w:type="dxa"/>
-          </w:tcPr>
-          <w:p>
-            <w:r>
-              <w:rPr>
-                <w:sz w:val="20"/>
-              </w:rPr>
-              <w:t>status</w:t>
-            </w:r>
-          </w:p>
-        </w:tc>
-        <w:tc>
-          <w:tcPr>
-            <w:tcW w:w="2160" w:type="dxa"/>
-          </w:tcPr>
-          <w:p>
-            <w:r>
-              <w:rPr>
-                <w:sz w:val="20"/>
-              </w:rPr>
-              <w:t>VARCHAR(20)</w:t>
-            </w:r>
-          </w:p>
-        </w:tc>
-        <w:tc>
-          <w:tcPr>
-            <w:tcW w:w="2160" w:type="dxa"/>
-          </w:tcPr>
-          <w:p>
-            <w:r>
-              <w:rPr>
-                <w:sz w:val="20"/>
-              </w:rPr>
-              <w:t>NOT NULL, DEFAULT 'ACTIVE'</w:t>
-            </w:r>
-          </w:p>
-        </w:tc>
-        <w:tc>
-          <w:tcPr>
-            <w:tcW w:w="2160" w:type="dxa"/>
-          </w:tcPr>
-          <w:p>
-            <w:r>
-              <w:rPr>
-                <w:sz w:val="20"/>
-              </w:rPr>
-              <w:t>ACTIVE | INACTIVE</w:t>
-            </w:r>
-          </w:p>
-        </w:tc>
-      </w:tr>
-      <w:tr>
-        <w:trPr>
-          <w:jc w:val="center"/>
-        </w:trPr>
-        <w:tc>
-          <w:tcPr>
-            <w:tcW w:w="2160" w:type="dxa"/>
-          </w:tcPr>
-          <w:p>
-            <w:r>
-              <w:rPr>
-                <w:sz w:val="20"/>
-              </w:rPr>
-              <w:t>phone</w:t>
-            </w:r>
-          </w:p>
-        </w:tc>
-        <w:tc>
-          <w:tcPr>
-            <w:tcW w:w="2160" w:type="dxa"/>
-          </w:tcPr>
-          <w:p>
-            <w:r>
-              <w:rPr>
-                <w:sz w:val="20"/>
-              </w:rPr>
-              <w:t>VARCHAR(20)</w:t>
-            </w:r>
-          </w:p>
-        </w:tc>
-        <w:tc>
-          <w:tcPr>
-            <w:tcW w:w="2160" w:type="dxa"/>
-          </w:tcPr>
-          <w:p>
-            <w:r>
-              <w:rPr>
-                <w:sz w:val="20"/>
-              </w:rPr>
-              <w:t>NULL</w:t>
-            </w:r>
-          </w:p>
-        </w:tc>
-        <w:tc>
-          <w:tcPr>
-            <w:tcW w:w="2160" w:type="dxa"/>
-          </w:tcPr>
-          <w:p>
-            <w:r>
-              <w:rPr>
-                <w:sz w:val="20"/>
-              </w:rPr>
-              <w:t>SĐT</w:t>
-            </w:r>
-          </w:p>
-        </w:tc>
-      </w:tr>
-      <w:tr>
-        <w:trPr>
-          <w:jc w:val="center"/>
-        </w:trPr>
-        <w:tc>
-          <w:tcPr>
-            <w:tcW w:w="2160" w:type="dxa"/>
-          </w:tcPr>
-          <w:p>
-            <w:r>
-              <w:rPr>
-                <w:sz w:val="20"/>
-              </w:rPr>
-              <w:t>email</w:t>
-            </w:r>
-          </w:p>
-        </w:tc>
-        <w:tc>
-          <w:tcPr>
-            <w:tcW w:w="2160" w:type="dxa"/>
-          </w:tcPr>
-          <w:p>
-            <w:r>
-              <w:rPr>
-                <w:sz w:val="20"/>
-              </w:rPr>
-              <w:t>VARCHAR(100)</w:t>
-            </w:r>
-          </w:p>
-        </w:tc>
-        <w:tc>
-          <w:tcPr>
-            <w:tcW w:w="2160" w:type="dxa"/>
-          </w:tcPr>
-          <w:p>
-            <w:r>
-              <w:rPr>
-                <w:sz w:val="20"/>
-              </w:rPr>
-              <w:t>UNIQUE, NULL</w:t>
-            </w:r>
-          </w:p>
-        </w:tc>
-        <w:tc>
-          <w:tcPr>
-            <w:tcW w:w="2160" w:type="dxa"/>
-          </w:tcPr>
-          <w:p>
-            <w:r>
-              <w:rPr>
-                <w:sz w:val="20"/>
-              </w:rPr>
-              <w:t>Email</w:t>
-            </w:r>
-          </w:p>
-        </w:tc>
-      </w:tr>
-    </w:tbl>
-    <w:p>
-      <w:pPr>
-        <w:pStyle w:val="Heading2"/>
-      </w:pPr>
       <w:r>
         <w:rPr>
           <w:rFonts w:ascii="Times New Roman" w:hAnsi="Times New Roman"/>
         </w:rPr>
-        <w:t>6.2. Bảng movies</w:t>
+        <w:t xml:space="preserve"> ( Done)</w:t>
       </w:r>
     </w:p>
     <w:tbl>
@@ -7054,7 +6481,7 @@
               <w:rPr>
                 <w:sz w:val="20"/>
               </w:rPr>
-              <w:t>movie_id</w:t>
+              <w:t>employee_id</w:t>
             </w:r>
           </w:p>
         </w:tc>
@@ -7082,18 +6509,24 @@
               </w:rPr>
               <w:t>PK</w:t>
             </w:r>
-          </w:p>
-        </w:tc>
-        <w:tc>
-          <w:tcPr>
-            <w:tcW w:w="2160" w:type="dxa"/>
-          </w:tcPr>
-          <w:p>
-            <w:r>
-              <w:rPr>
-                <w:sz w:val="20"/>
-              </w:rPr>
-              <w:t>Mã phim</w:t>
+            <w:r>
+              <w:rPr>
+                <w:sz w:val="20"/>
+              </w:rPr>
+              <w:t>,NOT NULL</w:t>
+            </w:r>
+          </w:p>
+        </w:tc>
+        <w:tc>
+          <w:tcPr>
+            <w:tcW w:w="2160" w:type="dxa"/>
+          </w:tcPr>
+          <w:p>
+            <w:r>
+              <w:rPr>
+                <w:sz w:val="20"/>
+              </w:rPr>
+              <w:t>Mã nhân viên, khóa chính,duy nhất, không cho phép nhập, được sinh ra dựa theo mã phía trước thiết lập mẫu EMP001,EMP002…</w:t>
             </w:r>
           </w:p>
         </w:tc>
@@ -7111,20 +6544,20 @@
               <w:rPr>
                 <w:sz w:val="20"/>
               </w:rPr>
-              <w:t>title</w:t>
-            </w:r>
-          </w:p>
-        </w:tc>
-        <w:tc>
-          <w:tcPr>
-            <w:tcW w:w="2160" w:type="dxa"/>
-          </w:tcPr>
-          <w:p>
-            <w:r>
-              <w:rPr>
-                <w:sz w:val="20"/>
-              </w:rPr>
-              <w:t>NVARCHAR(200)</w:t>
+              <w:t>full_name</w:t>
+            </w:r>
+          </w:p>
+        </w:tc>
+        <w:tc>
+          <w:tcPr>
+            <w:tcW w:w="2160" w:type="dxa"/>
+          </w:tcPr>
+          <w:p>
+            <w:r>
+              <w:rPr>
+                <w:sz w:val="20"/>
+              </w:rPr>
+              <w:t>NVARCHAR(100)</w:t>
             </w:r>
           </w:p>
         </w:tc>
@@ -7150,7 +6583,7 @@
               <w:rPr>
                 <w:sz w:val="20"/>
               </w:rPr>
-              <w:t>Tên phim</w:t>
+              <w:t>Họ tên đầy đủ</w:t>
             </w:r>
           </w:p>
         </w:tc>
@@ -7168,46 +6601,46 @@
               <w:rPr>
                 <w:sz w:val="20"/>
               </w:rPr>
-              <w:t>genre</w:t>
-            </w:r>
-          </w:p>
-        </w:tc>
-        <w:tc>
-          <w:tcPr>
-            <w:tcW w:w="2160" w:type="dxa"/>
-          </w:tcPr>
-          <w:p>
-            <w:r>
-              <w:rPr>
-                <w:sz w:val="20"/>
-              </w:rPr>
-              <w:t>NVARCHAR(100)</w:t>
-            </w:r>
-          </w:p>
-        </w:tc>
-        <w:tc>
-          <w:tcPr>
-            <w:tcW w:w="2160" w:type="dxa"/>
-          </w:tcPr>
-          <w:p>
-            <w:r>
-              <w:rPr>
-                <w:sz w:val="20"/>
-              </w:rPr>
-              <w:t>NOT NULL</w:t>
-            </w:r>
-          </w:p>
-        </w:tc>
-        <w:tc>
-          <w:tcPr>
-            <w:tcW w:w="2160" w:type="dxa"/>
-          </w:tcPr>
-          <w:p>
-            <w:r>
-              <w:rPr>
-                <w:sz w:val="20"/>
-              </w:rPr>
-              <w:t>Thể loại</w:t>
+              <w:t>username</w:t>
+            </w:r>
+          </w:p>
+        </w:tc>
+        <w:tc>
+          <w:tcPr>
+            <w:tcW w:w="2160" w:type="dxa"/>
+          </w:tcPr>
+          <w:p>
+            <w:r>
+              <w:rPr>
+                <w:sz w:val="20"/>
+              </w:rPr>
+              <w:t>VARCHAR(50)</w:t>
+            </w:r>
+          </w:p>
+        </w:tc>
+        <w:tc>
+          <w:tcPr>
+            <w:tcW w:w="2160" w:type="dxa"/>
+          </w:tcPr>
+          <w:p>
+            <w:r>
+              <w:rPr>
+                <w:sz w:val="20"/>
+              </w:rPr>
+              <w:t>NOT NULL, UNIQUE</w:t>
+            </w:r>
+          </w:p>
+        </w:tc>
+        <w:tc>
+          <w:tcPr>
+            <w:tcW w:w="2160" w:type="dxa"/>
+          </w:tcPr>
+          <w:p>
+            <w:r>
+              <w:rPr>
+                <w:sz w:val="20"/>
+              </w:rPr>
+              <w:t>Tên đăng nhập</w:t>
             </w:r>
           </w:p>
         </w:tc>
@@ -7225,46 +6658,58 @@
               <w:rPr>
                 <w:sz w:val="20"/>
               </w:rPr>
-              <w:t>duration_mins</w:t>
-            </w:r>
-          </w:p>
-        </w:tc>
-        <w:tc>
-          <w:tcPr>
-            <w:tcW w:w="2160" w:type="dxa"/>
-          </w:tcPr>
-          <w:p>
-            <w:r>
-              <w:rPr>
-                <w:sz w:val="20"/>
-              </w:rPr>
-              <w:t>INT</w:t>
-            </w:r>
-          </w:p>
-        </w:tc>
-        <w:tc>
-          <w:tcPr>
-            <w:tcW w:w="2160" w:type="dxa"/>
-          </w:tcPr>
-          <w:p>
-            <w:r>
-              <w:rPr>
-                <w:sz w:val="20"/>
-              </w:rPr>
-              <w:t>NOT NULL, CHECK &gt; 0</w:t>
-            </w:r>
-          </w:p>
-        </w:tc>
-        <w:tc>
-          <w:tcPr>
-            <w:tcW w:w="2160" w:type="dxa"/>
-          </w:tcPr>
-          <w:p>
-            <w:r>
-              <w:rPr>
-                <w:sz w:val="20"/>
-              </w:rPr>
-              <w:t>Thời lượng (phút)</w:t>
+              <w:t>P</w:t>
+            </w:r>
+            <w:r>
+              <w:rPr>
+                <w:sz w:val="20"/>
+              </w:rPr>
+              <w:t>assword</w:t>
+            </w:r>
+          </w:p>
+        </w:tc>
+        <w:tc>
+          <w:tcPr>
+            <w:tcW w:w="2160" w:type="dxa"/>
+          </w:tcPr>
+          <w:p>
+            <w:r>
+              <w:rPr>
+                <w:sz w:val="20"/>
+              </w:rPr>
+              <w:t>VARCHAR(255)</w:t>
+            </w:r>
+          </w:p>
+        </w:tc>
+        <w:tc>
+          <w:tcPr>
+            <w:tcW w:w="2160" w:type="dxa"/>
+          </w:tcPr>
+          <w:p>
+            <w:r>
+              <w:rPr>
+                <w:sz w:val="20"/>
+              </w:rPr>
+              <w:t>NOT NULL</w:t>
+            </w:r>
+          </w:p>
+        </w:tc>
+        <w:tc>
+          <w:tcPr>
+            <w:tcW w:w="2160" w:type="dxa"/>
+          </w:tcPr>
+          <w:p>
+            <w:r>
+              <w:rPr>
+                <w:sz w:val="20"/>
+              </w:rPr>
+              <w:t>Mật khẩ</w:t>
+            </w:r>
+            <w:r>
+              <w:rPr>
+                <w:sz w:val="20"/>
+              </w:rPr>
+              <w:t>t</w:t>
             </w:r>
           </w:p>
         </w:tc>
@@ -7282,46 +6727,46 @@
               <w:rPr>
                 <w:sz w:val="20"/>
               </w:rPr>
-              <w:t>Language</w:t>
-            </w:r>
-          </w:p>
-        </w:tc>
-        <w:tc>
-          <w:tcPr>
-            <w:tcW w:w="2160" w:type="dxa"/>
-          </w:tcPr>
-          <w:p>
-            <w:r>
-              <w:rPr>
-                <w:sz w:val="20"/>
-              </w:rPr>
-              <w:t>NVARCHAR(50)</w:t>
-            </w:r>
-          </w:p>
-        </w:tc>
-        <w:tc>
-          <w:tcPr>
-            <w:tcW w:w="2160" w:type="dxa"/>
-          </w:tcPr>
-          <w:p>
-            <w:r>
-              <w:rPr>
-                <w:sz w:val="20"/>
-              </w:rPr>
-              <w:t>NULL</w:t>
-            </w:r>
-          </w:p>
-        </w:tc>
-        <w:tc>
-          <w:tcPr>
-            <w:tcW w:w="2160" w:type="dxa"/>
-          </w:tcPr>
-          <w:p>
-            <w:r>
-              <w:rPr>
-                <w:sz w:val="20"/>
-              </w:rPr>
-              <w:t>Ngôn ngữ</w:t>
+              <w:t>role</w:t>
+            </w:r>
+          </w:p>
+        </w:tc>
+        <w:tc>
+          <w:tcPr>
+            <w:tcW w:w="2160" w:type="dxa"/>
+          </w:tcPr>
+          <w:p>
+            <w:r>
+              <w:rPr>
+                <w:sz w:val="20"/>
+              </w:rPr>
+              <w:t>VARCHAR(20)</w:t>
+            </w:r>
+          </w:p>
+        </w:tc>
+        <w:tc>
+          <w:tcPr>
+            <w:tcW w:w="2160" w:type="dxa"/>
+          </w:tcPr>
+          <w:p>
+            <w:r>
+              <w:rPr>
+                <w:sz w:val="20"/>
+              </w:rPr>
+              <w:t>NOT NULL, CHECK IN ('MANAGER','STAFF')</w:t>
+            </w:r>
+          </w:p>
+        </w:tc>
+        <w:tc>
+          <w:tcPr>
+            <w:tcW w:w="2160" w:type="dxa"/>
+          </w:tcPr>
+          <w:p>
+            <w:r>
+              <w:rPr>
+                <w:sz w:val="20"/>
+              </w:rPr>
+              <w:t>Vai trò</w:t>
             </w:r>
           </w:p>
         </w:tc>
@@ -7339,47 +6784,52 @@
               <w:rPr>
                 <w:sz w:val="20"/>
               </w:rPr>
-              <w:lastRenderedPageBreak/>
-              <w:t>release_date</w:t>
-            </w:r>
-          </w:p>
-        </w:tc>
-        <w:tc>
-          <w:tcPr>
-            <w:tcW w:w="2160" w:type="dxa"/>
-          </w:tcPr>
-          <w:p>
-            <w:r>
-              <w:rPr>
-                <w:sz w:val="20"/>
-              </w:rPr>
-              <w:t>DATE</w:t>
-            </w:r>
-          </w:p>
-        </w:tc>
-        <w:tc>
-          <w:tcPr>
-            <w:tcW w:w="2160" w:type="dxa"/>
-          </w:tcPr>
-          <w:p>
-            <w:r>
-              <w:rPr>
-                <w:sz w:val="20"/>
-              </w:rPr>
-              <w:t>NULL</w:t>
-            </w:r>
-          </w:p>
-        </w:tc>
-        <w:tc>
-          <w:tcPr>
-            <w:tcW w:w="2160" w:type="dxa"/>
-          </w:tcPr>
-          <w:p>
-            <w:r>
-              <w:rPr>
-                <w:sz w:val="20"/>
-              </w:rPr>
-              <w:t>Ngày phát hành</w:t>
+              <w:t>status</w:t>
+            </w:r>
+          </w:p>
+        </w:tc>
+        <w:tc>
+          <w:tcPr>
+            <w:tcW w:w="2160" w:type="dxa"/>
+          </w:tcPr>
+          <w:p>
+            <w:r>
+              <w:rPr>
+                <w:sz w:val="20"/>
+              </w:rPr>
+              <w:t>VARCHAR(20)</w:t>
+            </w:r>
+          </w:p>
+        </w:tc>
+        <w:tc>
+          <w:tcPr>
+            <w:tcW w:w="2160" w:type="dxa"/>
+          </w:tcPr>
+          <w:p>
+            <w:r>
+              <w:rPr>
+                <w:sz w:val="20"/>
+              </w:rPr>
+              <w:t>NOT NULL, DEFAULT 'ACTIVE'</w:t>
+            </w:r>
+          </w:p>
+        </w:tc>
+        <w:tc>
+          <w:tcPr>
+            <w:tcW w:w="2160" w:type="dxa"/>
+          </w:tcPr>
+          <w:p>
+            <w:r>
+              <w:rPr>
+                <w:sz w:val="20"/>
+              </w:rPr>
+              <w:t xml:space="preserve">ACTIVE | </w:t>
+            </w:r>
+            <w:r>
+              <w:rPr>
+                <w:sz w:val="20"/>
+              </w:rPr>
+              <w:t>RETIRED</w:t>
             </w:r>
           </w:p>
         </w:tc>
@@ -7397,7 +6847,7 @@
               <w:rPr>
                 <w:sz w:val="20"/>
               </w:rPr>
-              <w:t>status</w:t>
+              <w:t>phone</w:t>
             </w:r>
           </w:p>
         </w:tc>
@@ -7423,20 +6873,20 @@
               <w:rPr>
                 <w:sz w:val="20"/>
               </w:rPr>
-              <w:t>NOT NULL, DEFAULT 'ACTIVE'</w:t>
-            </w:r>
-          </w:p>
-        </w:tc>
-        <w:tc>
-          <w:tcPr>
-            <w:tcW w:w="2160" w:type="dxa"/>
-          </w:tcPr>
-          <w:p>
-            <w:r>
-              <w:rPr>
-                <w:sz w:val="20"/>
-              </w:rPr>
-              <w:t>ACTIVE | INACTIVE</w:t>
+              <w:t>NULL</w:t>
+            </w:r>
+          </w:p>
+        </w:tc>
+        <w:tc>
+          <w:tcPr>
+            <w:tcW w:w="2160" w:type="dxa"/>
+          </w:tcPr>
+          <w:p>
+            <w:r>
+              <w:rPr>
+                <w:sz w:val="20"/>
+              </w:rPr>
+              <w:t>SĐT</w:t>
             </w:r>
           </w:p>
         </w:tc>
@@ -7454,46 +6904,154 @@
               <w:rPr>
                 <w:sz w:val="20"/>
               </w:rPr>
-              <w:t>description</w:t>
-            </w:r>
-          </w:p>
-        </w:tc>
-        <w:tc>
-          <w:tcPr>
-            <w:tcW w:w="2160" w:type="dxa"/>
-          </w:tcPr>
-          <w:p>
-            <w:r>
-              <w:rPr>
-                <w:sz w:val="20"/>
-              </w:rPr>
-              <w:t>NTEXT</w:t>
-            </w:r>
-          </w:p>
-        </w:tc>
-        <w:tc>
-          <w:tcPr>
-            <w:tcW w:w="2160" w:type="dxa"/>
-          </w:tcPr>
-          <w:p>
-            <w:r>
-              <w:rPr>
-                <w:sz w:val="20"/>
-              </w:rPr>
-              <w:t>NULL</w:t>
-            </w:r>
-          </w:p>
-        </w:tc>
-        <w:tc>
-          <w:tcPr>
-            <w:tcW w:w="2160" w:type="dxa"/>
-          </w:tcPr>
-          <w:p>
-            <w:r>
-              <w:rPr>
-                <w:sz w:val="20"/>
-              </w:rPr>
-              <w:t>Mô tả phim</w:t>
+              <w:t>email</w:t>
+            </w:r>
+          </w:p>
+        </w:tc>
+        <w:tc>
+          <w:tcPr>
+            <w:tcW w:w="2160" w:type="dxa"/>
+          </w:tcPr>
+          <w:p>
+            <w:r>
+              <w:rPr>
+                <w:sz w:val="20"/>
+              </w:rPr>
+              <w:t>VARCHAR(100)</w:t>
+            </w:r>
+          </w:p>
+        </w:tc>
+        <w:tc>
+          <w:tcPr>
+            <w:tcW w:w="2160" w:type="dxa"/>
+          </w:tcPr>
+          <w:p>
+            <w:r>
+              <w:rPr>
+                <w:sz w:val="20"/>
+              </w:rPr>
+              <w:t>UNIQUE, NULL</w:t>
+            </w:r>
+          </w:p>
+        </w:tc>
+        <w:tc>
+          <w:tcPr>
+            <w:tcW w:w="2160" w:type="dxa"/>
+          </w:tcPr>
+          <w:p>
+            <w:r>
+              <w:rPr>
+                <w:sz w:val="20"/>
+              </w:rPr>
+              <w:t>Email</w:t>
+            </w:r>
+          </w:p>
+        </w:tc>
+      </w:tr>
+    </w:tbl>
+    <w:p>
+      <w:pPr>
+        <w:pStyle w:val="Heading2"/>
+      </w:pPr>
+      <w:r>
+        <w:rPr>
+          <w:rFonts w:ascii="Times New Roman" w:hAnsi="Times New Roman"/>
+        </w:rPr>
+        <w:t>6.2. Bảng movies</w:t>
+      </w:r>
+      <w:r>
+        <w:rPr>
+          <w:rFonts w:ascii="Times New Roman" w:hAnsi="Times New Roman"/>
+        </w:rPr>
+        <w:t xml:space="preserve"> Done</w:t>
+      </w:r>
+    </w:p>
+    <w:tbl>
+      <w:tblPr>
+        <w:tblStyle w:val="TableGrid"/>
+        <w:tblW w:w="0" w:type="auto"/>
+        <w:jc w:val="center"/>
+        <w:tblLook w:val="04A0" w:firstRow="1" w:lastRow="0" w:firstColumn="1" w:lastColumn="0" w:noHBand="0" w:noVBand="1"/>
+      </w:tblPr>
+      <w:tblGrid>
+        <w:gridCol w:w="2160"/>
+        <w:gridCol w:w="2160"/>
+        <w:gridCol w:w="2160"/>
+        <w:gridCol w:w="2160"/>
+      </w:tblGrid>
+      <w:tr>
+        <w:trPr>
+          <w:jc w:val="center"/>
+        </w:trPr>
+        <w:tc>
+          <w:tcPr>
+            <w:tcW w:w="2160" w:type="dxa"/>
+            <w:shd w:val="clear" w:color="auto" w:fill="D9E2F3"/>
+          </w:tcPr>
+          <w:p>
+            <w:pPr>
+              <w:jc w:val="center"/>
+            </w:pPr>
+            <w:r>
+              <w:rPr>
+                <w:b/>
+                <w:sz w:val="20"/>
+              </w:rPr>
+              <w:t>Cột</w:t>
+            </w:r>
+          </w:p>
+        </w:tc>
+        <w:tc>
+          <w:tcPr>
+            <w:tcW w:w="2160" w:type="dxa"/>
+            <w:shd w:val="clear" w:color="auto" w:fill="D9E2F3"/>
+          </w:tcPr>
+          <w:p>
+            <w:pPr>
+              <w:jc w:val="center"/>
+            </w:pPr>
+            <w:r>
+              <w:rPr>
+                <w:b/>
+                <w:sz w:val="20"/>
+              </w:rPr>
+              <w:t>Kiểu</w:t>
+            </w:r>
+          </w:p>
+        </w:tc>
+        <w:tc>
+          <w:tcPr>
+            <w:tcW w:w="2160" w:type="dxa"/>
+            <w:shd w:val="clear" w:color="auto" w:fill="D9E2F3"/>
+          </w:tcPr>
+          <w:p>
+            <w:pPr>
+              <w:jc w:val="center"/>
+            </w:pPr>
+            <w:r>
+              <w:rPr>
+                <w:b/>
+                <w:sz w:val="20"/>
+              </w:rPr>
+              <w:t>Ràng buộc</w:t>
+            </w:r>
+          </w:p>
+        </w:tc>
+        <w:tc>
+          <w:tcPr>
+            <w:tcW w:w="2160" w:type="dxa"/>
+            <w:shd w:val="clear" w:color="auto" w:fill="D9E2F3"/>
+          </w:tcPr>
+          <w:p>
+            <w:pPr>
+              <w:jc w:val="center"/>
+            </w:pPr>
+            <w:r>
+              <w:rPr>
+                <w:b/>
+                <w:sz w:val="20"/>
+              </w:rPr>
+              <w:t>Mô tả</w:t>
             </w:r>
           </w:p>
         </w:tc>
@@ -7511,6 +7069,658 @@
               <w:rPr>
                 <w:sz w:val="20"/>
               </w:rPr>
+              <w:t>movie_id</w:t>
+            </w:r>
+          </w:p>
+        </w:tc>
+        <w:tc>
+          <w:tcPr>
+            <w:tcW w:w="2160" w:type="dxa"/>
+          </w:tcPr>
+          <w:p>
+            <w:r>
+              <w:rPr>
+                <w:sz w:val="20"/>
+              </w:rPr>
+              <w:t>VARCHAR(20)</w:t>
+            </w:r>
+          </w:p>
+        </w:tc>
+        <w:tc>
+          <w:tcPr>
+            <w:tcW w:w="2160" w:type="dxa"/>
+          </w:tcPr>
+          <w:p>
+            <w:r>
+              <w:rPr>
+                <w:sz w:val="20"/>
+              </w:rPr>
+              <w:t>PK</w:t>
+            </w:r>
+            <w:r>
+              <w:rPr>
+                <w:sz w:val="20"/>
+              </w:rPr>
+              <w:t>,NOT NULL</w:t>
+            </w:r>
+          </w:p>
+        </w:tc>
+        <w:tc>
+          <w:tcPr>
+            <w:tcW w:w="2160" w:type="dxa"/>
+          </w:tcPr>
+          <w:p>
+            <w:r>
+              <w:rPr>
+                <w:sz w:val="20"/>
+              </w:rPr>
+              <w:t>Mã phim</w:t>
+            </w:r>
+          </w:p>
+        </w:tc>
+      </w:tr>
+      <w:tr>
+        <w:trPr>
+          <w:jc w:val="center"/>
+        </w:trPr>
+        <w:tc>
+          <w:tcPr>
+            <w:tcW w:w="2160" w:type="dxa"/>
+          </w:tcPr>
+          <w:p>
+            <w:r>
+              <w:rPr>
+                <w:sz w:val="20"/>
+              </w:rPr>
+              <w:t>title</w:t>
+            </w:r>
+          </w:p>
+        </w:tc>
+        <w:tc>
+          <w:tcPr>
+            <w:tcW w:w="2160" w:type="dxa"/>
+          </w:tcPr>
+          <w:p>
+            <w:r>
+              <w:rPr>
+                <w:sz w:val="20"/>
+              </w:rPr>
+              <w:t>NVARCHAR(200)</w:t>
+            </w:r>
+          </w:p>
+        </w:tc>
+        <w:tc>
+          <w:tcPr>
+            <w:tcW w:w="2160" w:type="dxa"/>
+          </w:tcPr>
+          <w:p>
+            <w:r>
+              <w:rPr>
+                <w:sz w:val="20"/>
+              </w:rPr>
+              <w:t>NOT NULL</w:t>
+            </w:r>
+          </w:p>
+        </w:tc>
+        <w:tc>
+          <w:tcPr>
+            <w:tcW w:w="2160" w:type="dxa"/>
+          </w:tcPr>
+          <w:p>
+            <w:r>
+              <w:rPr>
+                <w:sz w:val="20"/>
+              </w:rPr>
+              <w:t>Tên phim</w:t>
+            </w:r>
+          </w:p>
+        </w:tc>
+      </w:tr>
+      <w:tr>
+        <w:trPr>
+          <w:jc w:val="center"/>
+        </w:trPr>
+        <w:tc>
+          <w:tcPr>
+            <w:tcW w:w="2160" w:type="dxa"/>
+          </w:tcPr>
+          <w:p>
+            <w:r>
+              <w:rPr>
+                <w:sz w:val="20"/>
+              </w:rPr>
+              <w:t>genre</w:t>
+            </w:r>
+          </w:p>
+        </w:tc>
+        <w:tc>
+          <w:tcPr>
+            <w:tcW w:w="2160" w:type="dxa"/>
+          </w:tcPr>
+          <w:p>
+            <w:r>
+              <w:rPr>
+                <w:sz w:val="20"/>
+              </w:rPr>
+              <w:t>NVARCHAR(100)</w:t>
+            </w:r>
+          </w:p>
+        </w:tc>
+        <w:tc>
+          <w:tcPr>
+            <w:tcW w:w="2160" w:type="dxa"/>
+          </w:tcPr>
+          <w:p>
+            <w:r>
+              <w:rPr>
+                <w:sz w:val="20"/>
+              </w:rPr>
+              <w:t>NOT NULL</w:t>
+            </w:r>
+          </w:p>
+        </w:tc>
+        <w:tc>
+          <w:tcPr>
+            <w:tcW w:w="2160" w:type="dxa"/>
+          </w:tcPr>
+          <w:p>
+            <w:r>
+              <w:rPr>
+                <w:sz w:val="20"/>
+              </w:rPr>
+              <w:t>Thể loại</w:t>
+            </w:r>
+          </w:p>
+        </w:tc>
+      </w:tr>
+      <w:tr>
+        <w:trPr>
+          <w:jc w:val="center"/>
+        </w:trPr>
+        <w:tc>
+          <w:tcPr>
+            <w:tcW w:w="2160" w:type="dxa"/>
+          </w:tcPr>
+          <w:p>
+            <w:pPr>
+              <w:rPr>
+                <w:sz w:val="20"/>
+              </w:rPr>
+            </w:pPr>
+            <w:r>
+              <w:rPr>
+                <w:sz w:val="20"/>
+              </w:rPr>
+              <w:t>format_movie</w:t>
+            </w:r>
+          </w:p>
+          <w:p>
+            <w:pPr>
+              <w:rPr>
+                <w:sz w:val="20"/>
+              </w:rPr>
+            </w:pPr>
+          </w:p>
+        </w:tc>
+        <w:tc>
+          <w:tcPr>
+            <w:tcW w:w="2160" w:type="dxa"/>
+          </w:tcPr>
+          <w:p>
+            <w:pPr>
+              <w:rPr>
+                <w:sz w:val="20"/>
+              </w:rPr>
+            </w:pPr>
+            <w:r>
+              <w:rPr>
+                <w:sz w:val="20"/>
+              </w:rPr>
+              <w:t>VARCHAR</w:t>
+            </w:r>
+            <w:r>
+              <w:rPr>
+                <w:sz w:val="20"/>
+              </w:rPr>
+              <w:t>(20)</w:t>
+            </w:r>
+          </w:p>
+          <w:p>
+            <w:pPr>
+              <w:rPr>
+                <w:sz w:val="20"/>
+              </w:rPr>
+            </w:pPr>
+          </w:p>
+        </w:tc>
+        <w:tc>
+          <w:tcPr>
+            <w:tcW w:w="2160" w:type="dxa"/>
+          </w:tcPr>
+          <w:p>
+            <w:pPr>
+              <w:rPr>
+                <w:sz w:val="20"/>
+              </w:rPr>
+            </w:pPr>
+            <w:r>
+              <w:rPr>
+                <w:sz w:val="20"/>
+              </w:rPr>
+              <w:t>NOT NULL</w:t>
+            </w:r>
+          </w:p>
+        </w:tc>
+        <w:tc>
+          <w:tcPr>
+            <w:tcW w:w="2160" w:type="dxa"/>
+          </w:tcPr>
+          <w:p>
+            <w:pPr>
+              <w:rPr>
+                <w:sz w:val="20"/>
+              </w:rPr>
+            </w:pPr>
+            <w:r>
+              <w:rPr>
+                <w:sz w:val="20"/>
+              </w:rPr>
+              <w:t>Định dạng 2D,3D,IMAX</w:t>
+            </w:r>
+          </w:p>
+        </w:tc>
+      </w:tr>
+      <w:tr>
+        <w:trPr>
+          <w:jc w:val="center"/>
+        </w:trPr>
+        <w:tc>
+          <w:tcPr>
+            <w:tcW w:w="2160" w:type="dxa"/>
+          </w:tcPr>
+          <w:p>
+            <w:pPr>
+              <w:rPr>
+                <w:color w:val="000000" w:themeColor="text1"/>
+                <w:sz w:val="20"/>
+              </w:rPr>
+            </w:pPr>
+            <w:r>
+              <w:rPr>
+                <w:color w:val="000000" w:themeColor="text1"/>
+                <w:sz w:val="20"/>
+              </w:rPr>
+              <w:t>rating</w:t>
+            </w:r>
+          </w:p>
+        </w:tc>
+        <w:tc>
+          <w:tcPr>
+            <w:tcW w:w="2160" w:type="dxa"/>
+          </w:tcPr>
+          <w:p>
+            <w:pPr>
+              <w:rPr>
+                <w:color w:val="000000" w:themeColor="text1"/>
+                <w:sz w:val="20"/>
+              </w:rPr>
+            </w:pPr>
+            <w:r>
+              <w:rPr>
+                <w:color w:val="000000" w:themeColor="text1"/>
+                <w:sz w:val="20"/>
+              </w:rPr>
+              <w:t>Nvchar(50)</w:t>
+            </w:r>
+          </w:p>
+        </w:tc>
+        <w:tc>
+          <w:tcPr>
+            <w:tcW w:w="2160" w:type="dxa"/>
+          </w:tcPr>
+          <w:p>
+            <w:pPr>
+              <w:rPr>
+                <w:color w:val="000000" w:themeColor="text1"/>
+                <w:sz w:val="20"/>
+              </w:rPr>
+            </w:pPr>
+            <w:r>
+              <w:rPr>
+                <w:rFonts w:ascii="Consolas" w:hAnsi="Consolas"/>
+                <w:color w:val="000000" w:themeColor="text1"/>
+                <w:sz w:val="21"/>
+                <w:szCs w:val="21"/>
+              </w:rPr>
+              <w:t>Null</w:t>
+            </w:r>
+          </w:p>
+        </w:tc>
+        <w:tc>
+          <w:tcPr>
+            <w:tcW w:w="2160" w:type="dxa"/>
+          </w:tcPr>
+          <w:p>
+            <w:pPr>
+              <w:rPr>
+                <w:color w:val="000000" w:themeColor="text1"/>
+                <w:sz w:val="20"/>
+              </w:rPr>
+            </w:pPr>
+            <w:r>
+              <w:rPr>
+                <w:color w:val="000000" w:themeColor="text1"/>
+                <w:sz w:val="20"/>
+              </w:rPr>
+              <w:t>18+,16+.13+..</w:t>
+            </w:r>
+          </w:p>
+        </w:tc>
+      </w:tr>
+      <w:tr>
+        <w:trPr>
+          <w:jc w:val="center"/>
+        </w:trPr>
+        <w:tc>
+          <w:tcPr>
+            <w:tcW w:w="2160" w:type="dxa"/>
+          </w:tcPr>
+          <w:p>
+            <w:r>
+              <w:rPr>
+                <w:sz w:val="20"/>
+              </w:rPr>
+              <w:t>duration_mins</w:t>
+            </w:r>
+          </w:p>
+        </w:tc>
+        <w:tc>
+          <w:tcPr>
+            <w:tcW w:w="2160" w:type="dxa"/>
+          </w:tcPr>
+          <w:p>
+            <w:r>
+              <w:rPr>
+                <w:sz w:val="20"/>
+              </w:rPr>
+              <w:t>INT</w:t>
+            </w:r>
+          </w:p>
+        </w:tc>
+        <w:tc>
+          <w:tcPr>
+            <w:tcW w:w="2160" w:type="dxa"/>
+          </w:tcPr>
+          <w:p>
+            <w:r>
+              <w:rPr>
+                <w:sz w:val="20"/>
+              </w:rPr>
+              <w:t>NOT NULL, CHECK &gt; 0</w:t>
+            </w:r>
+          </w:p>
+        </w:tc>
+        <w:tc>
+          <w:tcPr>
+            <w:tcW w:w="2160" w:type="dxa"/>
+          </w:tcPr>
+          <w:p>
+            <w:r>
+              <w:rPr>
+                <w:sz w:val="20"/>
+              </w:rPr>
+              <w:t>Thời lượng (phút)</w:t>
+            </w:r>
+          </w:p>
+        </w:tc>
+      </w:tr>
+      <w:tr>
+        <w:trPr>
+          <w:jc w:val="center"/>
+        </w:trPr>
+        <w:tc>
+          <w:tcPr>
+            <w:tcW w:w="2160" w:type="dxa"/>
+          </w:tcPr>
+          <w:p>
+            <w:r>
+              <w:rPr>
+                <w:sz w:val="20"/>
+              </w:rPr>
+              <w:t>Language</w:t>
+            </w:r>
+          </w:p>
+        </w:tc>
+        <w:tc>
+          <w:tcPr>
+            <w:tcW w:w="2160" w:type="dxa"/>
+          </w:tcPr>
+          <w:p>
+            <w:r>
+              <w:rPr>
+                <w:sz w:val="20"/>
+              </w:rPr>
+              <w:t>NVARCHAR(50)</w:t>
+            </w:r>
+          </w:p>
+        </w:tc>
+        <w:tc>
+          <w:tcPr>
+            <w:tcW w:w="2160" w:type="dxa"/>
+          </w:tcPr>
+          <w:p>
+            <w:r>
+              <w:rPr>
+                <w:sz w:val="20"/>
+              </w:rPr>
+              <w:t>NULL</w:t>
+            </w:r>
+          </w:p>
+        </w:tc>
+        <w:tc>
+          <w:tcPr>
+            <w:tcW w:w="2160" w:type="dxa"/>
+          </w:tcPr>
+          <w:p>
+            <w:r>
+              <w:rPr>
+                <w:sz w:val="20"/>
+              </w:rPr>
+              <w:t>Ngôn ngữ</w:t>
+            </w:r>
+          </w:p>
+        </w:tc>
+      </w:tr>
+      <w:tr>
+        <w:trPr>
+          <w:jc w:val="center"/>
+        </w:trPr>
+        <w:tc>
+          <w:tcPr>
+            <w:tcW w:w="2160" w:type="dxa"/>
+          </w:tcPr>
+          <w:p>
+            <w:r>
+              <w:rPr>
+                <w:sz w:val="20"/>
+              </w:rPr>
+              <w:t>release_date</w:t>
+            </w:r>
+          </w:p>
+        </w:tc>
+        <w:tc>
+          <w:tcPr>
+            <w:tcW w:w="2160" w:type="dxa"/>
+          </w:tcPr>
+          <w:p>
+            <w:r>
+              <w:rPr>
+                <w:sz w:val="20"/>
+              </w:rPr>
+              <w:t>DATE</w:t>
+            </w:r>
+          </w:p>
+        </w:tc>
+        <w:tc>
+          <w:tcPr>
+            <w:tcW w:w="2160" w:type="dxa"/>
+          </w:tcPr>
+          <w:p>
+            <w:r>
+              <w:rPr>
+                <w:sz w:val="20"/>
+              </w:rPr>
+              <w:t>NULL</w:t>
+            </w:r>
+          </w:p>
+        </w:tc>
+        <w:tc>
+          <w:tcPr>
+            <w:tcW w:w="2160" w:type="dxa"/>
+          </w:tcPr>
+          <w:p>
+            <w:r>
+              <w:rPr>
+                <w:sz w:val="20"/>
+              </w:rPr>
+              <w:t>Ngày phát hành</w:t>
+            </w:r>
+          </w:p>
+        </w:tc>
+      </w:tr>
+      <w:tr>
+        <w:trPr>
+          <w:jc w:val="center"/>
+        </w:trPr>
+        <w:tc>
+          <w:tcPr>
+            <w:tcW w:w="2160" w:type="dxa"/>
+          </w:tcPr>
+          <w:p>
+            <w:r>
+              <w:rPr>
+                <w:sz w:val="20"/>
+              </w:rPr>
+              <w:t>status</w:t>
+            </w:r>
+          </w:p>
+        </w:tc>
+        <w:tc>
+          <w:tcPr>
+            <w:tcW w:w="2160" w:type="dxa"/>
+          </w:tcPr>
+          <w:p>
+            <w:r>
+              <w:rPr>
+                <w:sz w:val="20"/>
+              </w:rPr>
+              <w:t>VARCHAR(20)</w:t>
+            </w:r>
+          </w:p>
+        </w:tc>
+        <w:tc>
+          <w:tcPr>
+            <w:tcW w:w="2160" w:type="dxa"/>
+          </w:tcPr>
+          <w:p>
+            <w:r>
+              <w:rPr>
+                <w:sz w:val="20"/>
+              </w:rPr>
+              <w:t>NOT NULL, DEFAULT 'ACTIVE'</w:t>
+            </w:r>
+          </w:p>
+        </w:tc>
+        <w:tc>
+          <w:tcPr>
+            <w:tcW w:w="2160" w:type="dxa"/>
+          </w:tcPr>
+          <w:p>
+            <w:r>
+              <w:rPr>
+                <w:sz w:val="20"/>
+              </w:rPr>
+              <w:t>ACTIVE | INACTIVE</w:t>
+            </w:r>
+          </w:p>
+        </w:tc>
+      </w:tr>
+      <w:tr>
+        <w:trPr>
+          <w:jc w:val="center"/>
+        </w:trPr>
+        <w:tc>
+          <w:tcPr>
+            <w:tcW w:w="2160" w:type="dxa"/>
+          </w:tcPr>
+          <w:p>
+            <w:r>
+              <w:rPr>
+                <w:sz w:val="20"/>
+              </w:rPr>
+              <w:t>description</w:t>
+            </w:r>
+          </w:p>
+        </w:tc>
+        <w:tc>
+          <w:tcPr>
+            <w:tcW w:w="2160" w:type="dxa"/>
+          </w:tcPr>
+          <w:p>
+            <w:pPr>
+              <w:rPr>
+                <w:sz w:val="20"/>
+              </w:rPr>
+            </w:pPr>
+            <w:r>
+              <w:rPr>
+                <w:sz w:val="20"/>
+              </w:rPr>
+              <w:t>NVARCHAR(MAX)</w:t>
+            </w:r>
+          </w:p>
+          <w:p/>
+        </w:tc>
+        <w:tc>
+          <w:tcPr>
+            <w:tcW w:w="2160" w:type="dxa"/>
+          </w:tcPr>
+          <w:p>
+            <w:r>
+              <w:rPr>
+                <w:sz w:val="20"/>
+              </w:rPr>
+              <w:t>NULL</w:t>
+            </w:r>
+          </w:p>
+        </w:tc>
+        <w:tc>
+          <w:tcPr>
+            <w:tcW w:w="2160" w:type="dxa"/>
+          </w:tcPr>
+          <w:p>
+            <w:r>
+              <w:rPr>
+                <w:sz w:val="20"/>
+              </w:rPr>
+              <w:t>Mô tả phim</w:t>
+            </w:r>
+          </w:p>
+        </w:tc>
+      </w:tr>
+      <w:tr>
+        <w:trPr>
+          <w:jc w:val="center"/>
+        </w:trPr>
+        <w:tc>
+          <w:tcPr>
+            <w:tcW w:w="2160" w:type="dxa"/>
+          </w:tcPr>
+          <w:p>
+            <w:r>
+              <w:rPr>
+                <w:sz w:val="20"/>
+              </w:rPr>
               <w:t>poster_url</w:t>
             </w:r>
           </w:p>
@@ -7524,7 +7734,19 @@
               <w:rPr>
                 <w:sz w:val="20"/>
               </w:rPr>
-              <w:t>VARCHAR(500)</w:t>
+              <w:t>VARCHAR(</w:t>
+            </w:r>
+            <w:r>
+              <w:rPr>
+                <w:sz w:val="20"/>
+              </w:rPr>
+              <w:t>255</w:t>
+            </w:r>
+            <w:r>
+              <w:rPr>
+                <w:sz w:val="20"/>
+              </w:rPr>
+              <w:t>)</w:t>
             </w:r>
           </w:p>
         </w:tc>
@@ -7867,19 +8089,27 @@
               <w:rPr>
                 <w:sz w:val="20"/>
               </w:rPr>
-              <w:t>NOT NULL, CHECK &gt; 0</w:t>
-            </w:r>
-          </w:p>
-        </w:tc>
-        <w:tc>
-          <w:tcPr>
-            <w:tcW w:w="2160" w:type="dxa"/>
-          </w:tcPr>
-          <w:p>
-            <w:r>
-              <w:rPr>
-                <w:sz w:val="20"/>
-              </w:rPr>
+              <w:t xml:space="preserve">NOT NULL, CHECK &gt; </w:t>
+            </w:r>
+            <w:r>
+              <w:rPr>
+                <w:sz w:val="20"/>
+              </w:rPr>
+              <w:lastRenderedPageBreak/>
+              <w:t>0</w:t>
+            </w:r>
+          </w:p>
+        </w:tc>
+        <w:tc>
+          <w:tcPr>
+            <w:tcW w:w="2160" w:type="dxa"/>
+          </w:tcPr>
+          <w:p>
+            <w:r>
+              <w:rPr>
+                <w:sz w:val="20"/>
+              </w:rPr>
+              <w:lastRenderedPageBreak/>
               <w:t>Tổng hàng</w:t>
             </w:r>
           </w:p>
@@ -7951,13 +8181,19 @@
             <w:tcW w:w="2160" w:type="dxa"/>
           </w:tcPr>
           <w:p>
-            <w:r>
-              <w:rPr>
-                <w:sz w:val="20"/>
-              </w:rPr>
-              <w:t>is_active</w:t>
-            </w:r>
-          </w:p>
+            <w:pPr>
+              <w:rPr>
+                <w:sz w:val="20"/>
+              </w:rPr>
+            </w:pPr>
+            <w:r>
+              <w:rPr>
+                <w:sz w:val="20"/>
+              </w:rPr>
+              <w:t>status</w:t>
+            </w:r>
+          </w:p>
+          <w:p/>
         </w:tc>
         <w:tc>
           <w:tcPr>
@@ -7994,7 +8230,7 @@
               <w:rPr>
                 <w:sz w:val="20"/>
               </w:rPr>
-              <w:t>Đang hoạt động</w:t>
+              <w:t>ACTIVE | INACTIVE</w:t>
             </w:r>
           </w:p>
         </w:tc>
@@ -8381,7 +8617,191 @@
               <w:rPr>
                 <w:sz w:val="20"/>
               </w:rPr>
-              <w:t>REGULAR | VIP | ACCESSIBLE</w:t>
+              <w:t>REGULAR | VIP |</w:t>
+            </w:r>
+          </w:p>
+        </w:tc>
+      </w:tr>
+      <w:tr>
+        <w:trPr>
+          <w:jc w:val="center"/>
+        </w:trPr>
+        <w:tc>
+          <w:tcPr>
+            <w:tcW w:w="2160" w:type="dxa"/>
+          </w:tcPr>
+          <w:p>
+            <w:pPr>
+              <w:rPr>
+                <w:sz w:val="20"/>
+              </w:rPr>
+            </w:pPr>
+            <w:r>
+              <w:rPr>
+                <w:sz w:val="20"/>
+              </w:rPr>
+              <w:t>is_broken</w:t>
+            </w:r>
+          </w:p>
+          <w:p>
+            <w:pPr>
+              <w:rPr>
+                <w:sz w:val="20"/>
+              </w:rPr>
+            </w:pPr>
+          </w:p>
+        </w:tc>
+        <w:tc>
+          <w:tcPr>
+            <w:tcW w:w="2160" w:type="dxa"/>
+          </w:tcPr>
+          <w:p>
+            <w:pPr>
+              <w:rPr>
+                <w:sz w:val="20"/>
+              </w:rPr>
+            </w:pPr>
+            <w:r>
+              <w:rPr>
+                <w:sz w:val="20"/>
+              </w:rPr>
+              <w:t>BIT</w:t>
+            </w:r>
+          </w:p>
+          <w:p>
+            <w:pPr>
+              <w:rPr>
+                <w:sz w:val="20"/>
+              </w:rPr>
+            </w:pPr>
+          </w:p>
+        </w:tc>
+        <w:tc>
+          <w:tcPr>
+            <w:tcW w:w="2160" w:type="dxa"/>
+          </w:tcPr>
+          <w:p>
+            <w:pPr>
+              <w:rPr>
+                <w:sz w:val="20"/>
+              </w:rPr>
+            </w:pPr>
+            <w:r>
+              <w:rPr>
+                <w:i/>
+                <w:iCs/>
+                <w:sz w:val="20"/>
+              </w:rPr>
+              <w:t>DEFAULT</w:t>
+            </w:r>
+          </w:p>
+          <w:p>
+            <w:pPr>
+              <w:rPr>
+                <w:sz w:val="20"/>
+              </w:rPr>
+            </w:pPr>
+          </w:p>
+        </w:tc>
+        <w:tc>
+          <w:tcPr>
+            <w:tcW w:w="2160" w:type="dxa"/>
+          </w:tcPr>
+          <w:p>
+            <w:pPr>
+              <w:rPr>
+                <w:sz w:val="20"/>
+              </w:rPr>
+            </w:pPr>
+            <w:r>
+              <w:rPr>
+                <w:sz w:val="20"/>
+              </w:rPr>
+              <w:t>0</w:t>
+            </w:r>
+          </w:p>
+          <w:p>
+            <w:pPr>
+              <w:rPr>
+                <w:sz w:val="20"/>
+              </w:rPr>
+            </w:pPr>
+          </w:p>
+        </w:tc>
+      </w:tr>
+      <w:tr>
+        <w:trPr>
+          <w:jc w:val="center"/>
+        </w:trPr>
+        <w:tc>
+          <w:tcPr>
+            <w:tcW w:w="2160" w:type="dxa"/>
+          </w:tcPr>
+          <w:p>
+            <w:pPr>
+              <w:rPr>
+                <w:sz w:val="20"/>
+              </w:rPr>
+            </w:pPr>
+            <w:r>
+              <w:rPr>
+                <w:sz w:val="20"/>
+              </w:rPr>
+              <w:t>seat_price</w:t>
+            </w:r>
+          </w:p>
+        </w:tc>
+        <w:tc>
+          <w:tcPr>
+            <w:tcW w:w="2160" w:type="dxa"/>
+          </w:tcPr>
+          <w:p>
+            <w:pPr>
+              <w:rPr>
+                <w:sz w:val="20"/>
+              </w:rPr>
+            </w:pPr>
+            <w:r>
+              <w:rPr>
+                <w:sz w:val="20"/>
+              </w:rPr>
+              <w:t>FLOAT</w:t>
+            </w:r>
+          </w:p>
+        </w:tc>
+        <w:tc>
+          <w:tcPr>
+            <w:tcW w:w="2160" w:type="dxa"/>
+          </w:tcPr>
+          <w:p>
+            <w:pPr>
+              <w:rPr>
+                <w:sz w:val="20"/>
+              </w:rPr>
+            </w:pPr>
+            <w:r>
+              <w:rPr>
+                <w:sz w:val="20"/>
+              </w:rPr>
+              <w:t>NOT NULL</w:t>
+            </w:r>
+          </w:p>
+        </w:tc>
+        <w:tc>
+          <w:tcPr>
+            <w:tcW w:w="2160" w:type="dxa"/>
+          </w:tcPr>
+          <w:p>
+            <w:pPr>
+              <w:rPr>
+                <w:sz w:val="20"/>
+              </w:rPr>
+            </w:pPr>
+            <w:r>
+              <w:rPr>
+                <w:sz w:val="20"/>
+              </w:rPr>
+              <w:t>Giá của ghế</w:t>
             </w:r>
           </w:p>
         </w:tc>
@@ -9238,7 +9658,6 @@
               <w:rPr>
                 <w:sz w:val="20"/>
               </w:rPr>
-              <w:lastRenderedPageBreak/>
               <w:t>status</w:t>
             </w:r>
           </w:p>
@@ -9577,6 +9996,7 @@
               <w:rPr>
                 <w:sz w:val="20"/>
               </w:rPr>
+              <w:lastRenderedPageBreak/>
               <w:t>created_at</w:t>
             </w:r>
           </w:p>
@@ -11145,7 +11565,6 @@
         <w:rPr>
           <w:rFonts w:ascii="Times New Roman" w:hAnsi="Times New Roman"/>
         </w:rPr>
-        <w:lastRenderedPageBreak/>
         <w:t>7. Sơ đồ ERD (Entity Relationship Diagram)</w:t>
       </w:r>
     </w:p>
@@ -11194,6 +11613,7 @@
         <w:pStyle w:val="ListBullet"/>
       </w:pPr>
       <w:r>
+        <w:lastRenderedPageBreak/>
         <w:t>show_seats.seat_id → seats.seat_id</w:t>
       </w:r>
     </w:p>
@@ -11795,7 +12215,6 @@
         <w:pStyle w:val="Heading2"/>
       </w:pPr>
       <w:r>
-        <w:lastRenderedPageBreak/>
         <w:t>9.3. Luồng huỷ Ticket — hoàn trạng ShowSeat</w:t>
       </w:r>
     </w:p>
@@ -11809,6 +12228,7 @@
         <w:pStyle w:val="Heading2"/>
       </w:pPr>
       <w:r>
+        <w:lastRenderedPageBreak/>
         <w:t>9.4. Validation minTicketQuantity của Discount</w:t>
       </w:r>
     </w:p>
@@ -12004,9 +12424,9 @@
       <w:lvlJc w:val="left"/>
       <w:pPr>
         <w:tabs>
-          <w:tab w:val="num" w:pos="360"/>
+          <w:tab w:val="num" w:pos="2770"/>
         </w:tabs>
-        <w:ind w:left="360" w:hanging="360"/>
+        <w:ind w:left="2770" w:hanging="360"/>
       </w:pPr>
       <w:rPr>
         <w:rFonts w:ascii="Symbol" w:hAnsi="Symbol" w:hint="default"/>
@@ -12650,7 +13070,6 @@
   <w:style w:type="character" w:default="1" w:styleId="DefaultParagraphFont">
     <w:name w:val="Default Paragraph Font"/>
     <w:uiPriority w:val="1"/>
-    <w:semiHidden/>
     <w:unhideWhenUsed/>
   </w:style>
   <w:style w:type="table" w:default="1" w:styleId="TableNormal">

--- a/docs/user-guide/TaiLieu_Updated.docx
+++ b/docs/user-guide/TaiLieu_Updated.docx
@@ -95,6 +95,9 @@
       <w:r>
         <w:t>Quản lý chương trình giảm giá</w:t>
       </w:r>
+      <w:r>
+        <w:t xml:space="preserve"> </w:t>
+      </w:r>
     </w:p>
     <w:p>
       <w:pPr>
@@ -175,10 +178,10 @@
         <w:tblLook w:val="04A0" w:firstRow="1" w:lastRow="0" w:firstColumn="1" w:lastColumn="0" w:noHBand="0" w:noVBand="1"/>
       </w:tblPr>
       <w:tblGrid>
-        <w:gridCol w:w="1952"/>
-        <w:gridCol w:w="1647"/>
-        <w:gridCol w:w="2206"/>
-        <w:gridCol w:w="3051"/>
+        <w:gridCol w:w="1942"/>
+        <w:gridCol w:w="1650"/>
+        <w:gridCol w:w="2209"/>
+        <w:gridCol w:w="3055"/>
       </w:tblGrid>
       <w:tr>
         <w:trPr>
@@ -441,7 +444,7 @@
               <w:rPr>
                 <w:sz w:val="20"/>
               </w:rPr>
-              <w:t>passwordHash</w:t>
+              <w:t>password</w:t>
             </w:r>
           </w:p>
         </w:tc>
@@ -480,7 +483,7 @@
               <w:rPr>
                 <w:sz w:val="20"/>
               </w:rPr>
-              <w:t>Mật khẩu đã hash (BCrypt)</w:t>
+              <w:t xml:space="preserve">Mật khẩu </w:t>
             </w:r>
           </w:p>
         </w:tc>
@@ -659,6 +662,12 @@
                 <w:sz w:val="20"/>
               </w:rPr>
               <w:t>Số điện thoại</w:t>
+            </w:r>
+            <w:r>
+              <w:rPr>
+                <w:sz w:val="20"/>
+              </w:rPr>
+              <w:t>, có thể trống</w:t>
             </w:r>
           </w:p>
         </w:tc>
@@ -1596,6 +1605,12 @@
         </w:rPr>
         <w:t>2.3. CinemaHall (Phòng chiếu)</w:t>
       </w:r>
+      <w:r>
+        <w:rPr>
+          <w:rFonts w:ascii="Times New Roman" w:hAnsi="Times New Roman"/>
+        </w:rPr>
+        <w:t xml:space="preserve"> Done</w:t>
+      </w:r>
     </w:p>
     <w:p>
       <w:r>
@@ -1960,6 +1975,7 @@
               <w:rPr>
                 <w:sz w:val="20"/>
               </w:rPr>
+              <w:lastRenderedPageBreak/>
               <w:t>totalCols</w:t>
             </w:r>
           </w:p>
@@ -2017,7 +2033,6 @@
               <w:rPr>
                 <w:sz w:val="20"/>
               </w:rPr>
-              <w:lastRenderedPageBreak/>
               <w:t>status</w:t>
             </w:r>
           </w:p>
@@ -2098,6 +2113,12 @@
         </w:rPr>
         <w:t>2.4. Seat (Ghế ngồi)</w:t>
       </w:r>
+      <w:r>
+        <w:rPr>
+          <w:rFonts w:ascii="Times New Roman" w:hAnsi="Times New Roman"/>
+        </w:rPr>
+        <w:t xml:space="preserve"> Done</w:t>
+      </w:r>
     </w:p>
     <w:p>
       <w:r>
@@ -2512,7 +2533,7 @@
               <w:rPr>
                 <w:sz w:val="20"/>
               </w:rPr>
-              <w:t>seatPrice</w:t>
+              <w:t>factor</w:t>
             </w:r>
           </w:p>
         </w:tc>
@@ -2566,14 +2587,26 @@
               <w:rPr>
                 <w:sz w:val="20"/>
               </w:rPr>
-              <w:t>REGULAR = 100.000vnd</w:t>
+              <w:t>REGULAR = 1</w:t>
+            </w:r>
+            <w:r>
+              <w:rPr>
+                <w:sz w:val="20"/>
+              </w:rPr>
+              <w:t xml:space="preserve">.0 </w:t>
             </w:r>
             <w:r>
               <w:rPr>
                 <w:sz w:val="20"/>
               </w:rPr>
               <w:br/>
-              <w:t>VIP = 110.000VND</w:t>
+              <w:t>VIP = 1</w:t>
+            </w:r>
+            <w:r>
+              <w:rPr>
+                <w:sz w:val="20"/>
+              </w:rPr>
+              <w:t>.5</w:t>
             </w:r>
           </w:p>
         </w:tc>
@@ -3112,7 +3145,14 @@
               <w:rPr>
                 <w:sz w:val="20"/>
               </w:rPr>
-              <w:t>NOT NULL, DEFAULT SCHEDULED</w:t>
+              <w:t xml:space="preserve">NOT NULL, DEFAULT </w:t>
+            </w:r>
+            <w:r>
+              <w:rPr>
+                <w:sz w:val="20"/>
+              </w:rPr>
+              <w:lastRenderedPageBreak/>
+              <w:t>SCHEDULED</w:t>
             </w:r>
           </w:p>
         </w:tc>
@@ -3125,7 +3165,20 @@
               <w:rPr>
                 <w:sz w:val="20"/>
               </w:rPr>
-              <w:t>SCHEDULED | ONGOING | COMPLETED | CANCELLED</w:t>
+              <w:lastRenderedPageBreak/>
+              <w:t xml:space="preserve">SCHEDULED | </w:t>
+            </w:r>
+            <w:r>
+              <w:rPr>
+                <w:sz w:val="20"/>
+              </w:rPr>
+              <w:t>UPCOMMING</w:t>
+            </w:r>
+            <w:r>
+              <w:rPr>
+                <w:sz w:val="20"/>
+              </w:rPr>
+              <w:t xml:space="preserve"> | COMPLETED | CANCELLED</w:t>
             </w:r>
           </w:p>
         </w:tc>
@@ -3137,7 +3190,6 @@
         <w:rPr>
           <w:b/>
         </w:rPr>
-        <w:lastRenderedPageBreak/>
         <w:t>Ràng buộc nghiệp vụ:</w:t>
       </w:r>
     </w:p>
@@ -3218,7 +3270,7 @@
         </w:trPr>
         <w:tc>
           <w:tcPr>
-            <w:tcW w:w="1984" w:type="dxa"/>
+            <w:tcW w:w="1926" w:type="dxa"/>
             <w:shd w:val="clear" w:color="auto" w:fill="D9E2F3"/>
           </w:tcPr>
           <w:p>
@@ -3236,7 +3288,7 @@
         </w:tc>
         <w:tc>
           <w:tcPr>
-            <w:tcW w:w="1701" w:type="dxa"/>
+            <w:tcW w:w="1685" w:type="dxa"/>
             <w:shd w:val="clear" w:color="auto" w:fill="D9E2F3"/>
           </w:tcPr>
           <w:p>
@@ -3254,7 +3306,7 @@
         </w:tc>
         <w:tc>
           <w:tcPr>
-            <w:tcW w:w="2268" w:type="dxa"/>
+            <w:tcW w:w="2204" w:type="dxa"/>
             <w:shd w:val="clear" w:color="auto" w:fill="D9E2F3"/>
           </w:tcPr>
           <w:p>
@@ -3272,7 +3324,7 @@
         </w:tc>
         <w:tc>
           <w:tcPr>
-            <w:tcW w:w="3118" w:type="dxa"/>
+            <w:tcW w:w="3041" w:type="dxa"/>
             <w:shd w:val="clear" w:color="auto" w:fill="D9E2F3"/>
           </w:tcPr>
           <w:p>
@@ -3295,7 +3347,7 @@
         </w:trPr>
         <w:tc>
           <w:tcPr>
-            <w:tcW w:w="1984" w:type="dxa"/>
+            <w:tcW w:w="1926" w:type="dxa"/>
           </w:tcPr>
           <w:p>
             <w:r>
@@ -3308,7 +3360,7 @@
         </w:tc>
         <w:tc>
           <w:tcPr>
-            <w:tcW w:w="1701" w:type="dxa"/>
+            <w:tcW w:w="1685" w:type="dxa"/>
           </w:tcPr>
           <w:p>
             <w:r>
@@ -3321,7 +3373,7 @@
         </w:tc>
         <w:tc>
           <w:tcPr>
-            <w:tcW w:w="2268" w:type="dxa"/>
+            <w:tcW w:w="2204" w:type="dxa"/>
           </w:tcPr>
           <w:p>
             <w:r>
@@ -3334,7 +3386,7 @@
         </w:tc>
         <w:tc>
           <w:tcPr>
-            <w:tcW w:w="3118" w:type="dxa"/>
+            <w:tcW w:w="3041" w:type="dxa"/>
           </w:tcPr>
           <w:p>
             <w:r>
@@ -3352,7 +3404,7 @@
         </w:trPr>
         <w:tc>
           <w:tcPr>
-            <w:tcW w:w="1984" w:type="dxa"/>
+            <w:tcW w:w="1926" w:type="dxa"/>
           </w:tcPr>
           <w:p>
             <w:r>
@@ -3365,7 +3417,7 @@
         </w:tc>
         <w:tc>
           <w:tcPr>
-            <w:tcW w:w="1701" w:type="dxa"/>
+            <w:tcW w:w="1685" w:type="dxa"/>
           </w:tcPr>
           <w:p>
             <w:r>
@@ -3378,7 +3430,7 @@
         </w:tc>
         <w:tc>
           <w:tcPr>
-            <w:tcW w:w="2268" w:type="dxa"/>
+            <w:tcW w:w="2204" w:type="dxa"/>
           </w:tcPr>
           <w:p>
             <w:r>
@@ -3391,7 +3443,7 @@
         </w:tc>
         <w:tc>
           <w:tcPr>
-            <w:tcW w:w="3118" w:type="dxa"/>
+            <w:tcW w:w="3041" w:type="dxa"/>
           </w:tcPr>
           <w:p>
             <w:r>
@@ -3409,7 +3461,7 @@
         </w:trPr>
         <w:tc>
           <w:tcPr>
-            <w:tcW w:w="1984" w:type="dxa"/>
+            <w:tcW w:w="1926" w:type="dxa"/>
           </w:tcPr>
           <w:p>
             <w:r>
@@ -3422,7 +3474,7 @@
         </w:tc>
         <w:tc>
           <w:tcPr>
-            <w:tcW w:w="1701" w:type="dxa"/>
+            <w:tcW w:w="1685" w:type="dxa"/>
           </w:tcPr>
           <w:p>
             <w:r>
@@ -3435,7 +3487,7 @@
         </w:tc>
         <w:tc>
           <w:tcPr>
-            <w:tcW w:w="2268" w:type="dxa"/>
+            <w:tcW w:w="2204" w:type="dxa"/>
           </w:tcPr>
           <w:p>
             <w:r>
@@ -3448,7 +3500,7 @@
         </w:tc>
         <w:tc>
           <w:tcPr>
-            <w:tcW w:w="3118" w:type="dxa"/>
+            <w:tcW w:w="3041" w:type="dxa"/>
           </w:tcPr>
           <w:p>
             <w:r>
@@ -3466,53 +3518,53 @@
         </w:trPr>
         <w:tc>
           <w:tcPr>
-            <w:tcW w:w="1984" w:type="dxa"/>
-          </w:tcPr>
-          <w:p>
-            <w:r>
-              <w:rPr>
-                <w:sz w:val="20"/>
-              </w:rPr>
-              <w:t>price</w:t>
-            </w:r>
-          </w:p>
-        </w:tc>
-        <w:tc>
-          <w:tcPr>
-            <w:tcW w:w="1701" w:type="dxa"/>
-          </w:tcPr>
-          <w:p>
-            <w:r>
-              <w:rPr>
-                <w:sz w:val="20"/>
-              </w:rPr>
-              <w:t>double</w:t>
-            </w:r>
-          </w:p>
-        </w:tc>
-        <w:tc>
-          <w:tcPr>
-            <w:tcW w:w="2268" w:type="dxa"/>
-          </w:tcPr>
-          <w:p>
-            <w:r>
-              <w:rPr>
-                <w:sz w:val="20"/>
-              </w:rPr>
-              <w:t>NOT NULL, &gt;= 0</w:t>
-            </w:r>
-          </w:p>
-        </w:tc>
-        <w:tc>
-          <w:tcPr>
-            <w:tcW w:w="3118" w:type="dxa"/>
-          </w:tcPr>
-          <w:p>
-            <w:r>
-              <w:rPr>
-                <w:sz w:val="20"/>
-              </w:rPr>
-              <w:t>Giá vé thực tế cho ghế này</w:t>
+            <w:tcW w:w="1926" w:type="dxa"/>
+          </w:tcPr>
+          <w:p>
+            <w:r>
+              <w:rPr>
+                <w:sz w:val="20"/>
+              </w:rPr>
+              <w:t>status</w:t>
+            </w:r>
+          </w:p>
+        </w:tc>
+        <w:tc>
+          <w:tcPr>
+            <w:tcW w:w="1685" w:type="dxa"/>
+          </w:tcPr>
+          <w:p>
+            <w:r>
+              <w:rPr>
+                <w:sz w:val="20"/>
+              </w:rPr>
+              <w:t>Enum</w:t>
+            </w:r>
+          </w:p>
+        </w:tc>
+        <w:tc>
+          <w:tcPr>
+            <w:tcW w:w="2204" w:type="dxa"/>
+          </w:tcPr>
+          <w:p>
+            <w:r>
+              <w:rPr>
+                <w:sz w:val="20"/>
+              </w:rPr>
+              <w:t>NOT NULL, DEFAULT AVAILABLE</w:t>
+            </w:r>
+          </w:p>
+        </w:tc>
+        <w:tc>
+          <w:tcPr>
+            <w:tcW w:w="3041" w:type="dxa"/>
+          </w:tcPr>
+          <w:p>
+            <w:r>
+              <w:rPr>
+                <w:sz w:val="20"/>
+              </w:rPr>
+              <w:t>AVAILABLE | HELD | BOOKED</w:t>
             </w:r>
           </w:p>
         </w:tc>
@@ -3523,53 +3575,58 @@
         </w:trPr>
         <w:tc>
           <w:tcPr>
-            <w:tcW w:w="1984" w:type="dxa"/>
-          </w:tcPr>
-          <w:p>
-            <w:r>
-              <w:rPr>
-                <w:sz w:val="20"/>
-              </w:rPr>
-              <w:t>status</w:t>
-            </w:r>
-          </w:p>
-        </w:tc>
-        <w:tc>
-          <w:tcPr>
-            <w:tcW w:w="1701" w:type="dxa"/>
-          </w:tcPr>
-          <w:p>
-            <w:r>
-              <w:rPr>
-                <w:sz w:val="20"/>
-              </w:rPr>
-              <w:t>Enum</w:t>
-            </w:r>
-          </w:p>
-        </w:tc>
-        <w:tc>
-          <w:tcPr>
-            <w:tcW w:w="2268" w:type="dxa"/>
-          </w:tcPr>
-          <w:p>
-            <w:r>
-              <w:rPr>
-                <w:sz w:val="20"/>
-              </w:rPr>
-              <w:t>NOT NULL, DEFAULT AVAILABLE</w:t>
-            </w:r>
-          </w:p>
-        </w:tc>
-        <w:tc>
-          <w:tcPr>
-            <w:tcW w:w="3118" w:type="dxa"/>
-          </w:tcPr>
-          <w:p>
-            <w:r>
-              <w:rPr>
-                <w:sz w:val="20"/>
-              </w:rPr>
-              <w:t>AVAILABLE | HELD | BOOKED</w:t>
+            <w:tcW w:w="1926" w:type="dxa"/>
+          </w:tcPr>
+          <w:p>
+            <w:r>
+              <w:rPr>
+                <w:sz w:val="20"/>
+              </w:rPr>
+              <w:t>heldUntil</w:t>
+            </w:r>
+          </w:p>
+        </w:tc>
+        <w:tc>
+          <w:tcPr>
+            <w:tcW w:w="1685" w:type="dxa"/>
+          </w:tcPr>
+          <w:p>
+            <w:r>
+              <w:rPr>
+                <w:sz w:val="20"/>
+              </w:rPr>
+              <w:t>LocalDateTime</w:t>
+            </w:r>
+          </w:p>
+        </w:tc>
+        <w:tc>
+          <w:tcPr>
+            <w:tcW w:w="2204" w:type="dxa"/>
+          </w:tcPr>
+          <w:p>
+            <w:r>
+              <w:rPr>
+                <w:sz w:val="20"/>
+              </w:rPr>
+              <w:t>Nullable</w:t>
+            </w:r>
+          </w:p>
+        </w:tc>
+        <w:tc>
+          <w:tcPr>
+            <w:tcW w:w="3041" w:type="dxa"/>
+          </w:tcPr>
+          <w:p>
+            <w:pPr>
+              <w:rPr>
+                <w:sz w:val="20"/>
+              </w:rPr>
+            </w:pPr>
+            <w:r>
+              <w:rPr>
+                <w:sz w:val="20"/>
+              </w:rPr>
+              <w:t>Thời hạn giữ chỗ (quan trọng)</w:t>
             </w:r>
           </w:p>
         </w:tc>
@@ -3580,53 +3637,73 @@
         </w:trPr>
         <w:tc>
           <w:tcPr>
-            <w:tcW w:w="1984" w:type="dxa"/>
-          </w:tcPr>
-          <w:p>
-            <w:r>
-              <w:rPr>
-                <w:sz w:val="20"/>
-              </w:rPr>
-              <w:t>heldUntil</w:t>
-            </w:r>
-          </w:p>
-        </w:tc>
-        <w:tc>
-          <w:tcPr>
-            <w:tcW w:w="1701" w:type="dxa"/>
-          </w:tcPr>
-          <w:p>
-            <w:r>
-              <w:rPr>
-                <w:sz w:val="20"/>
-              </w:rPr>
-              <w:t>LocalDateTime</w:t>
-            </w:r>
-          </w:p>
-        </w:tc>
-        <w:tc>
-          <w:tcPr>
-            <w:tcW w:w="2268" w:type="dxa"/>
-          </w:tcPr>
-          <w:p>
-            <w:r>
-              <w:rPr>
-                <w:sz w:val="20"/>
-              </w:rPr>
-              <w:t>Nullable</w:t>
-            </w:r>
-          </w:p>
-        </w:tc>
-        <w:tc>
-          <w:tcPr>
-            <w:tcW w:w="3118" w:type="dxa"/>
-          </w:tcPr>
-          <w:p>
-            <w:r>
-              <w:rPr>
-                <w:sz w:val="20"/>
-              </w:rPr>
-              <w:t>Thời hạn giữ chỗ (quan trọng)</w:t>
+            <w:tcW w:w="1926" w:type="dxa"/>
+          </w:tcPr>
+          <w:p>
+            <w:pPr>
+              <w:rPr>
+                <w:sz w:val="20"/>
+              </w:rPr>
+            </w:pPr>
+            <w:r>
+              <w:rPr>
+                <w:sz w:val="20"/>
+              </w:rPr>
+              <w:t>price</w:t>
+            </w:r>
+          </w:p>
+        </w:tc>
+        <w:tc>
+          <w:tcPr>
+            <w:tcW w:w="1685" w:type="dxa"/>
+          </w:tcPr>
+          <w:p>
+            <w:pPr>
+              <w:rPr>
+                <w:sz w:val="20"/>
+              </w:rPr>
+            </w:pPr>
+            <w:r>
+              <w:rPr>
+                <w:sz w:val="20"/>
+              </w:rPr>
+              <w:t>Double</w:t>
+            </w:r>
+          </w:p>
+        </w:tc>
+        <w:tc>
+          <w:tcPr>
+            <w:tcW w:w="2204" w:type="dxa"/>
+          </w:tcPr>
+          <w:p>
+            <w:pPr>
+              <w:rPr>
+                <w:sz w:val="20"/>
+              </w:rPr>
+            </w:pPr>
+            <w:r>
+              <w:rPr>
+                <w:sz w:val="20"/>
+              </w:rPr>
+              <w:t>Not null &gt;0</w:t>
+            </w:r>
+          </w:p>
+        </w:tc>
+        <w:tc>
+          <w:tcPr>
+            <w:tcW w:w="3041" w:type="dxa"/>
+          </w:tcPr>
+          <w:p>
+            <w:pPr>
+              <w:rPr>
+                <w:sz w:val="20"/>
+              </w:rPr>
+            </w:pPr>
+            <w:r>
+              <w:rPr>
+                <w:sz w:val="20"/>
+              </w:rPr>
+              <w:t>Giá vé trong suất chiếu</w:t>
             </w:r>
           </w:p>
         </w:tc>
@@ -3730,6 +3807,7 @@
                 <w:b/>
                 <w:sz w:val="20"/>
               </w:rPr>
+              <w:lastRenderedPageBreak/>
               <w:t>Thuộc tính</w:t>
             </w:r>
           </w:p>
@@ -4195,7 +4273,6 @@
         <w:rPr>
           <w:b/>
         </w:rPr>
-        <w:lastRenderedPageBreak/>
         <w:t>Ràng buộc nghiệp vụ:</w:t>
       </w:r>
     </w:p>
@@ -4241,10 +4318,12 @@
     <w:p>
       <w:pPr>
         <w:pStyle w:val="ListBullet"/>
+        <w:numPr>
+          <w:ilvl w:val="0"/>
+          <w:numId w:val="0"/>
+        </w:numPr>
+        <w:ind w:left="360"/>
       </w:pPr>
-      <w:r>
-        <w:t>Đã bỏ InvoiceDetail — Invoice liên kết trực tiếp tới Ticket (1-N)</w:t>
-      </w:r>
     </w:p>
     <w:p>
       <w:pPr>
@@ -4932,6 +5011,7 @@
         <w:rPr>
           <w:b/>
         </w:rPr>
+        <w:lastRenderedPageBreak/>
         <w:t>Ràng buộc nghiệp vụ:</w:t>
       </w:r>
     </w:p>
@@ -5374,7 +5454,6 @@
               <w:rPr>
                 <w:sz w:val="20"/>
               </w:rPr>
-              <w:lastRenderedPageBreak/>
               <w:t>validTo</w:t>
             </w:r>
           </w:p>
@@ -5924,6 +6003,7 @@
               <w:rPr>
                 <w:sz w:val="20"/>
               </w:rPr>
+              <w:lastRenderedPageBreak/>
               <w:t>Showtime</w:t>
             </w:r>
           </w:p>
@@ -6262,58 +6342,6 @@
         <w:rPr>
           <w:rFonts w:ascii="Times New Roman" w:hAnsi="Times New Roman"/>
         </w:rPr>
-        <w:t>4. Những thay đổi so với bản trước</w:t>
-      </w:r>
-    </w:p>
-    <w:p>
-      <w:r>
-        <w:rPr>
-          <w:b/>
-        </w:rPr>
-        <w:t>Các thành phần đã loại bỏ:</w:t>
-      </w:r>
-    </w:p>
-    <w:p>
-      <w:pPr>
-        <w:pStyle w:val="ListBullet"/>
-      </w:pPr>
-      <w:r>
-        <w:t>Bỏ class Service — scope hiện tại chỉ bán vé, không bán dịch vụ kèm theo</w:t>
-      </w:r>
-    </w:p>
-    <w:p>
-      <w:pPr>
-        <w:pStyle w:val="ListBullet"/>
-      </w:pPr>
-      <w:r>
-        <w:t>Bỏ class InvoiceDetail — Invoice liên kết trực tiếp tới Ticket (1-N), tránh dư thừa và mâu thuẫn quantity/ticket_id</w:t>
-      </w:r>
-    </w:p>
-    <w:p>
-      <w:pPr>
-        <w:pStyle w:val="ListBullet"/>
-      </w:pPr>
-      <w:r>
-        <w:t>Bỏ các thuộc tính itemType, serviceId, quantity kiểu line-item hỗn hợp trong hóa đơn</w:t>
-      </w:r>
-    </w:p>
-    <w:p>
-      <w:pPr>
-        <w:pStyle w:val="ListBullet"/>
-      </w:pPr>
-      <w:r>
-        <w:t>Bỏ logic "ghế ACCESSIBLE thì tự động giảm giá người khuyết tật" — sai nghiệp vụ (loại ghế ≠ đối tượng giảm giá)</w:t>
-      </w:r>
-    </w:p>
-    <w:p>
-      <w:pPr>
-        <w:pStyle w:val="Heading1"/>
-      </w:pPr>
-      <w:r>
-        <w:rPr>
-          <w:rFonts w:ascii="Times New Roman" w:hAnsi="Times New Roman"/>
-        </w:rPr>
-        <w:lastRenderedPageBreak/>
         <w:t>5. Logic đăng nhập</w:t>
       </w:r>
     </w:p>
@@ -6338,11 +6366,6 @@
     <w:p>
       <w:r>
         <w:t>3. Hệ thống kiểm tra status == ACTIVE → nếu không: báo "Tài khoản đã bị vô hiệu hóa".</w:t>
-      </w:r>
-    </w:p>
-    <w:p>
-      <w:r>
-        <w:t>4. Hệ thống xác minh password (so sánh hash) → nếu sai: báo lỗi mật khẩu.</w:t>
       </w:r>
     </w:p>
     <w:p>
@@ -6392,563 +6415,11 @@
         </w:rPr>
         <w:t>6.1. Bảng employees</w:t>
       </w:r>
-    </w:p>
-    <w:tbl>
-      <w:tblPr>
-        <w:tblStyle w:val="TableGrid"/>
-        <w:tblW w:w="0" w:type="auto"/>
-        <w:jc w:val="center"/>
-        <w:tblLook w:val="04A0" w:firstRow="1" w:lastRow="0" w:firstColumn="1" w:lastColumn="0" w:noHBand="0" w:noVBand="1"/>
-      </w:tblPr>
-      <w:tblGrid>
-        <w:gridCol w:w="2160"/>
-        <w:gridCol w:w="2160"/>
-        <w:gridCol w:w="2160"/>
-        <w:gridCol w:w="2160"/>
-      </w:tblGrid>
-      <w:tr>
-        <w:trPr>
-          <w:jc w:val="center"/>
-        </w:trPr>
-        <w:tc>
-          <w:tcPr>
-            <w:tcW w:w="2160" w:type="dxa"/>
-            <w:shd w:val="clear" w:color="auto" w:fill="D9E2F3"/>
-          </w:tcPr>
-          <w:p>
-            <w:pPr>
-              <w:jc w:val="center"/>
-            </w:pPr>
-            <w:r>
-              <w:rPr>
-                <w:b/>
-                <w:sz w:val="20"/>
-              </w:rPr>
-              <w:t>Cột</w:t>
-            </w:r>
-          </w:p>
-        </w:tc>
-        <w:tc>
-          <w:tcPr>
-            <w:tcW w:w="2160" w:type="dxa"/>
-            <w:shd w:val="clear" w:color="auto" w:fill="D9E2F3"/>
-          </w:tcPr>
-          <w:p>
-            <w:pPr>
-              <w:jc w:val="center"/>
-            </w:pPr>
-            <w:r>
-              <w:rPr>
-                <w:b/>
-                <w:sz w:val="20"/>
-              </w:rPr>
-              <w:t>Kiểu</w:t>
-            </w:r>
-          </w:p>
-        </w:tc>
-        <w:tc>
-          <w:tcPr>
-            <w:tcW w:w="2160" w:type="dxa"/>
-            <w:shd w:val="clear" w:color="auto" w:fill="D9E2F3"/>
-          </w:tcPr>
-          <w:p>
-            <w:pPr>
-              <w:jc w:val="center"/>
-            </w:pPr>
-            <w:r>
-              <w:rPr>
-                <w:b/>
-                <w:sz w:val="20"/>
-              </w:rPr>
-              <w:t>Ràng buộc</w:t>
-            </w:r>
-          </w:p>
-        </w:tc>
-        <w:tc>
-          <w:tcPr>
-            <w:tcW w:w="2160" w:type="dxa"/>
-            <w:shd w:val="clear" w:color="auto" w:fill="D9E2F3"/>
-          </w:tcPr>
-          <w:p>
-            <w:pPr>
-              <w:jc w:val="center"/>
-            </w:pPr>
-            <w:r>
-              <w:rPr>
-                <w:b/>
-                <w:sz w:val="20"/>
-              </w:rPr>
-              <w:t>Mô tả</w:t>
-            </w:r>
-          </w:p>
-        </w:tc>
-      </w:tr>
-      <w:tr>
-        <w:trPr>
-          <w:jc w:val="center"/>
-        </w:trPr>
-        <w:tc>
-          <w:tcPr>
-            <w:tcW w:w="2160" w:type="dxa"/>
-          </w:tcPr>
-          <w:p>
-            <w:r>
-              <w:rPr>
-                <w:sz w:val="20"/>
-              </w:rPr>
-              <w:t>employee_id</w:t>
-            </w:r>
-          </w:p>
-        </w:tc>
-        <w:tc>
-          <w:tcPr>
-            <w:tcW w:w="2160" w:type="dxa"/>
-          </w:tcPr>
-          <w:p>
-            <w:r>
-              <w:rPr>
-                <w:sz w:val="20"/>
-              </w:rPr>
-              <w:t>VARCHAR(20)</w:t>
-            </w:r>
-          </w:p>
-        </w:tc>
-        <w:tc>
-          <w:tcPr>
-            <w:tcW w:w="2160" w:type="dxa"/>
-          </w:tcPr>
-          <w:p>
-            <w:r>
-              <w:rPr>
-                <w:sz w:val="20"/>
-              </w:rPr>
-              <w:t>PK</w:t>
-            </w:r>
-          </w:p>
-        </w:tc>
-        <w:tc>
-          <w:tcPr>
-            <w:tcW w:w="2160" w:type="dxa"/>
-          </w:tcPr>
-          <w:p>
-            <w:r>
-              <w:rPr>
-                <w:sz w:val="20"/>
-              </w:rPr>
-              <w:t>Mã nhân viên, khóa chính,duy nhất, không cho phép nhập, được sinh ra dựa theo mã phía trước thiết lập mẫu EMP001,EMP002…</w:t>
-            </w:r>
-          </w:p>
-        </w:tc>
-      </w:tr>
-      <w:tr>
-        <w:trPr>
-          <w:jc w:val="center"/>
-        </w:trPr>
-        <w:tc>
-          <w:tcPr>
-            <w:tcW w:w="2160" w:type="dxa"/>
-          </w:tcPr>
-          <w:p>
-            <w:r>
-              <w:rPr>
-                <w:sz w:val="20"/>
-              </w:rPr>
-              <w:t>full_name</w:t>
-            </w:r>
-          </w:p>
-        </w:tc>
-        <w:tc>
-          <w:tcPr>
-            <w:tcW w:w="2160" w:type="dxa"/>
-          </w:tcPr>
-          <w:p>
-            <w:r>
-              <w:rPr>
-                <w:sz w:val="20"/>
-              </w:rPr>
-              <w:t>NVARCHAR(100)</w:t>
-            </w:r>
-          </w:p>
-        </w:tc>
-        <w:tc>
-          <w:tcPr>
-            <w:tcW w:w="2160" w:type="dxa"/>
-          </w:tcPr>
-          <w:p>
-            <w:r>
-              <w:rPr>
-                <w:sz w:val="20"/>
-              </w:rPr>
-              <w:t>NOT NULL</w:t>
-            </w:r>
-          </w:p>
-        </w:tc>
-        <w:tc>
-          <w:tcPr>
-            <w:tcW w:w="2160" w:type="dxa"/>
-          </w:tcPr>
-          <w:p>
-            <w:r>
-              <w:rPr>
-                <w:sz w:val="20"/>
-              </w:rPr>
-              <w:t>Họ tên đầy đủ</w:t>
-            </w:r>
-          </w:p>
-        </w:tc>
-      </w:tr>
-      <w:tr>
-        <w:trPr>
-          <w:jc w:val="center"/>
-        </w:trPr>
-        <w:tc>
-          <w:tcPr>
-            <w:tcW w:w="2160" w:type="dxa"/>
-          </w:tcPr>
-          <w:p>
-            <w:r>
-              <w:rPr>
-                <w:sz w:val="20"/>
-              </w:rPr>
-              <w:t>username</w:t>
-            </w:r>
-          </w:p>
-        </w:tc>
-        <w:tc>
-          <w:tcPr>
-            <w:tcW w:w="2160" w:type="dxa"/>
-          </w:tcPr>
-          <w:p>
-            <w:r>
-              <w:rPr>
-                <w:sz w:val="20"/>
-              </w:rPr>
-              <w:t>VARCHAR(50)</w:t>
-            </w:r>
-          </w:p>
-        </w:tc>
-        <w:tc>
-          <w:tcPr>
-            <w:tcW w:w="2160" w:type="dxa"/>
-          </w:tcPr>
-          <w:p>
-            <w:r>
-              <w:rPr>
-                <w:sz w:val="20"/>
-              </w:rPr>
-              <w:t>NOT NULL, UNIQUE</w:t>
-            </w:r>
-          </w:p>
-        </w:tc>
-        <w:tc>
-          <w:tcPr>
-            <w:tcW w:w="2160" w:type="dxa"/>
-          </w:tcPr>
-          <w:p>
-            <w:r>
-              <w:rPr>
-                <w:sz w:val="20"/>
-              </w:rPr>
-              <w:t>Tên đăng nhập</w:t>
-            </w:r>
-          </w:p>
-        </w:tc>
-      </w:tr>
-      <w:tr>
-        <w:trPr>
-          <w:jc w:val="center"/>
-        </w:trPr>
-        <w:tc>
-          <w:tcPr>
-            <w:tcW w:w="2160" w:type="dxa"/>
-          </w:tcPr>
-          <w:p>
-            <w:r>
-              <w:rPr>
-                <w:sz w:val="20"/>
-              </w:rPr>
-              <w:t>password_hash</w:t>
-            </w:r>
-          </w:p>
-        </w:tc>
-        <w:tc>
-          <w:tcPr>
-            <w:tcW w:w="2160" w:type="dxa"/>
-          </w:tcPr>
-          <w:p>
-            <w:r>
-              <w:rPr>
-                <w:sz w:val="20"/>
-              </w:rPr>
-              <w:t>VARCHAR(255)</w:t>
-            </w:r>
-          </w:p>
-        </w:tc>
-        <w:tc>
-          <w:tcPr>
-            <w:tcW w:w="2160" w:type="dxa"/>
-          </w:tcPr>
-          <w:p>
-            <w:r>
-              <w:rPr>
-                <w:sz w:val="20"/>
-              </w:rPr>
-              <w:t>NOT NULL</w:t>
-            </w:r>
-          </w:p>
-        </w:tc>
-        <w:tc>
-          <w:tcPr>
-            <w:tcW w:w="2160" w:type="dxa"/>
-          </w:tcPr>
-          <w:p>
-            <w:r>
-              <w:rPr>
-                <w:sz w:val="20"/>
-              </w:rPr>
-              <w:t>Mật khẩu hash</w:t>
-            </w:r>
-          </w:p>
-        </w:tc>
-      </w:tr>
-      <w:tr>
-        <w:trPr>
-          <w:jc w:val="center"/>
-        </w:trPr>
-        <w:tc>
-          <w:tcPr>
-            <w:tcW w:w="2160" w:type="dxa"/>
-          </w:tcPr>
-          <w:p>
-            <w:r>
-              <w:rPr>
-                <w:sz w:val="20"/>
-              </w:rPr>
-              <w:t>role</w:t>
-            </w:r>
-          </w:p>
-        </w:tc>
-        <w:tc>
-          <w:tcPr>
-            <w:tcW w:w="2160" w:type="dxa"/>
-          </w:tcPr>
-          <w:p>
-            <w:r>
-              <w:rPr>
-                <w:sz w:val="20"/>
-              </w:rPr>
-              <w:t>VARCHAR(20)</w:t>
-            </w:r>
-          </w:p>
-        </w:tc>
-        <w:tc>
-          <w:tcPr>
-            <w:tcW w:w="2160" w:type="dxa"/>
-          </w:tcPr>
-          <w:p>
-            <w:r>
-              <w:rPr>
-                <w:sz w:val="20"/>
-              </w:rPr>
-              <w:t>NOT NULL, CHECK IN ('MANAGER','STAFF')</w:t>
-            </w:r>
-          </w:p>
-        </w:tc>
-        <w:tc>
-          <w:tcPr>
-            <w:tcW w:w="2160" w:type="dxa"/>
-          </w:tcPr>
-          <w:p>
-            <w:r>
-              <w:rPr>
-                <w:sz w:val="20"/>
-              </w:rPr>
-              <w:t>Vai trò</w:t>
-            </w:r>
-          </w:p>
-        </w:tc>
-      </w:tr>
-      <w:tr>
-        <w:trPr>
-          <w:jc w:val="center"/>
-        </w:trPr>
-        <w:tc>
-          <w:tcPr>
-            <w:tcW w:w="2160" w:type="dxa"/>
-          </w:tcPr>
-          <w:p>
-            <w:r>
-              <w:rPr>
-                <w:sz w:val="20"/>
-              </w:rPr>
-              <w:t>status</w:t>
-            </w:r>
-          </w:p>
-        </w:tc>
-        <w:tc>
-          <w:tcPr>
-            <w:tcW w:w="2160" w:type="dxa"/>
-          </w:tcPr>
-          <w:p>
-            <w:r>
-              <w:rPr>
-                <w:sz w:val="20"/>
-              </w:rPr>
-              <w:t>VARCHAR(20)</w:t>
-            </w:r>
-          </w:p>
-        </w:tc>
-        <w:tc>
-          <w:tcPr>
-            <w:tcW w:w="2160" w:type="dxa"/>
-          </w:tcPr>
-          <w:p>
-            <w:r>
-              <w:rPr>
-                <w:sz w:val="20"/>
-              </w:rPr>
-              <w:t>NOT NULL, DEFAULT 'ACTIVE'</w:t>
-            </w:r>
-          </w:p>
-        </w:tc>
-        <w:tc>
-          <w:tcPr>
-            <w:tcW w:w="2160" w:type="dxa"/>
-          </w:tcPr>
-          <w:p>
-            <w:r>
-              <w:rPr>
-                <w:sz w:val="20"/>
-              </w:rPr>
-              <w:t>ACTIVE | INACTIVE</w:t>
-            </w:r>
-          </w:p>
-        </w:tc>
-      </w:tr>
-      <w:tr>
-        <w:trPr>
-          <w:jc w:val="center"/>
-        </w:trPr>
-        <w:tc>
-          <w:tcPr>
-            <w:tcW w:w="2160" w:type="dxa"/>
-          </w:tcPr>
-          <w:p>
-            <w:r>
-              <w:rPr>
-                <w:sz w:val="20"/>
-              </w:rPr>
-              <w:t>phone</w:t>
-            </w:r>
-          </w:p>
-        </w:tc>
-        <w:tc>
-          <w:tcPr>
-            <w:tcW w:w="2160" w:type="dxa"/>
-          </w:tcPr>
-          <w:p>
-            <w:r>
-              <w:rPr>
-                <w:sz w:val="20"/>
-              </w:rPr>
-              <w:t>VARCHAR(20)</w:t>
-            </w:r>
-          </w:p>
-        </w:tc>
-        <w:tc>
-          <w:tcPr>
-            <w:tcW w:w="2160" w:type="dxa"/>
-          </w:tcPr>
-          <w:p>
-            <w:r>
-              <w:rPr>
-                <w:sz w:val="20"/>
-              </w:rPr>
-              <w:t>NULL</w:t>
-            </w:r>
-          </w:p>
-        </w:tc>
-        <w:tc>
-          <w:tcPr>
-            <w:tcW w:w="2160" w:type="dxa"/>
-          </w:tcPr>
-          <w:p>
-            <w:r>
-              <w:rPr>
-                <w:sz w:val="20"/>
-              </w:rPr>
-              <w:t>SĐT</w:t>
-            </w:r>
-          </w:p>
-        </w:tc>
-      </w:tr>
-      <w:tr>
-        <w:trPr>
-          <w:jc w:val="center"/>
-        </w:trPr>
-        <w:tc>
-          <w:tcPr>
-            <w:tcW w:w="2160" w:type="dxa"/>
-          </w:tcPr>
-          <w:p>
-            <w:r>
-              <w:rPr>
-                <w:sz w:val="20"/>
-              </w:rPr>
-              <w:t>email</w:t>
-            </w:r>
-          </w:p>
-        </w:tc>
-        <w:tc>
-          <w:tcPr>
-            <w:tcW w:w="2160" w:type="dxa"/>
-          </w:tcPr>
-          <w:p>
-            <w:r>
-              <w:rPr>
-                <w:sz w:val="20"/>
-              </w:rPr>
-              <w:t>VARCHAR(100)</w:t>
-            </w:r>
-          </w:p>
-        </w:tc>
-        <w:tc>
-          <w:tcPr>
-            <w:tcW w:w="2160" w:type="dxa"/>
-          </w:tcPr>
-          <w:p>
-            <w:r>
-              <w:rPr>
-                <w:sz w:val="20"/>
-              </w:rPr>
-              <w:t>UNIQUE, NULL</w:t>
-            </w:r>
-          </w:p>
-        </w:tc>
-        <w:tc>
-          <w:tcPr>
-            <w:tcW w:w="2160" w:type="dxa"/>
-          </w:tcPr>
-          <w:p>
-            <w:r>
-              <w:rPr>
-                <w:sz w:val="20"/>
-              </w:rPr>
-              <w:t>Email</w:t>
-            </w:r>
-          </w:p>
-        </w:tc>
-      </w:tr>
-    </w:tbl>
-    <w:p>
-      <w:pPr>
-        <w:pStyle w:val="Heading2"/>
-      </w:pPr>
       <w:r>
         <w:rPr>
           <w:rFonts w:ascii="Times New Roman" w:hAnsi="Times New Roman"/>
         </w:rPr>
-        <w:t>6.2. Bảng movies</w:t>
+        <w:t xml:space="preserve"> ( Done)</w:t>
       </w:r>
     </w:p>
     <w:tbl>
@@ -7054,7 +6525,7 @@
               <w:rPr>
                 <w:sz w:val="20"/>
               </w:rPr>
-              <w:t>movie_id</w:t>
+              <w:t>employee_id</w:t>
             </w:r>
           </w:p>
         </w:tc>
@@ -7082,18 +6553,24 @@
               </w:rPr>
               <w:t>PK</w:t>
             </w:r>
-          </w:p>
-        </w:tc>
-        <w:tc>
-          <w:tcPr>
-            <w:tcW w:w="2160" w:type="dxa"/>
-          </w:tcPr>
-          <w:p>
-            <w:r>
-              <w:rPr>
-                <w:sz w:val="20"/>
-              </w:rPr>
-              <w:t>Mã phim</w:t>
+            <w:r>
+              <w:rPr>
+                <w:sz w:val="20"/>
+              </w:rPr>
+              <w:t>,NOT NULL</w:t>
+            </w:r>
+          </w:p>
+        </w:tc>
+        <w:tc>
+          <w:tcPr>
+            <w:tcW w:w="2160" w:type="dxa"/>
+          </w:tcPr>
+          <w:p>
+            <w:r>
+              <w:rPr>
+                <w:sz w:val="20"/>
+              </w:rPr>
+              <w:t>Mã nhân viên, khóa chính,duy nhất, không cho phép nhập, được sinh ra dựa theo mã phía trước thiết lập mẫu EMP001,EMP002…</w:t>
             </w:r>
           </w:p>
         </w:tc>
@@ -7111,20 +6588,20 @@
               <w:rPr>
                 <w:sz w:val="20"/>
               </w:rPr>
-              <w:t>title</w:t>
-            </w:r>
-          </w:p>
-        </w:tc>
-        <w:tc>
-          <w:tcPr>
-            <w:tcW w:w="2160" w:type="dxa"/>
-          </w:tcPr>
-          <w:p>
-            <w:r>
-              <w:rPr>
-                <w:sz w:val="20"/>
-              </w:rPr>
-              <w:t>NVARCHAR(200)</w:t>
+              <w:t>full_name</w:t>
+            </w:r>
+          </w:p>
+        </w:tc>
+        <w:tc>
+          <w:tcPr>
+            <w:tcW w:w="2160" w:type="dxa"/>
+          </w:tcPr>
+          <w:p>
+            <w:r>
+              <w:rPr>
+                <w:sz w:val="20"/>
+              </w:rPr>
+              <w:t>NVARCHAR(100)</w:t>
             </w:r>
           </w:p>
         </w:tc>
@@ -7150,7 +6627,7 @@
               <w:rPr>
                 <w:sz w:val="20"/>
               </w:rPr>
-              <w:t>Tên phim</w:t>
+              <w:t>Họ tên đầy đủ</w:t>
             </w:r>
           </w:p>
         </w:tc>
@@ -7168,46 +6645,46 @@
               <w:rPr>
                 <w:sz w:val="20"/>
               </w:rPr>
-              <w:t>genre</w:t>
-            </w:r>
-          </w:p>
-        </w:tc>
-        <w:tc>
-          <w:tcPr>
-            <w:tcW w:w="2160" w:type="dxa"/>
-          </w:tcPr>
-          <w:p>
-            <w:r>
-              <w:rPr>
-                <w:sz w:val="20"/>
-              </w:rPr>
-              <w:t>NVARCHAR(100)</w:t>
-            </w:r>
-          </w:p>
-        </w:tc>
-        <w:tc>
-          <w:tcPr>
-            <w:tcW w:w="2160" w:type="dxa"/>
-          </w:tcPr>
-          <w:p>
-            <w:r>
-              <w:rPr>
-                <w:sz w:val="20"/>
-              </w:rPr>
-              <w:t>NOT NULL</w:t>
-            </w:r>
-          </w:p>
-        </w:tc>
-        <w:tc>
-          <w:tcPr>
-            <w:tcW w:w="2160" w:type="dxa"/>
-          </w:tcPr>
-          <w:p>
-            <w:r>
-              <w:rPr>
-                <w:sz w:val="20"/>
-              </w:rPr>
-              <w:t>Thể loại</w:t>
+              <w:t>username</w:t>
+            </w:r>
+          </w:p>
+        </w:tc>
+        <w:tc>
+          <w:tcPr>
+            <w:tcW w:w="2160" w:type="dxa"/>
+          </w:tcPr>
+          <w:p>
+            <w:r>
+              <w:rPr>
+                <w:sz w:val="20"/>
+              </w:rPr>
+              <w:t>VARCHAR(50)</w:t>
+            </w:r>
+          </w:p>
+        </w:tc>
+        <w:tc>
+          <w:tcPr>
+            <w:tcW w:w="2160" w:type="dxa"/>
+          </w:tcPr>
+          <w:p>
+            <w:r>
+              <w:rPr>
+                <w:sz w:val="20"/>
+              </w:rPr>
+              <w:t>NOT NULL, UNIQUE</w:t>
+            </w:r>
+          </w:p>
+        </w:tc>
+        <w:tc>
+          <w:tcPr>
+            <w:tcW w:w="2160" w:type="dxa"/>
+          </w:tcPr>
+          <w:p>
+            <w:r>
+              <w:rPr>
+                <w:sz w:val="20"/>
+              </w:rPr>
+              <w:t>Tên đăng nhập</w:t>
             </w:r>
           </w:p>
         </w:tc>
@@ -7225,46 +6702,52 @@
               <w:rPr>
                 <w:sz w:val="20"/>
               </w:rPr>
-              <w:t>duration_mins</w:t>
-            </w:r>
-          </w:p>
-        </w:tc>
-        <w:tc>
-          <w:tcPr>
-            <w:tcW w:w="2160" w:type="dxa"/>
-          </w:tcPr>
-          <w:p>
-            <w:r>
-              <w:rPr>
-                <w:sz w:val="20"/>
-              </w:rPr>
-              <w:t>INT</w:t>
-            </w:r>
-          </w:p>
-        </w:tc>
-        <w:tc>
-          <w:tcPr>
-            <w:tcW w:w="2160" w:type="dxa"/>
-          </w:tcPr>
-          <w:p>
-            <w:r>
-              <w:rPr>
-                <w:sz w:val="20"/>
-              </w:rPr>
-              <w:t>NOT NULL, CHECK &gt; 0</w:t>
-            </w:r>
-          </w:p>
-        </w:tc>
-        <w:tc>
-          <w:tcPr>
-            <w:tcW w:w="2160" w:type="dxa"/>
-          </w:tcPr>
-          <w:p>
-            <w:r>
-              <w:rPr>
-                <w:sz w:val="20"/>
-              </w:rPr>
-              <w:t>Thời lượng (phút)</w:t>
+              <w:t>Password</w:t>
+            </w:r>
+          </w:p>
+        </w:tc>
+        <w:tc>
+          <w:tcPr>
+            <w:tcW w:w="2160" w:type="dxa"/>
+          </w:tcPr>
+          <w:p>
+            <w:r>
+              <w:rPr>
+                <w:sz w:val="20"/>
+              </w:rPr>
+              <w:t>VARCHAR(255)</w:t>
+            </w:r>
+          </w:p>
+        </w:tc>
+        <w:tc>
+          <w:tcPr>
+            <w:tcW w:w="2160" w:type="dxa"/>
+          </w:tcPr>
+          <w:p>
+            <w:r>
+              <w:rPr>
+                <w:sz w:val="20"/>
+              </w:rPr>
+              <w:t>NOT NULL</w:t>
+            </w:r>
+          </w:p>
+        </w:tc>
+        <w:tc>
+          <w:tcPr>
+            <w:tcW w:w="2160" w:type="dxa"/>
+          </w:tcPr>
+          <w:p>
+            <w:r>
+              <w:rPr>
+                <w:sz w:val="20"/>
+              </w:rPr>
+              <w:t>Mật khẩ</w:t>
+            </w:r>
+            <w:r>
+              <w:rPr>
+                <w:sz w:val="20"/>
+              </w:rPr>
+              <w:t>t</w:t>
             </w:r>
           </w:p>
         </w:tc>
@@ -7282,46 +6765,46 @@
               <w:rPr>
                 <w:sz w:val="20"/>
               </w:rPr>
-              <w:t>Language</w:t>
-            </w:r>
-          </w:p>
-        </w:tc>
-        <w:tc>
-          <w:tcPr>
-            <w:tcW w:w="2160" w:type="dxa"/>
-          </w:tcPr>
-          <w:p>
-            <w:r>
-              <w:rPr>
-                <w:sz w:val="20"/>
-              </w:rPr>
-              <w:t>NVARCHAR(50)</w:t>
-            </w:r>
-          </w:p>
-        </w:tc>
-        <w:tc>
-          <w:tcPr>
-            <w:tcW w:w="2160" w:type="dxa"/>
-          </w:tcPr>
-          <w:p>
-            <w:r>
-              <w:rPr>
-                <w:sz w:val="20"/>
-              </w:rPr>
-              <w:t>NULL</w:t>
-            </w:r>
-          </w:p>
-        </w:tc>
-        <w:tc>
-          <w:tcPr>
-            <w:tcW w:w="2160" w:type="dxa"/>
-          </w:tcPr>
-          <w:p>
-            <w:r>
-              <w:rPr>
-                <w:sz w:val="20"/>
-              </w:rPr>
-              <w:t>Ngôn ngữ</w:t>
+              <w:t>role</w:t>
+            </w:r>
+          </w:p>
+        </w:tc>
+        <w:tc>
+          <w:tcPr>
+            <w:tcW w:w="2160" w:type="dxa"/>
+          </w:tcPr>
+          <w:p>
+            <w:r>
+              <w:rPr>
+                <w:sz w:val="20"/>
+              </w:rPr>
+              <w:t>VARCHAR(20)</w:t>
+            </w:r>
+          </w:p>
+        </w:tc>
+        <w:tc>
+          <w:tcPr>
+            <w:tcW w:w="2160" w:type="dxa"/>
+          </w:tcPr>
+          <w:p>
+            <w:r>
+              <w:rPr>
+                <w:sz w:val="20"/>
+              </w:rPr>
+              <w:t>NOT NULL, CHECK IN ('MANAGER','STAFF')</w:t>
+            </w:r>
+          </w:p>
+        </w:tc>
+        <w:tc>
+          <w:tcPr>
+            <w:tcW w:w="2160" w:type="dxa"/>
+          </w:tcPr>
+          <w:p>
+            <w:r>
+              <w:rPr>
+                <w:sz w:val="20"/>
+              </w:rPr>
+              <w:t>Vai trò</w:t>
             </w:r>
           </w:p>
         </w:tc>
@@ -7339,47 +6822,52 @@
               <w:rPr>
                 <w:sz w:val="20"/>
               </w:rPr>
-              <w:lastRenderedPageBreak/>
-              <w:t>release_date</w:t>
-            </w:r>
-          </w:p>
-        </w:tc>
-        <w:tc>
-          <w:tcPr>
-            <w:tcW w:w="2160" w:type="dxa"/>
-          </w:tcPr>
-          <w:p>
-            <w:r>
-              <w:rPr>
-                <w:sz w:val="20"/>
-              </w:rPr>
-              <w:t>DATE</w:t>
-            </w:r>
-          </w:p>
-        </w:tc>
-        <w:tc>
-          <w:tcPr>
-            <w:tcW w:w="2160" w:type="dxa"/>
-          </w:tcPr>
-          <w:p>
-            <w:r>
-              <w:rPr>
-                <w:sz w:val="20"/>
-              </w:rPr>
-              <w:t>NULL</w:t>
-            </w:r>
-          </w:p>
-        </w:tc>
-        <w:tc>
-          <w:tcPr>
-            <w:tcW w:w="2160" w:type="dxa"/>
-          </w:tcPr>
-          <w:p>
-            <w:r>
-              <w:rPr>
-                <w:sz w:val="20"/>
-              </w:rPr>
-              <w:t>Ngày phát hành</w:t>
+              <w:t>status</w:t>
+            </w:r>
+          </w:p>
+        </w:tc>
+        <w:tc>
+          <w:tcPr>
+            <w:tcW w:w="2160" w:type="dxa"/>
+          </w:tcPr>
+          <w:p>
+            <w:r>
+              <w:rPr>
+                <w:sz w:val="20"/>
+              </w:rPr>
+              <w:t>VARCHAR(20)</w:t>
+            </w:r>
+          </w:p>
+        </w:tc>
+        <w:tc>
+          <w:tcPr>
+            <w:tcW w:w="2160" w:type="dxa"/>
+          </w:tcPr>
+          <w:p>
+            <w:r>
+              <w:rPr>
+                <w:sz w:val="20"/>
+              </w:rPr>
+              <w:t>NOT NULL, DEFAULT 'ACTIVE'</w:t>
+            </w:r>
+          </w:p>
+        </w:tc>
+        <w:tc>
+          <w:tcPr>
+            <w:tcW w:w="2160" w:type="dxa"/>
+          </w:tcPr>
+          <w:p>
+            <w:r>
+              <w:rPr>
+                <w:sz w:val="20"/>
+              </w:rPr>
+              <w:t xml:space="preserve">ACTIVE | </w:t>
+            </w:r>
+            <w:r>
+              <w:rPr>
+                <w:sz w:val="20"/>
+              </w:rPr>
+              <w:t>RETIRED</w:t>
             </w:r>
           </w:p>
         </w:tc>
@@ -7397,7 +6885,7 @@
               <w:rPr>
                 <w:sz w:val="20"/>
               </w:rPr>
-              <w:t>status</w:t>
+              <w:t>phone</w:t>
             </w:r>
           </w:p>
         </w:tc>
@@ -7423,20 +6911,20 @@
               <w:rPr>
                 <w:sz w:val="20"/>
               </w:rPr>
-              <w:t>NOT NULL, DEFAULT 'ACTIVE'</w:t>
-            </w:r>
-          </w:p>
-        </w:tc>
-        <w:tc>
-          <w:tcPr>
-            <w:tcW w:w="2160" w:type="dxa"/>
-          </w:tcPr>
-          <w:p>
-            <w:r>
-              <w:rPr>
-                <w:sz w:val="20"/>
-              </w:rPr>
-              <w:t>ACTIVE | INACTIVE</w:t>
+              <w:t>NULL</w:t>
+            </w:r>
+          </w:p>
+        </w:tc>
+        <w:tc>
+          <w:tcPr>
+            <w:tcW w:w="2160" w:type="dxa"/>
+          </w:tcPr>
+          <w:p>
+            <w:r>
+              <w:rPr>
+                <w:sz w:val="20"/>
+              </w:rPr>
+              <w:t>SĐT</w:t>
             </w:r>
           </w:p>
         </w:tc>
@@ -7454,46 +6942,155 @@
               <w:rPr>
                 <w:sz w:val="20"/>
               </w:rPr>
-              <w:t>description</w:t>
-            </w:r>
-          </w:p>
-        </w:tc>
-        <w:tc>
-          <w:tcPr>
-            <w:tcW w:w="2160" w:type="dxa"/>
-          </w:tcPr>
-          <w:p>
-            <w:r>
-              <w:rPr>
-                <w:sz w:val="20"/>
-              </w:rPr>
-              <w:t>NTEXT</w:t>
-            </w:r>
-          </w:p>
-        </w:tc>
-        <w:tc>
-          <w:tcPr>
-            <w:tcW w:w="2160" w:type="dxa"/>
-          </w:tcPr>
-          <w:p>
-            <w:r>
-              <w:rPr>
-                <w:sz w:val="20"/>
-              </w:rPr>
-              <w:t>NULL</w:t>
-            </w:r>
-          </w:p>
-        </w:tc>
-        <w:tc>
-          <w:tcPr>
-            <w:tcW w:w="2160" w:type="dxa"/>
-          </w:tcPr>
-          <w:p>
-            <w:r>
-              <w:rPr>
-                <w:sz w:val="20"/>
-              </w:rPr>
-              <w:t>Mô tả phim</w:t>
+              <w:t>email</w:t>
+            </w:r>
+          </w:p>
+        </w:tc>
+        <w:tc>
+          <w:tcPr>
+            <w:tcW w:w="2160" w:type="dxa"/>
+          </w:tcPr>
+          <w:p>
+            <w:r>
+              <w:rPr>
+                <w:sz w:val="20"/>
+              </w:rPr>
+              <w:t>VARCHAR(100)</w:t>
+            </w:r>
+          </w:p>
+        </w:tc>
+        <w:tc>
+          <w:tcPr>
+            <w:tcW w:w="2160" w:type="dxa"/>
+          </w:tcPr>
+          <w:p>
+            <w:r>
+              <w:rPr>
+                <w:sz w:val="20"/>
+              </w:rPr>
+              <w:t>UNIQUE, NULL</w:t>
+            </w:r>
+          </w:p>
+        </w:tc>
+        <w:tc>
+          <w:tcPr>
+            <w:tcW w:w="2160" w:type="dxa"/>
+          </w:tcPr>
+          <w:p>
+            <w:r>
+              <w:rPr>
+                <w:sz w:val="20"/>
+              </w:rPr>
+              <w:t>Email</w:t>
+            </w:r>
+          </w:p>
+        </w:tc>
+      </w:tr>
+    </w:tbl>
+    <w:p>
+      <w:pPr>
+        <w:pStyle w:val="Heading2"/>
+      </w:pPr>
+      <w:r>
+        <w:rPr>
+          <w:rFonts w:ascii="Times New Roman" w:hAnsi="Times New Roman"/>
+        </w:rPr>
+        <w:lastRenderedPageBreak/>
+        <w:t>6.2. Bảng movies</w:t>
+      </w:r>
+      <w:r>
+        <w:rPr>
+          <w:rFonts w:ascii="Times New Roman" w:hAnsi="Times New Roman"/>
+        </w:rPr>
+        <w:t xml:space="preserve"> Done</w:t>
+      </w:r>
+    </w:p>
+    <w:tbl>
+      <w:tblPr>
+        <w:tblStyle w:val="TableGrid"/>
+        <w:tblW w:w="0" w:type="auto"/>
+        <w:jc w:val="center"/>
+        <w:tblLook w:val="04A0" w:firstRow="1" w:lastRow="0" w:firstColumn="1" w:lastColumn="0" w:noHBand="0" w:noVBand="1"/>
+      </w:tblPr>
+      <w:tblGrid>
+        <w:gridCol w:w="2160"/>
+        <w:gridCol w:w="2160"/>
+        <w:gridCol w:w="2160"/>
+        <w:gridCol w:w="2160"/>
+      </w:tblGrid>
+      <w:tr>
+        <w:trPr>
+          <w:jc w:val="center"/>
+        </w:trPr>
+        <w:tc>
+          <w:tcPr>
+            <w:tcW w:w="2160" w:type="dxa"/>
+            <w:shd w:val="clear" w:color="auto" w:fill="D9E2F3"/>
+          </w:tcPr>
+          <w:p>
+            <w:pPr>
+              <w:jc w:val="center"/>
+            </w:pPr>
+            <w:r>
+              <w:rPr>
+                <w:b/>
+                <w:sz w:val="20"/>
+              </w:rPr>
+              <w:t>Cột</w:t>
+            </w:r>
+          </w:p>
+        </w:tc>
+        <w:tc>
+          <w:tcPr>
+            <w:tcW w:w="2160" w:type="dxa"/>
+            <w:shd w:val="clear" w:color="auto" w:fill="D9E2F3"/>
+          </w:tcPr>
+          <w:p>
+            <w:pPr>
+              <w:jc w:val="center"/>
+            </w:pPr>
+            <w:r>
+              <w:rPr>
+                <w:b/>
+                <w:sz w:val="20"/>
+              </w:rPr>
+              <w:t>Kiểu</w:t>
+            </w:r>
+          </w:p>
+        </w:tc>
+        <w:tc>
+          <w:tcPr>
+            <w:tcW w:w="2160" w:type="dxa"/>
+            <w:shd w:val="clear" w:color="auto" w:fill="D9E2F3"/>
+          </w:tcPr>
+          <w:p>
+            <w:pPr>
+              <w:jc w:val="center"/>
+            </w:pPr>
+            <w:r>
+              <w:rPr>
+                <w:b/>
+                <w:sz w:val="20"/>
+              </w:rPr>
+              <w:t>Ràng buộc</w:t>
+            </w:r>
+          </w:p>
+        </w:tc>
+        <w:tc>
+          <w:tcPr>
+            <w:tcW w:w="2160" w:type="dxa"/>
+            <w:shd w:val="clear" w:color="auto" w:fill="D9E2F3"/>
+          </w:tcPr>
+          <w:p>
+            <w:pPr>
+              <w:jc w:val="center"/>
+            </w:pPr>
+            <w:r>
+              <w:rPr>
+                <w:b/>
+                <w:sz w:val="20"/>
+              </w:rPr>
+              <w:t>Mô tả</w:t>
             </w:r>
           </w:p>
         </w:tc>
@@ -7511,6 +7108,658 @@
               <w:rPr>
                 <w:sz w:val="20"/>
               </w:rPr>
+              <w:t>movie_id</w:t>
+            </w:r>
+          </w:p>
+        </w:tc>
+        <w:tc>
+          <w:tcPr>
+            <w:tcW w:w="2160" w:type="dxa"/>
+          </w:tcPr>
+          <w:p>
+            <w:r>
+              <w:rPr>
+                <w:sz w:val="20"/>
+              </w:rPr>
+              <w:t>VARCHAR(20)</w:t>
+            </w:r>
+          </w:p>
+        </w:tc>
+        <w:tc>
+          <w:tcPr>
+            <w:tcW w:w="2160" w:type="dxa"/>
+          </w:tcPr>
+          <w:p>
+            <w:r>
+              <w:rPr>
+                <w:sz w:val="20"/>
+              </w:rPr>
+              <w:t>PK</w:t>
+            </w:r>
+            <w:r>
+              <w:rPr>
+                <w:sz w:val="20"/>
+              </w:rPr>
+              <w:t>,NOT NULL</w:t>
+            </w:r>
+          </w:p>
+        </w:tc>
+        <w:tc>
+          <w:tcPr>
+            <w:tcW w:w="2160" w:type="dxa"/>
+          </w:tcPr>
+          <w:p>
+            <w:r>
+              <w:rPr>
+                <w:sz w:val="20"/>
+              </w:rPr>
+              <w:t>Mã phim</w:t>
+            </w:r>
+          </w:p>
+        </w:tc>
+      </w:tr>
+      <w:tr>
+        <w:trPr>
+          <w:jc w:val="center"/>
+        </w:trPr>
+        <w:tc>
+          <w:tcPr>
+            <w:tcW w:w="2160" w:type="dxa"/>
+          </w:tcPr>
+          <w:p>
+            <w:r>
+              <w:rPr>
+                <w:sz w:val="20"/>
+              </w:rPr>
+              <w:t>title</w:t>
+            </w:r>
+          </w:p>
+        </w:tc>
+        <w:tc>
+          <w:tcPr>
+            <w:tcW w:w="2160" w:type="dxa"/>
+          </w:tcPr>
+          <w:p>
+            <w:r>
+              <w:rPr>
+                <w:sz w:val="20"/>
+              </w:rPr>
+              <w:t>NVARCHAR(200)</w:t>
+            </w:r>
+          </w:p>
+        </w:tc>
+        <w:tc>
+          <w:tcPr>
+            <w:tcW w:w="2160" w:type="dxa"/>
+          </w:tcPr>
+          <w:p>
+            <w:r>
+              <w:rPr>
+                <w:sz w:val="20"/>
+              </w:rPr>
+              <w:t>NOT NULL</w:t>
+            </w:r>
+          </w:p>
+        </w:tc>
+        <w:tc>
+          <w:tcPr>
+            <w:tcW w:w="2160" w:type="dxa"/>
+          </w:tcPr>
+          <w:p>
+            <w:r>
+              <w:rPr>
+                <w:sz w:val="20"/>
+              </w:rPr>
+              <w:t>Tên phim</w:t>
+            </w:r>
+          </w:p>
+        </w:tc>
+      </w:tr>
+      <w:tr>
+        <w:trPr>
+          <w:jc w:val="center"/>
+        </w:trPr>
+        <w:tc>
+          <w:tcPr>
+            <w:tcW w:w="2160" w:type="dxa"/>
+          </w:tcPr>
+          <w:p>
+            <w:r>
+              <w:rPr>
+                <w:sz w:val="20"/>
+              </w:rPr>
+              <w:t>genre</w:t>
+            </w:r>
+          </w:p>
+        </w:tc>
+        <w:tc>
+          <w:tcPr>
+            <w:tcW w:w="2160" w:type="dxa"/>
+          </w:tcPr>
+          <w:p>
+            <w:r>
+              <w:rPr>
+                <w:sz w:val="20"/>
+              </w:rPr>
+              <w:t>NVARCHAR(100)</w:t>
+            </w:r>
+          </w:p>
+        </w:tc>
+        <w:tc>
+          <w:tcPr>
+            <w:tcW w:w="2160" w:type="dxa"/>
+          </w:tcPr>
+          <w:p>
+            <w:r>
+              <w:rPr>
+                <w:sz w:val="20"/>
+              </w:rPr>
+              <w:t>NOT NULL</w:t>
+            </w:r>
+          </w:p>
+        </w:tc>
+        <w:tc>
+          <w:tcPr>
+            <w:tcW w:w="2160" w:type="dxa"/>
+          </w:tcPr>
+          <w:p>
+            <w:r>
+              <w:rPr>
+                <w:sz w:val="20"/>
+              </w:rPr>
+              <w:t>Thể loại</w:t>
+            </w:r>
+          </w:p>
+        </w:tc>
+      </w:tr>
+      <w:tr>
+        <w:trPr>
+          <w:jc w:val="center"/>
+        </w:trPr>
+        <w:tc>
+          <w:tcPr>
+            <w:tcW w:w="2160" w:type="dxa"/>
+          </w:tcPr>
+          <w:p>
+            <w:pPr>
+              <w:rPr>
+                <w:sz w:val="20"/>
+              </w:rPr>
+            </w:pPr>
+            <w:r>
+              <w:rPr>
+                <w:sz w:val="20"/>
+              </w:rPr>
+              <w:t>format_movie</w:t>
+            </w:r>
+          </w:p>
+          <w:p>
+            <w:pPr>
+              <w:rPr>
+                <w:sz w:val="20"/>
+              </w:rPr>
+            </w:pPr>
+          </w:p>
+        </w:tc>
+        <w:tc>
+          <w:tcPr>
+            <w:tcW w:w="2160" w:type="dxa"/>
+          </w:tcPr>
+          <w:p>
+            <w:pPr>
+              <w:rPr>
+                <w:sz w:val="20"/>
+              </w:rPr>
+            </w:pPr>
+            <w:r>
+              <w:rPr>
+                <w:sz w:val="20"/>
+              </w:rPr>
+              <w:t>VARCHAR</w:t>
+            </w:r>
+            <w:r>
+              <w:rPr>
+                <w:sz w:val="20"/>
+              </w:rPr>
+              <w:t>(20)</w:t>
+            </w:r>
+          </w:p>
+          <w:p>
+            <w:pPr>
+              <w:rPr>
+                <w:sz w:val="20"/>
+              </w:rPr>
+            </w:pPr>
+          </w:p>
+        </w:tc>
+        <w:tc>
+          <w:tcPr>
+            <w:tcW w:w="2160" w:type="dxa"/>
+          </w:tcPr>
+          <w:p>
+            <w:pPr>
+              <w:rPr>
+                <w:sz w:val="20"/>
+              </w:rPr>
+            </w:pPr>
+            <w:r>
+              <w:rPr>
+                <w:sz w:val="20"/>
+              </w:rPr>
+              <w:t>NOT NULL</w:t>
+            </w:r>
+          </w:p>
+        </w:tc>
+        <w:tc>
+          <w:tcPr>
+            <w:tcW w:w="2160" w:type="dxa"/>
+          </w:tcPr>
+          <w:p>
+            <w:pPr>
+              <w:rPr>
+                <w:sz w:val="20"/>
+              </w:rPr>
+            </w:pPr>
+            <w:r>
+              <w:rPr>
+                <w:sz w:val="20"/>
+              </w:rPr>
+              <w:t>Định dạng 2D,3D,IMAX</w:t>
+            </w:r>
+          </w:p>
+        </w:tc>
+      </w:tr>
+      <w:tr>
+        <w:trPr>
+          <w:jc w:val="center"/>
+        </w:trPr>
+        <w:tc>
+          <w:tcPr>
+            <w:tcW w:w="2160" w:type="dxa"/>
+          </w:tcPr>
+          <w:p>
+            <w:pPr>
+              <w:rPr>
+                <w:color w:val="000000" w:themeColor="text1"/>
+                <w:sz w:val="20"/>
+              </w:rPr>
+            </w:pPr>
+            <w:r>
+              <w:rPr>
+                <w:color w:val="000000" w:themeColor="text1"/>
+                <w:sz w:val="20"/>
+              </w:rPr>
+              <w:t>rating</w:t>
+            </w:r>
+          </w:p>
+        </w:tc>
+        <w:tc>
+          <w:tcPr>
+            <w:tcW w:w="2160" w:type="dxa"/>
+          </w:tcPr>
+          <w:p>
+            <w:pPr>
+              <w:rPr>
+                <w:color w:val="000000" w:themeColor="text1"/>
+                <w:sz w:val="20"/>
+              </w:rPr>
+            </w:pPr>
+            <w:r>
+              <w:rPr>
+                <w:color w:val="000000" w:themeColor="text1"/>
+                <w:sz w:val="20"/>
+              </w:rPr>
+              <w:t>Nvchar(50)</w:t>
+            </w:r>
+          </w:p>
+        </w:tc>
+        <w:tc>
+          <w:tcPr>
+            <w:tcW w:w="2160" w:type="dxa"/>
+          </w:tcPr>
+          <w:p>
+            <w:pPr>
+              <w:rPr>
+                <w:color w:val="000000" w:themeColor="text1"/>
+                <w:sz w:val="20"/>
+              </w:rPr>
+            </w:pPr>
+            <w:r>
+              <w:rPr>
+                <w:rFonts w:ascii="Consolas" w:hAnsi="Consolas"/>
+                <w:color w:val="000000" w:themeColor="text1"/>
+                <w:sz w:val="21"/>
+                <w:szCs w:val="21"/>
+              </w:rPr>
+              <w:t>Null</w:t>
+            </w:r>
+          </w:p>
+        </w:tc>
+        <w:tc>
+          <w:tcPr>
+            <w:tcW w:w="2160" w:type="dxa"/>
+          </w:tcPr>
+          <w:p>
+            <w:pPr>
+              <w:rPr>
+                <w:color w:val="000000" w:themeColor="text1"/>
+                <w:sz w:val="20"/>
+              </w:rPr>
+            </w:pPr>
+            <w:r>
+              <w:rPr>
+                <w:color w:val="000000" w:themeColor="text1"/>
+                <w:sz w:val="20"/>
+              </w:rPr>
+              <w:t>18+,16+.13+..</w:t>
+            </w:r>
+          </w:p>
+        </w:tc>
+      </w:tr>
+      <w:tr>
+        <w:trPr>
+          <w:jc w:val="center"/>
+        </w:trPr>
+        <w:tc>
+          <w:tcPr>
+            <w:tcW w:w="2160" w:type="dxa"/>
+          </w:tcPr>
+          <w:p>
+            <w:r>
+              <w:rPr>
+                <w:sz w:val="20"/>
+              </w:rPr>
+              <w:t>duration_mins</w:t>
+            </w:r>
+          </w:p>
+        </w:tc>
+        <w:tc>
+          <w:tcPr>
+            <w:tcW w:w="2160" w:type="dxa"/>
+          </w:tcPr>
+          <w:p>
+            <w:r>
+              <w:rPr>
+                <w:sz w:val="20"/>
+              </w:rPr>
+              <w:t>INT</w:t>
+            </w:r>
+          </w:p>
+        </w:tc>
+        <w:tc>
+          <w:tcPr>
+            <w:tcW w:w="2160" w:type="dxa"/>
+          </w:tcPr>
+          <w:p>
+            <w:r>
+              <w:rPr>
+                <w:sz w:val="20"/>
+              </w:rPr>
+              <w:t>NOT NULL, CHECK &gt; 0</w:t>
+            </w:r>
+          </w:p>
+        </w:tc>
+        <w:tc>
+          <w:tcPr>
+            <w:tcW w:w="2160" w:type="dxa"/>
+          </w:tcPr>
+          <w:p>
+            <w:r>
+              <w:rPr>
+                <w:sz w:val="20"/>
+              </w:rPr>
+              <w:t>Thời lượng (phút)</w:t>
+            </w:r>
+          </w:p>
+        </w:tc>
+      </w:tr>
+      <w:tr>
+        <w:trPr>
+          <w:jc w:val="center"/>
+        </w:trPr>
+        <w:tc>
+          <w:tcPr>
+            <w:tcW w:w="2160" w:type="dxa"/>
+          </w:tcPr>
+          <w:p>
+            <w:r>
+              <w:rPr>
+                <w:sz w:val="20"/>
+              </w:rPr>
+              <w:t>Language</w:t>
+            </w:r>
+          </w:p>
+        </w:tc>
+        <w:tc>
+          <w:tcPr>
+            <w:tcW w:w="2160" w:type="dxa"/>
+          </w:tcPr>
+          <w:p>
+            <w:r>
+              <w:rPr>
+                <w:sz w:val="20"/>
+              </w:rPr>
+              <w:t>NVARCHAR(50)</w:t>
+            </w:r>
+          </w:p>
+        </w:tc>
+        <w:tc>
+          <w:tcPr>
+            <w:tcW w:w="2160" w:type="dxa"/>
+          </w:tcPr>
+          <w:p>
+            <w:r>
+              <w:rPr>
+                <w:sz w:val="20"/>
+              </w:rPr>
+              <w:t>NULL</w:t>
+            </w:r>
+          </w:p>
+        </w:tc>
+        <w:tc>
+          <w:tcPr>
+            <w:tcW w:w="2160" w:type="dxa"/>
+          </w:tcPr>
+          <w:p>
+            <w:r>
+              <w:rPr>
+                <w:sz w:val="20"/>
+              </w:rPr>
+              <w:t>Ngôn ngữ</w:t>
+            </w:r>
+          </w:p>
+        </w:tc>
+      </w:tr>
+      <w:tr>
+        <w:trPr>
+          <w:jc w:val="center"/>
+        </w:trPr>
+        <w:tc>
+          <w:tcPr>
+            <w:tcW w:w="2160" w:type="dxa"/>
+          </w:tcPr>
+          <w:p>
+            <w:r>
+              <w:rPr>
+                <w:sz w:val="20"/>
+              </w:rPr>
+              <w:t>release_date</w:t>
+            </w:r>
+          </w:p>
+        </w:tc>
+        <w:tc>
+          <w:tcPr>
+            <w:tcW w:w="2160" w:type="dxa"/>
+          </w:tcPr>
+          <w:p>
+            <w:r>
+              <w:rPr>
+                <w:sz w:val="20"/>
+              </w:rPr>
+              <w:t>DATE</w:t>
+            </w:r>
+          </w:p>
+        </w:tc>
+        <w:tc>
+          <w:tcPr>
+            <w:tcW w:w="2160" w:type="dxa"/>
+          </w:tcPr>
+          <w:p>
+            <w:r>
+              <w:rPr>
+                <w:sz w:val="20"/>
+              </w:rPr>
+              <w:t>NULL</w:t>
+            </w:r>
+          </w:p>
+        </w:tc>
+        <w:tc>
+          <w:tcPr>
+            <w:tcW w:w="2160" w:type="dxa"/>
+          </w:tcPr>
+          <w:p>
+            <w:r>
+              <w:rPr>
+                <w:sz w:val="20"/>
+              </w:rPr>
+              <w:t>Ngày phát hành</w:t>
+            </w:r>
+          </w:p>
+        </w:tc>
+      </w:tr>
+      <w:tr>
+        <w:trPr>
+          <w:jc w:val="center"/>
+        </w:trPr>
+        <w:tc>
+          <w:tcPr>
+            <w:tcW w:w="2160" w:type="dxa"/>
+          </w:tcPr>
+          <w:p>
+            <w:r>
+              <w:rPr>
+                <w:sz w:val="20"/>
+              </w:rPr>
+              <w:t>status</w:t>
+            </w:r>
+          </w:p>
+        </w:tc>
+        <w:tc>
+          <w:tcPr>
+            <w:tcW w:w="2160" w:type="dxa"/>
+          </w:tcPr>
+          <w:p>
+            <w:r>
+              <w:rPr>
+                <w:sz w:val="20"/>
+              </w:rPr>
+              <w:t>VARCHAR(20)</w:t>
+            </w:r>
+          </w:p>
+        </w:tc>
+        <w:tc>
+          <w:tcPr>
+            <w:tcW w:w="2160" w:type="dxa"/>
+          </w:tcPr>
+          <w:p>
+            <w:r>
+              <w:rPr>
+                <w:sz w:val="20"/>
+              </w:rPr>
+              <w:t>NOT NULL, DEFAULT 'ACTIVE'</w:t>
+            </w:r>
+          </w:p>
+        </w:tc>
+        <w:tc>
+          <w:tcPr>
+            <w:tcW w:w="2160" w:type="dxa"/>
+          </w:tcPr>
+          <w:p>
+            <w:r>
+              <w:rPr>
+                <w:sz w:val="20"/>
+              </w:rPr>
+              <w:t>ACTIVE | INACTIVE</w:t>
+            </w:r>
+          </w:p>
+        </w:tc>
+      </w:tr>
+      <w:tr>
+        <w:trPr>
+          <w:jc w:val="center"/>
+        </w:trPr>
+        <w:tc>
+          <w:tcPr>
+            <w:tcW w:w="2160" w:type="dxa"/>
+          </w:tcPr>
+          <w:p>
+            <w:r>
+              <w:rPr>
+                <w:sz w:val="20"/>
+              </w:rPr>
+              <w:t>description</w:t>
+            </w:r>
+          </w:p>
+        </w:tc>
+        <w:tc>
+          <w:tcPr>
+            <w:tcW w:w="2160" w:type="dxa"/>
+          </w:tcPr>
+          <w:p>
+            <w:pPr>
+              <w:rPr>
+                <w:sz w:val="20"/>
+              </w:rPr>
+            </w:pPr>
+            <w:r>
+              <w:rPr>
+                <w:sz w:val="20"/>
+              </w:rPr>
+              <w:t>NVARCHAR(MAX)</w:t>
+            </w:r>
+          </w:p>
+          <w:p/>
+        </w:tc>
+        <w:tc>
+          <w:tcPr>
+            <w:tcW w:w="2160" w:type="dxa"/>
+          </w:tcPr>
+          <w:p>
+            <w:r>
+              <w:rPr>
+                <w:sz w:val="20"/>
+              </w:rPr>
+              <w:t>NULL</w:t>
+            </w:r>
+          </w:p>
+        </w:tc>
+        <w:tc>
+          <w:tcPr>
+            <w:tcW w:w="2160" w:type="dxa"/>
+          </w:tcPr>
+          <w:p>
+            <w:r>
+              <w:rPr>
+                <w:sz w:val="20"/>
+              </w:rPr>
+              <w:t>Mô tả phim</w:t>
+            </w:r>
+          </w:p>
+        </w:tc>
+      </w:tr>
+      <w:tr>
+        <w:trPr>
+          <w:jc w:val="center"/>
+        </w:trPr>
+        <w:tc>
+          <w:tcPr>
+            <w:tcW w:w="2160" w:type="dxa"/>
+          </w:tcPr>
+          <w:p>
+            <w:r>
+              <w:rPr>
+                <w:sz w:val="20"/>
+              </w:rPr>
               <w:t>poster_url</w:t>
             </w:r>
           </w:p>
@@ -7524,7 +7773,19 @@
               <w:rPr>
                 <w:sz w:val="20"/>
               </w:rPr>
-              <w:t>VARCHAR(500)</w:t>
+              <w:t>VARCHAR(</w:t>
+            </w:r>
+            <w:r>
+              <w:rPr>
+                <w:sz w:val="20"/>
+              </w:rPr>
+              <w:t>255</w:t>
+            </w:r>
+            <w:r>
+              <w:rPr>
+                <w:sz w:val="20"/>
+              </w:rPr>
+              <w:t>)</w:t>
             </w:r>
           </w:p>
         </w:tc>
@@ -7951,13 +8212,19 @@
             <w:tcW w:w="2160" w:type="dxa"/>
           </w:tcPr>
           <w:p>
-            <w:r>
-              <w:rPr>
-                <w:sz w:val="20"/>
-              </w:rPr>
-              <w:t>is_active</w:t>
-            </w:r>
-          </w:p>
+            <w:pPr>
+              <w:rPr>
+                <w:sz w:val="20"/>
+              </w:rPr>
+            </w:pPr>
+            <w:r>
+              <w:rPr>
+                <w:sz w:val="20"/>
+              </w:rPr>
+              <w:t>status</w:t>
+            </w:r>
+          </w:p>
+          <w:p/>
         </w:tc>
         <w:tc>
           <w:tcPr>
@@ -7994,7 +8261,7 @@
               <w:rPr>
                 <w:sz w:val="20"/>
               </w:rPr>
-              <w:t>Đang hoạt động</w:t>
+              <w:t>ACTIVE | INACTIVE</w:t>
             </w:r>
           </w:p>
         </w:tc>
@@ -8381,7 +8648,191 @@
               <w:rPr>
                 <w:sz w:val="20"/>
               </w:rPr>
-              <w:t>REGULAR | VIP | ACCESSIBLE</w:t>
+              <w:t>REGULAR | VIP |</w:t>
+            </w:r>
+          </w:p>
+        </w:tc>
+      </w:tr>
+      <w:tr>
+        <w:trPr>
+          <w:jc w:val="center"/>
+        </w:trPr>
+        <w:tc>
+          <w:tcPr>
+            <w:tcW w:w="2160" w:type="dxa"/>
+          </w:tcPr>
+          <w:p>
+            <w:pPr>
+              <w:rPr>
+                <w:sz w:val="20"/>
+              </w:rPr>
+            </w:pPr>
+            <w:r>
+              <w:rPr>
+                <w:sz w:val="20"/>
+              </w:rPr>
+              <w:t>is_broken</w:t>
+            </w:r>
+          </w:p>
+          <w:p>
+            <w:pPr>
+              <w:rPr>
+                <w:sz w:val="20"/>
+              </w:rPr>
+            </w:pPr>
+          </w:p>
+        </w:tc>
+        <w:tc>
+          <w:tcPr>
+            <w:tcW w:w="2160" w:type="dxa"/>
+          </w:tcPr>
+          <w:p>
+            <w:pPr>
+              <w:rPr>
+                <w:sz w:val="20"/>
+              </w:rPr>
+            </w:pPr>
+            <w:r>
+              <w:rPr>
+                <w:sz w:val="20"/>
+              </w:rPr>
+              <w:t>BIT</w:t>
+            </w:r>
+          </w:p>
+          <w:p>
+            <w:pPr>
+              <w:rPr>
+                <w:sz w:val="20"/>
+              </w:rPr>
+            </w:pPr>
+          </w:p>
+        </w:tc>
+        <w:tc>
+          <w:tcPr>
+            <w:tcW w:w="2160" w:type="dxa"/>
+          </w:tcPr>
+          <w:p>
+            <w:pPr>
+              <w:rPr>
+                <w:sz w:val="20"/>
+              </w:rPr>
+            </w:pPr>
+            <w:r>
+              <w:rPr>
+                <w:i/>
+                <w:iCs/>
+                <w:sz w:val="20"/>
+              </w:rPr>
+              <w:t>DEFAULT</w:t>
+            </w:r>
+          </w:p>
+          <w:p>
+            <w:pPr>
+              <w:rPr>
+                <w:sz w:val="20"/>
+              </w:rPr>
+            </w:pPr>
+          </w:p>
+        </w:tc>
+        <w:tc>
+          <w:tcPr>
+            <w:tcW w:w="2160" w:type="dxa"/>
+          </w:tcPr>
+          <w:p>
+            <w:pPr>
+              <w:rPr>
+                <w:sz w:val="20"/>
+              </w:rPr>
+            </w:pPr>
+            <w:r>
+              <w:rPr>
+                <w:sz w:val="20"/>
+              </w:rPr>
+              <w:t>0</w:t>
+            </w:r>
+          </w:p>
+          <w:p>
+            <w:pPr>
+              <w:rPr>
+                <w:sz w:val="20"/>
+              </w:rPr>
+            </w:pPr>
+          </w:p>
+        </w:tc>
+      </w:tr>
+      <w:tr>
+        <w:trPr>
+          <w:jc w:val="center"/>
+        </w:trPr>
+        <w:tc>
+          <w:tcPr>
+            <w:tcW w:w="2160" w:type="dxa"/>
+          </w:tcPr>
+          <w:p>
+            <w:pPr>
+              <w:rPr>
+                <w:sz w:val="20"/>
+              </w:rPr>
+            </w:pPr>
+            <w:r>
+              <w:rPr>
+                <w:sz w:val="20"/>
+              </w:rPr>
+              <w:t>seat_price</w:t>
+            </w:r>
+          </w:p>
+        </w:tc>
+        <w:tc>
+          <w:tcPr>
+            <w:tcW w:w="2160" w:type="dxa"/>
+          </w:tcPr>
+          <w:p>
+            <w:pPr>
+              <w:rPr>
+                <w:sz w:val="20"/>
+              </w:rPr>
+            </w:pPr>
+            <w:r>
+              <w:rPr>
+                <w:sz w:val="20"/>
+              </w:rPr>
+              <w:t>FLOAT</w:t>
+            </w:r>
+          </w:p>
+        </w:tc>
+        <w:tc>
+          <w:tcPr>
+            <w:tcW w:w="2160" w:type="dxa"/>
+          </w:tcPr>
+          <w:p>
+            <w:pPr>
+              <w:rPr>
+                <w:sz w:val="20"/>
+              </w:rPr>
+            </w:pPr>
+            <w:r>
+              <w:rPr>
+                <w:sz w:val="20"/>
+              </w:rPr>
+              <w:t>NOT NULL</w:t>
+            </w:r>
+          </w:p>
+        </w:tc>
+        <w:tc>
+          <w:tcPr>
+            <w:tcW w:w="2160" w:type="dxa"/>
+          </w:tcPr>
+          <w:p>
+            <w:pPr>
+              <w:rPr>
+                <w:sz w:val="20"/>
+              </w:rPr>
+            </w:pPr>
+            <w:r>
+              <w:rPr>
+                <w:sz w:val="20"/>
+              </w:rPr>
+              <w:t>Giá của ghế</w:t>
             </w:r>
           </w:p>
         </w:tc>
@@ -8763,19 +9214,27 @@
               <w:rPr>
                 <w:sz w:val="20"/>
               </w:rPr>
-              <w:t>NOT NULL, CHECK &gt; start_time</w:t>
-            </w:r>
-          </w:p>
-        </w:tc>
-        <w:tc>
-          <w:tcPr>
-            <w:tcW w:w="2160" w:type="dxa"/>
-          </w:tcPr>
-          <w:p>
-            <w:r>
-              <w:rPr>
-                <w:sz w:val="20"/>
-              </w:rPr>
+              <w:t xml:space="preserve">NOT NULL, CHECK &gt; </w:t>
+            </w:r>
+            <w:r>
+              <w:rPr>
+                <w:sz w:val="20"/>
+              </w:rPr>
+              <w:lastRenderedPageBreak/>
+              <w:t>start_time</w:t>
+            </w:r>
+          </w:p>
+        </w:tc>
+        <w:tc>
+          <w:tcPr>
+            <w:tcW w:w="2160" w:type="dxa"/>
+          </w:tcPr>
+          <w:p>
+            <w:r>
+              <w:rPr>
+                <w:sz w:val="20"/>
+              </w:rPr>
+              <w:lastRenderedPageBreak/>
               <w:t>Giờ kết thúc</w:t>
             </w:r>
           </w:p>
@@ -9238,7 +9697,6 @@
               <w:rPr>
                 <w:sz w:val="20"/>
               </w:rPr>
-              <w:lastRenderedPageBreak/>
               <w:t>status</w:t>
             </w:r>
           </w:p>
@@ -10503,20 +10961,35 @@
               <w:rPr>
                 <w:sz w:val="20"/>
               </w:rPr>
-              <w:t>NOT NULL, DEFAULT 'VALID'</w:t>
-            </w:r>
-          </w:p>
-        </w:tc>
-        <w:tc>
-          <w:tcPr>
-            <w:tcW w:w="2160" w:type="dxa"/>
-          </w:tcPr>
-          <w:p>
-            <w:r>
-              <w:rPr>
-                <w:sz w:val="20"/>
-              </w:rPr>
-              <w:t>VALID | USED | CANCELLED</w:t>
+              <w:t xml:space="preserve">NOT NULL, </w:t>
+            </w:r>
+            <w:r>
+              <w:rPr>
+                <w:sz w:val="20"/>
+              </w:rPr>
+              <w:lastRenderedPageBreak/>
+              <w:t>DEFAULT 'VALID'</w:t>
+            </w:r>
+          </w:p>
+        </w:tc>
+        <w:tc>
+          <w:tcPr>
+            <w:tcW w:w="2160" w:type="dxa"/>
+          </w:tcPr>
+          <w:p>
+            <w:r>
+              <w:rPr>
+                <w:sz w:val="20"/>
+              </w:rPr>
+              <w:lastRenderedPageBreak/>
+              <w:t xml:space="preserve">VALID | USED | </w:t>
+            </w:r>
+            <w:r>
+              <w:rPr>
+                <w:sz w:val="20"/>
+              </w:rPr>
+              <w:lastRenderedPageBreak/>
+              <w:t>CANCELLED</w:t>
             </w:r>
           </w:p>
         </w:tc>
@@ -10530,6 +11003,7 @@
         <w:rPr>
           <w:rFonts w:ascii="Times New Roman" w:hAnsi="Times New Roman"/>
         </w:rPr>
+        <w:lastRenderedPageBreak/>
         <w:t>6.9. Bảng discounts</w:t>
       </w:r>
     </w:p>
@@ -11145,7 +11619,6 @@
         <w:rPr>
           <w:rFonts w:ascii="Times New Roman" w:hAnsi="Times New Roman"/>
         </w:rPr>
-        <w:lastRenderedPageBreak/>
         <w:t>7. Sơ đồ ERD (Entity Relationship Diagram)</w:t>
       </w:r>
     </w:p>
@@ -11761,6 +12234,7 @@
         <w:rPr>
           <w:color w:val="C00000"/>
         </w:rPr>
+        <w:lastRenderedPageBreak/>
         <w:t>9. Ghi chú logic bổ sung (đã cập nhật)</w:t>
       </w:r>
     </w:p>
@@ -11795,7 +12269,6 @@
         <w:pStyle w:val="Heading2"/>
       </w:pPr>
       <w:r>
-        <w:lastRenderedPageBreak/>
         <w:t>9.3. Luồng huỷ Ticket — hoàn trạng ShowSeat</w:t>
       </w:r>
     </w:p>
@@ -12004,9 +12477,9 @@
       <w:lvlJc w:val="left"/>
       <w:pPr>
         <w:tabs>
-          <w:tab w:val="num" w:pos="360"/>
+          <w:tab w:val="num" w:pos="2770"/>
         </w:tabs>
-        <w:ind w:left="360" w:hanging="360"/>
+        <w:ind w:left="2770" w:hanging="360"/>
       </w:pPr>
       <w:rPr>
         <w:rFonts w:ascii="Symbol" w:hAnsi="Symbol" w:hint="default"/>

--- a/docs/user-guide/TaiLieu_Updated.docx
+++ b/docs/user-guide/TaiLieu_Updated.docx
@@ -1975,6 +1975,7 @@
               <w:rPr>
                 <w:sz w:val="20"/>
               </w:rPr>
+              <w:lastRenderedPageBreak/>
               <w:t>totalCols</w:t>
             </w:r>
           </w:p>
@@ -2032,7 +2033,6 @@
               <w:rPr>
                 <w:sz w:val="20"/>
               </w:rPr>
-              <w:lastRenderedPageBreak/>
               <w:t>status</w:t>
             </w:r>
           </w:p>
@@ -2533,7 +2533,7 @@
               <w:rPr>
                 <w:sz w:val="20"/>
               </w:rPr>
-              <w:t>seatPrice</w:t>
+              <w:t>factor</w:t>
             </w:r>
           </w:p>
         </w:tc>
@@ -2587,14 +2587,26 @@
               <w:rPr>
                 <w:sz w:val="20"/>
               </w:rPr>
-              <w:t>REGULAR = 100.000vnd</w:t>
+              <w:t>REGULAR = 1</w:t>
+            </w:r>
+            <w:r>
+              <w:rPr>
+                <w:sz w:val="20"/>
+              </w:rPr>
+              <w:t xml:space="preserve">.0 </w:t>
             </w:r>
             <w:r>
               <w:rPr>
                 <w:sz w:val="20"/>
               </w:rPr>
               <w:br/>
-              <w:t>VIP = 110.000VND</w:t>
+              <w:t>VIP = 1</w:t>
+            </w:r>
+            <w:r>
+              <w:rPr>
+                <w:sz w:val="20"/>
+              </w:rPr>
+              <w:t>.5</w:t>
             </w:r>
           </w:p>
         </w:tc>
@@ -3133,7 +3145,14 @@
               <w:rPr>
                 <w:sz w:val="20"/>
               </w:rPr>
-              <w:t>NOT NULL, DEFAULT SCHEDULED</w:t>
+              <w:t xml:space="preserve">NOT NULL, DEFAULT </w:t>
+            </w:r>
+            <w:r>
+              <w:rPr>
+                <w:sz w:val="20"/>
+              </w:rPr>
+              <w:lastRenderedPageBreak/>
+              <w:t>SCHEDULED</w:t>
             </w:r>
           </w:p>
         </w:tc>
@@ -3146,6 +3165,7 @@
               <w:rPr>
                 <w:sz w:val="20"/>
               </w:rPr>
+              <w:lastRenderedPageBreak/>
               <w:t xml:space="preserve">SCHEDULED | </w:t>
             </w:r>
             <w:r>
@@ -3170,7 +3190,6 @@
         <w:rPr>
           <w:b/>
         </w:rPr>
-        <w:lastRenderedPageBreak/>
         <w:t>Ràng buộc nghiệp vụ:</w:t>
       </w:r>
     </w:p>
@@ -3251,7 +3270,7 @@
         </w:trPr>
         <w:tc>
           <w:tcPr>
-            <w:tcW w:w="1984" w:type="dxa"/>
+            <w:tcW w:w="1926" w:type="dxa"/>
             <w:shd w:val="clear" w:color="auto" w:fill="D9E2F3"/>
           </w:tcPr>
           <w:p>
@@ -3269,7 +3288,7 @@
         </w:tc>
         <w:tc>
           <w:tcPr>
-            <w:tcW w:w="1701" w:type="dxa"/>
+            <w:tcW w:w="1685" w:type="dxa"/>
             <w:shd w:val="clear" w:color="auto" w:fill="D9E2F3"/>
           </w:tcPr>
           <w:p>
@@ -3287,7 +3306,7 @@
         </w:tc>
         <w:tc>
           <w:tcPr>
-            <w:tcW w:w="2268" w:type="dxa"/>
+            <w:tcW w:w="2204" w:type="dxa"/>
             <w:shd w:val="clear" w:color="auto" w:fill="D9E2F3"/>
           </w:tcPr>
           <w:p>
@@ -3305,7 +3324,7 @@
         </w:tc>
         <w:tc>
           <w:tcPr>
-            <w:tcW w:w="3118" w:type="dxa"/>
+            <w:tcW w:w="3041" w:type="dxa"/>
             <w:shd w:val="clear" w:color="auto" w:fill="D9E2F3"/>
           </w:tcPr>
           <w:p>
@@ -3328,7 +3347,7 @@
         </w:trPr>
         <w:tc>
           <w:tcPr>
-            <w:tcW w:w="1984" w:type="dxa"/>
+            <w:tcW w:w="1926" w:type="dxa"/>
           </w:tcPr>
           <w:p>
             <w:r>
@@ -3341,7 +3360,7 @@
         </w:tc>
         <w:tc>
           <w:tcPr>
-            <w:tcW w:w="1701" w:type="dxa"/>
+            <w:tcW w:w="1685" w:type="dxa"/>
           </w:tcPr>
           <w:p>
             <w:r>
@@ -3354,7 +3373,7 @@
         </w:tc>
         <w:tc>
           <w:tcPr>
-            <w:tcW w:w="2268" w:type="dxa"/>
+            <w:tcW w:w="2204" w:type="dxa"/>
           </w:tcPr>
           <w:p>
             <w:r>
@@ -3367,7 +3386,7 @@
         </w:tc>
         <w:tc>
           <w:tcPr>
-            <w:tcW w:w="3118" w:type="dxa"/>
+            <w:tcW w:w="3041" w:type="dxa"/>
           </w:tcPr>
           <w:p>
             <w:r>
@@ -3385,7 +3404,7 @@
         </w:trPr>
         <w:tc>
           <w:tcPr>
-            <w:tcW w:w="1984" w:type="dxa"/>
+            <w:tcW w:w="1926" w:type="dxa"/>
           </w:tcPr>
           <w:p>
             <w:r>
@@ -3398,7 +3417,7 @@
         </w:tc>
         <w:tc>
           <w:tcPr>
-            <w:tcW w:w="1701" w:type="dxa"/>
+            <w:tcW w:w="1685" w:type="dxa"/>
           </w:tcPr>
           <w:p>
             <w:r>
@@ -3411,7 +3430,7 @@
         </w:tc>
         <w:tc>
           <w:tcPr>
-            <w:tcW w:w="2268" w:type="dxa"/>
+            <w:tcW w:w="2204" w:type="dxa"/>
           </w:tcPr>
           <w:p>
             <w:r>
@@ -3424,7 +3443,7 @@
         </w:tc>
         <w:tc>
           <w:tcPr>
-            <w:tcW w:w="3118" w:type="dxa"/>
+            <w:tcW w:w="3041" w:type="dxa"/>
           </w:tcPr>
           <w:p>
             <w:r>
@@ -3442,7 +3461,7 @@
         </w:trPr>
         <w:tc>
           <w:tcPr>
-            <w:tcW w:w="1984" w:type="dxa"/>
+            <w:tcW w:w="1926" w:type="dxa"/>
           </w:tcPr>
           <w:p>
             <w:r>
@@ -3455,7 +3474,7 @@
         </w:tc>
         <w:tc>
           <w:tcPr>
-            <w:tcW w:w="1701" w:type="dxa"/>
+            <w:tcW w:w="1685" w:type="dxa"/>
           </w:tcPr>
           <w:p>
             <w:r>
@@ -3468,7 +3487,7 @@
         </w:tc>
         <w:tc>
           <w:tcPr>
-            <w:tcW w:w="2268" w:type="dxa"/>
+            <w:tcW w:w="2204" w:type="dxa"/>
           </w:tcPr>
           <w:p>
             <w:r>
@@ -3481,7 +3500,7 @@
         </w:tc>
         <w:tc>
           <w:tcPr>
-            <w:tcW w:w="3118" w:type="dxa"/>
+            <w:tcW w:w="3041" w:type="dxa"/>
           </w:tcPr>
           <w:p>
             <w:r>
@@ -3499,53 +3518,53 @@
         </w:trPr>
         <w:tc>
           <w:tcPr>
-            <w:tcW w:w="1984" w:type="dxa"/>
-          </w:tcPr>
-          <w:p>
-            <w:r>
-              <w:rPr>
-                <w:sz w:val="20"/>
-              </w:rPr>
-              <w:t>price</w:t>
-            </w:r>
-          </w:p>
-        </w:tc>
-        <w:tc>
-          <w:tcPr>
-            <w:tcW w:w="1701" w:type="dxa"/>
-          </w:tcPr>
-          <w:p>
-            <w:r>
-              <w:rPr>
-                <w:sz w:val="20"/>
-              </w:rPr>
-              <w:t>double</w:t>
-            </w:r>
-          </w:p>
-        </w:tc>
-        <w:tc>
-          <w:tcPr>
-            <w:tcW w:w="2268" w:type="dxa"/>
-          </w:tcPr>
-          <w:p>
-            <w:r>
-              <w:rPr>
-                <w:sz w:val="20"/>
-              </w:rPr>
-              <w:t>NOT NULL, &gt;= 0</w:t>
-            </w:r>
-          </w:p>
-        </w:tc>
-        <w:tc>
-          <w:tcPr>
-            <w:tcW w:w="3118" w:type="dxa"/>
-          </w:tcPr>
-          <w:p>
-            <w:r>
-              <w:rPr>
-                <w:sz w:val="20"/>
-              </w:rPr>
-              <w:t>Giá vé thực tế cho ghế này</w:t>
+            <w:tcW w:w="1926" w:type="dxa"/>
+          </w:tcPr>
+          <w:p>
+            <w:r>
+              <w:rPr>
+                <w:sz w:val="20"/>
+              </w:rPr>
+              <w:t>status</w:t>
+            </w:r>
+          </w:p>
+        </w:tc>
+        <w:tc>
+          <w:tcPr>
+            <w:tcW w:w="1685" w:type="dxa"/>
+          </w:tcPr>
+          <w:p>
+            <w:r>
+              <w:rPr>
+                <w:sz w:val="20"/>
+              </w:rPr>
+              <w:t>Enum</w:t>
+            </w:r>
+          </w:p>
+        </w:tc>
+        <w:tc>
+          <w:tcPr>
+            <w:tcW w:w="2204" w:type="dxa"/>
+          </w:tcPr>
+          <w:p>
+            <w:r>
+              <w:rPr>
+                <w:sz w:val="20"/>
+              </w:rPr>
+              <w:t>NOT NULL, DEFAULT AVAILABLE</w:t>
+            </w:r>
+          </w:p>
+        </w:tc>
+        <w:tc>
+          <w:tcPr>
+            <w:tcW w:w="3041" w:type="dxa"/>
+          </w:tcPr>
+          <w:p>
+            <w:r>
+              <w:rPr>
+                <w:sz w:val="20"/>
+              </w:rPr>
+              <w:t>AVAILABLE | HELD | BOOKED</w:t>
             </w:r>
           </w:p>
         </w:tc>
@@ -3556,53 +3575,58 @@
         </w:trPr>
         <w:tc>
           <w:tcPr>
-            <w:tcW w:w="1984" w:type="dxa"/>
-          </w:tcPr>
-          <w:p>
-            <w:r>
-              <w:rPr>
-                <w:sz w:val="20"/>
-              </w:rPr>
-              <w:t>status</w:t>
-            </w:r>
-          </w:p>
-        </w:tc>
-        <w:tc>
-          <w:tcPr>
-            <w:tcW w:w="1701" w:type="dxa"/>
-          </w:tcPr>
-          <w:p>
-            <w:r>
-              <w:rPr>
-                <w:sz w:val="20"/>
-              </w:rPr>
-              <w:t>Enum</w:t>
-            </w:r>
-          </w:p>
-        </w:tc>
-        <w:tc>
-          <w:tcPr>
-            <w:tcW w:w="2268" w:type="dxa"/>
-          </w:tcPr>
-          <w:p>
-            <w:r>
-              <w:rPr>
-                <w:sz w:val="20"/>
-              </w:rPr>
-              <w:t>NOT NULL, DEFAULT AVAILABLE</w:t>
-            </w:r>
-          </w:p>
-        </w:tc>
-        <w:tc>
-          <w:tcPr>
-            <w:tcW w:w="3118" w:type="dxa"/>
-          </w:tcPr>
-          <w:p>
-            <w:r>
-              <w:rPr>
-                <w:sz w:val="20"/>
-              </w:rPr>
-              <w:t>AVAILABLE | HELD | BOOKED</w:t>
+            <w:tcW w:w="1926" w:type="dxa"/>
+          </w:tcPr>
+          <w:p>
+            <w:r>
+              <w:rPr>
+                <w:sz w:val="20"/>
+              </w:rPr>
+              <w:t>heldUntil</w:t>
+            </w:r>
+          </w:p>
+        </w:tc>
+        <w:tc>
+          <w:tcPr>
+            <w:tcW w:w="1685" w:type="dxa"/>
+          </w:tcPr>
+          <w:p>
+            <w:r>
+              <w:rPr>
+                <w:sz w:val="20"/>
+              </w:rPr>
+              <w:t>LocalDateTime</w:t>
+            </w:r>
+          </w:p>
+        </w:tc>
+        <w:tc>
+          <w:tcPr>
+            <w:tcW w:w="2204" w:type="dxa"/>
+          </w:tcPr>
+          <w:p>
+            <w:r>
+              <w:rPr>
+                <w:sz w:val="20"/>
+              </w:rPr>
+              <w:t>Nullable</w:t>
+            </w:r>
+          </w:p>
+        </w:tc>
+        <w:tc>
+          <w:tcPr>
+            <w:tcW w:w="3041" w:type="dxa"/>
+          </w:tcPr>
+          <w:p>
+            <w:pPr>
+              <w:rPr>
+                <w:sz w:val="20"/>
+              </w:rPr>
+            </w:pPr>
+            <w:r>
+              <w:rPr>
+                <w:sz w:val="20"/>
+              </w:rPr>
+              <w:t>Thời hạn giữ chỗ (quan trọng)</w:t>
             </w:r>
           </w:p>
         </w:tc>
@@ -3613,53 +3637,73 @@
         </w:trPr>
         <w:tc>
           <w:tcPr>
-            <w:tcW w:w="1984" w:type="dxa"/>
-          </w:tcPr>
-          <w:p>
-            <w:r>
-              <w:rPr>
-                <w:sz w:val="20"/>
-              </w:rPr>
-              <w:t>heldUntil</w:t>
-            </w:r>
-          </w:p>
-        </w:tc>
-        <w:tc>
-          <w:tcPr>
-            <w:tcW w:w="1701" w:type="dxa"/>
-          </w:tcPr>
-          <w:p>
-            <w:r>
-              <w:rPr>
-                <w:sz w:val="20"/>
-              </w:rPr>
-              <w:t>LocalDateTime</w:t>
-            </w:r>
-          </w:p>
-        </w:tc>
-        <w:tc>
-          <w:tcPr>
-            <w:tcW w:w="2268" w:type="dxa"/>
-          </w:tcPr>
-          <w:p>
-            <w:r>
-              <w:rPr>
-                <w:sz w:val="20"/>
-              </w:rPr>
-              <w:t>Nullable</w:t>
-            </w:r>
-          </w:p>
-        </w:tc>
-        <w:tc>
-          <w:tcPr>
-            <w:tcW w:w="3118" w:type="dxa"/>
-          </w:tcPr>
-          <w:p>
-            <w:r>
-              <w:rPr>
-                <w:sz w:val="20"/>
-              </w:rPr>
-              <w:t>Thời hạn giữ chỗ (quan trọng)</w:t>
+            <w:tcW w:w="1926" w:type="dxa"/>
+          </w:tcPr>
+          <w:p>
+            <w:pPr>
+              <w:rPr>
+                <w:sz w:val="20"/>
+              </w:rPr>
+            </w:pPr>
+            <w:r>
+              <w:rPr>
+                <w:sz w:val="20"/>
+              </w:rPr>
+              <w:t>price</w:t>
+            </w:r>
+          </w:p>
+        </w:tc>
+        <w:tc>
+          <w:tcPr>
+            <w:tcW w:w="1685" w:type="dxa"/>
+          </w:tcPr>
+          <w:p>
+            <w:pPr>
+              <w:rPr>
+                <w:sz w:val="20"/>
+              </w:rPr>
+            </w:pPr>
+            <w:r>
+              <w:rPr>
+                <w:sz w:val="20"/>
+              </w:rPr>
+              <w:t>Double</w:t>
+            </w:r>
+          </w:p>
+        </w:tc>
+        <w:tc>
+          <w:tcPr>
+            <w:tcW w:w="2204" w:type="dxa"/>
+          </w:tcPr>
+          <w:p>
+            <w:pPr>
+              <w:rPr>
+                <w:sz w:val="20"/>
+              </w:rPr>
+            </w:pPr>
+            <w:r>
+              <w:rPr>
+                <w:sz w:val="20"/>
+              </w:rPr>
+              <w:t>Not null &gt;0</w:t>
+            </w:r>
+          </w:p>
+        </w:tc>
+        <w:tc>
+          <w:tcPr>
+            <w:tcW w:w="3041" w:type="dxa"/>
+          </w:tcPr>
+          <w:p>
+            <w:pPr>
+              <w:rPr>
+                <w:sz w:val="20"/>
+              </w:rPr>
+            </w:pPr>
+            <w:r>
+              <w:rPr>
+                <w:sz w:val="20"/>
+              </w:rPr>
+              <w:t>Giá vé trong suất chiếu</w:t>
             </w:r>
           </w:p>
         </w:tc>
@@ -3763,6 +3807,7 @@
                 <w:b/>
                 <w:sz w:val="20"/>
               </w:rPr>
+              <w:lastRenderedPageBreak/>
               <w:t>Thuộc tính</w:t>
             </w:r>
           </w:p>
@@ -4228,7 +4273,6 @@
         <w:rPr>
           <w:b/>
         </w:rPr>
-        <w:lastRenderedPageBreak/>
         <w:t>Ràng buộc nghiệp vụ:</w:t>
       </w:r>
     </w:p>
@@ -4967,6 +5011,7 @@
         <w:rPr>
           <w:b/>
         </w:rPr>
+        <w:lastRenderedPageBreak/>
         <w:t>Ràng buộc nghiệp vụ:</w:t>
       </w:r>
     </w:p>
@@ -5409,7 +5454,6 @@
               <w:rPr>
                 <w:sz w:val="20"/>
               </w:rPr>
-              <w:lastRenderedPageBreak/>
               <w:t>validTo</w:t>
             </w:r>
           </w:p>
@@ -5959,6 +6003,7 @@
               <w:rPr>
                 <w:sz w:val="20"/>
               </w:rPr>
+              <w:lastRenderedPageBreak/>
               <w:t>Showtime</w:t>
             </w:r>
           </w:p>
@@ -6341,7 +6386,6 @@
         <w:pStyle w:val="ListBullet"/>
       </w:pPr>
       <w:r>
-        <w:lastRenderedPageBreak/>
         <w:t>role = STAFF → mở Staff page (bán vé, xem lịch chiếu, ...)</w:t>
       </w:r>
     </w:p>
@@ -6658,13 +6702,7 @@
               <w:rPr>
                 <w:sz w:val="20"/>
               </w:rPr>
-              <w:t>P</w:t>
-            </w:r>
-            <w:r>
-              <w:rPr>
-                <w:sz w:val="20"/>
-              </w:rPr>
-              <w:t>assword</w:t>
+              <w:t>Password</w:t>
             </w:r>
           </w:p>
         </w:tc>
@@ -6957,6 +6995,7 @@
         <w:rPr>
           <w:rFonts w:ascii="Times New Roman" w:hAnsi="Times New Roman"/>
         </w:rPr>
+        <w:lastRenderedPageBreak/>
         <w:t>6.2. Bảng movies</w:t>
       </w:r>
       <w:r>
@@ -8089,27 +8128,19 @@
               <w:rPr>
                 <w:sz w:val="20"/>
               </w:rPr>
-              <w:t xml:space="preserve">NOT NULL, CHECK &gt; </w:t>
-            </w:r>
-            <w:r>
-              <w:rPr>
-                <w:sz w:val="20"/>
-              </w:rPr>
-              <w:lastRenderedPageBreak/>
-              <w:t>0</w:t>
-            </w:r>
-          </w:p>
-        </w:tc>
-        <w:tc>
-          <w:tcPr>
-            <w:tcW w:w="2160" w:type="dxa"/>
-          </w:tcPr>
-          <w:p>
-            <w:r>
-              <w:rPr>
-                <w:sz w:val="20"/>
-              </w:rPr>
-              <w:lastRenderedPageBreak/>
+              <w:t>NOT NULL, CHECK &gt; 0</w:t>
+            </w:r>
+          </w:p>
+        </w:tc>
+        <w:tc>
+          <w:tcPr>
+            <w:tcW w:w="2160" w:type="dxa"/>
+          </w:tcPr>
+          <w:p>
+            <w:r>
+              <w:rPr>
+                <w:sz w:val="20"/>
+              </w:rPr>
               <w:t>Tổng hàng</w:t>
             </w:r>
           </w:p>
@@ -9183,19 +9214,27 @@
               <w:rPr>
                 <w:sz w:val="20"/>
               </w:rPr>
-              <w:t>NOT NULL, CHECK &gt; start_time</w:t>
-            </w:r>
-          </w:p>
-        </w:tc>
-        <w:tc>
-          <w:tcPr>
-            <w:tcW w:w="2160" w:type="dxa"/>
-          </w:tcPr>
-          <w:p>
-            <w:r>
-              <w:rPr>
-                <w:sz w:val="20"/>
-              </w:rPr>
+              <w:t xml:space="preserve">NOT NULL, CHECK &gt; </w:t>
+            </w:r>
+            <w:r>
+              <w:rPr>
+                <w:sz w:val="20"/>
+              </w:rPr>
+              <w:lastRenderedPageBreak/>
+              <w:t>start_time</w:t>
+            </w:r>
+          </w:p>
+        </w:tc>
+        <w:tc>
+          <w:tcPr>
+            <w:tcW w:w="2160" w:type="dxa"/>
+          </w:tcPr>
+          <w:p>
+            <w:r>
+              <w:rPr>
+                <w:sz w:val="20"/>
+              </w:rPr>
+              <w:lastRenderedPageBreak/>
               <w:t>Giờ kết thúc</w:t>
             </w:r>
           </w:p>
@@ -9996,7 +10035,6 @@
               <w:rPr>
                 <w:sz w:val="20"/>
               </w:rPr>
-              <w:lastRenderedPageBreak/>
               <w:t>created_at</w:t>
             </w:r>
           </w:p>
@@ -10923,20 +10961,35 @@
               <w:rPr>
                 <w:sz w:val="20"/>
               </w:rPr>
-              <w:t>NOT NULL, DEFAULT 'VALID'</w:t>
-            </w:r>
-          </w:p>
-        </w:tc>
-        <w:tc>
-          <w:tcPr>
-            <w:tcW w:w="2160" w:type="dxa"/>
-          </w:tcPr>
-          <w:p>
-            <w:r>
-              <w:rPr>
-                <w:sz w:val="20"/>
-              </w:rPr>
-              <w:t>VALID | USED | CANCELLED</w:t>
+              <w:t xml:space="preserve">NOT NULL, </w:t>
+            </w:r>
+            <w:r>
+              <w:rPr>
+                <w:sz w:val="20"/>
+              </w:rPr>
+              <w:lastRenderedPageBreak/>
+              <w:t>DEFAULT 'VALID'</w:t>
+            </w:r>
+          </w:p>
+        </w:tc>
+        <w:tc>
+          <w:tcPr>
+            <w:tcW w:w="2160" w:type="dxa"/>
+          </w:tcPr>
+          <w:p>
+            <w:r>
+              <w:rPr>
+                <w:sz w:val="20"/>
+              </w:rPr>
+              <w:lastRenderedPageBreak/>
+              <w:t xml:space="preserve">VALID | USED | </w:t>
+            </w:r>
+            <w:r>
+              <w:rPr>
+                <w:sz w:val="20"/>
+              </w:rPr>
+              <w:lastRenderedPageBreak/>
+              <w:t>CANCELLED</w:t>
             </w:r>
           </w:p>
         </w:tc>
@@ -10950,6 +11003,7 @@
         <w:rPr>
           <w:rFonts w:ascii="Times New Roman" w:hAnsi="Times New Roman"/>
         </w:rPr>
+        <w:lastRenderedPageBreak/>
         <w:t>6.9. Bảng discounts</w:t>
       </w:r>
     </w:p>
@@ -11613,7 +11667,6 @@
         <w:pStyle w:val="ListBullet"/>
       </w:pPr>
       <w:r>
-        <w:lastRenderedPageBreak/>
         <w:t>show_seats.seat_id → seats.seat_id</w:t>
       </w:r>
     </w:p>
@@ -12181,6 +12234,7 @@
         <w:rPr>
           <w:color w:val="C00000"/>
         </w:rPr>
+        <w:lastRenderedPageBreak/>
         <w:t>9. Ghi chú logic bổ sung (đã cập nhật)</w:t>
       </w:r>
     </w:p>
@@ -12228,7 +12282,6 @@
         <w:pStyle w:val="Heading2"/>
       </w:pPr>
       <w:r>
-        <w:lastRenderedPageBreak/>
         <w:t>9.4. Validation minTicketQuantity của Discount</w:t>
       </w:r>
     </w:p>
@@ -13070,6 +13123,7 @@
   <w:style w:type="character" w:default="1" w:styleId="DefaultParagraphFont">
     <w:name w:val="Default Paragraph Font"/>
     <w:uiPriority w:val="1"/>
+    <w:semiHidden/>
     <w:unhideWhenUsed/>
   </w:style>
   <w:style w:type="table" w:default="1" w:styleId="TableNormal">
